--- a/docs/docx/8_sinif/unit1/U1_MD_01_Ders_Plani.docx
+++ b/docs/docx/8_sinif/unit1/U1_MD_01_Ders_Plani.docx
@@ -13,7 +13,7 @@
           <w:color w:val="C2410C"/>
           <w:sz w:val="38"/>
         </w:rPr>
-        <w:t>Ayrıntılı Ünite Ders Planı (8 Ders Saati)</w:t>
+        <w:t>8. Sınıf 1. Ünite — Ders Planı</w:t>
       </w:r>
     </w:p>
     <w:p>
@@ -38,7 +38,7 @@
           <w:color w:val="1F2937"/>
           <w:sz w:val="20"/>
         </w:rPr>
-        <w:t xml:space="preserve">**Sınıf:** 8  </w:t>
+        <w:t>**Ünite:** İnovatif Düşüncenin Geliştirilmesi, Fikirlerin Korunması ve Etik</w:t>
       </w:r>
     </w:p>
     <w:p>
@@ -49,7 +49,7 @@
           <w:color w:val="1F2937"/>
           <w:sz w:val="20"/>
         </w:rPr>
-        <w:t xml:space="preserve">**Ders:** Teknoloji ve Tasarım  </w:t>
+        <w:t>**Süre:** 8 ders saati</w:t>
       </w:r>
     </w:p>
     <w:p>
@@ -60,51 +60,7 @@
           <w:color w:val="1F2937"/>
           <w:sz w:val="20"/>
         </w:rPr>
-        <w:t xml:space="preserve">**Ünite:** 1. Ünite — İnovatif Düşüncenin Geliştirilmesi, Fikirlerin Korunması ve Etik  </w:t>
-      </w:r>
-    </w:p>
-    <w:p>
-      <w:r>
-        <w:rPr>
-          <w:rFonts w:ascii="Aptos" w:hAnsi="Aptos" w:eastAsia="Aptos"/>
-          <w:b w:val="0"/>
-          <w:color w:val="1F2937"/>
-          <w:sz w:val="20"/>
-        </w:rPr>
-        <w:t xml:space="preserve">**Süre:** 8 ders saati (4 hafta; haftada 2 × 40 dk, iki ders arasında 10 dakika ara)  </w:t>
-      </w:r>
-    </w:p>
-    <w:p>
-      <w:r>
-        <w:rPr>
-          <w:rFonts w:ascii="Aptos" w:hAnsi="Aptos" w:eastAsia="Aptos"/>
-          <w:b w:val="0"/>
-          <w:color w:val="1F2937"/>
-          <w:sz w:val="20"/>
-        </w:rPr>
-        <w:t xml:space="preserve">**Birincil kaynak:** [Türkiye Yüzyılı Maarif Modeli — 8. Sınıf 1. Ünite](https://tymm.meb.gov.tr/teknoloji-tasarim-dersi/unite/1446)  </w:t>
-      </w:r>
-    </w:p>
-    <w:p>
-      <w:r>
-        <w:rPr>
-          <w:rFonts w:ascii="Aptos" w:hAnsi="Aptos" w:eastAsia="Aptos"/>
-          <w:b w:val="0"/>
-          <w:color w:val="1F2937"/>
-          <w:sz w:val="20"/>
-        </w:rPr>
-        <w:t>**Canlı kaynak doğrulaması:** 13.09.2026</w:t>
-      </w:r>
-    </w:p>
-    <w:p>
-      <w:r>
-        <w:rPr>
-          <w:rFonts w:ascii="Aptos" w:hAnsi="Aptos" w:eastAsia="Aptos"/>
-          <w:b w:val="0"/>
-          <w:color w:val="1F2937"/>
-          <w:sz w:val="20"/>
-        </w:rPr>
-        <w:t>---</w:t>
+        <w:t>**Öğrenme çıktıları:** TT.8.1.1, TT.8.1.2, TT.8.1.3</w:t>
       </w:r>
     </w:p>
     <w:p>
@@ -118,7 +74,18 @@
           <w:color w:val="EA580C"/>
           <w:sz w:val="24"/>
         </w:rPr>
-        <w:t>1. Ünite genel bilgileri</w:t>
+        <w:t>Amaç</w:t>
+      </w:r>
+    </w:p>
+    <w:p>
+      <w:r>
+        <w:rPr>
+          <w:rFonts w:ascii="Aptos" w:hAnsi="Aptos" w:eastAsia="Aptos"/>
+          <w:b w:val="0"/>
+          <w:color w:val="1F2937"/>
+          <w:sz w:val="20"/>
+        </w:rPr>
+        <w:t>Öğrenci bir ihtiyacı fark eder, mevcut çözüme kanıtla bakar, geliştirme fikrini eskizle anlatır ve fikrî emeğe saygı için araştırma yönünü gerekçelendirir.</w:t>
       </w:r>
     </w:p>
     <w:p>
@@ -132,297 +99,7 @@
           <w:color w:val="EA580C"/>
           <w:sz w:val="24"/>
         </w:rPr>
-        <w:t>1.1. Ünitenin amacı</w:t>
-      </w:r>
-    </w:p>
-    <w:p>
-      <w:r>
-        <w:rPr>
-          <w:rFonts w:ascii="Aptos" w:hAnsi="Aptos" w:eastAsia="Aptos"/>
-          <w:b w:val="0"/>
-          <w:color w:val="1F2937"/>
-          <w:sz w:val="20"/>
-        </w:rPr>
-        <w:t>Öğrencilerin inovasyon ve AR-GE kavramlarını günlük yaşam örnekleri üzerinden sorgulaması; güvenilir kaynaklardan bilgi toplayıp doğrulaması; bir ihtiyaca yönelik inovatif ürün taslağı oluşturması amaçlanır. Öğrenciler ürün fikirlerinin teknik çözüm, görünüş, ad/işaret ve özgün eser boyutlarını ayırt ederek fikrî emeğe saygı ve etik sorumluluk bağlamında gerekçeli bir koruma yaklaşımı önerir.</w:t>
-      </w:r>
-    </w:p>
-    <w:p>
-      <w:r>
-        <w:rPr>
-          <w:rFonts w:ascii="Aptos" w:hAnsi="Aptos" w:eastAsia="Aptos"/>
-          <w:b w:val="0"/>
-          <w:color w:val="1F2937"/>
-          <w:sz w:val="20"/>
-        </w:rPr>
-        <w:t>Bu plan, öğrencinin “dünyada ilk olma” baskısı yaşamadan mevcut bir çözümün sınırlılığını fark etmesine, geliştirme önerisi üretmesine ve bu öneriyi eskizle açıklamasına dayanır. Gerçek tescil ya da başvuru yapılmaz; öğrenciler resmî kaynakları kullanarak bilgi toplama, doğrulama ve kayıt tutma becerisi geliştirir.</w:t>
-      </w:r>
-    </w:p>
-    <w:p>
-      <w:pPr>
-        <w:keepNext/>
-      </w:pPr>
-      <w:r>
-        <w:rPr>
-          <w:rFonts w:ascii="Aptos" w:hAnsi="Aptos" w:eastAsia="Aptos"/>
-          <w:b/>
-          <w:color w:val="EA580C"/>
-          <w:sz w:val="24"/>
-        </w:rPr>
-        <w:t>1.2. Temel kavramlar</w:t>
-      </w:r>
-    </w:p>
-    <w:p>
-      <w:r>
-        <w:rPr>
-          <w:rFonts w:ascii="Aptos" w:hAnsi="Aptos" w:eastAsia="Aptos"/>
-          <w:b w:val="0"/>
-          <w:color w:val="1F2937"/>
-          <w:sz w:val="20"/>
-        </w:rPr>
-        <w:t>İnovasyon, AR-GE, ihtiyaç, problem, kullanıcı, çözüm, taslak, eskiz, sürdürülebilirlik, etik, fikrî mülkiyet, sınai mülkiyet, patent, faydalı model, marka, tasarım tescili, telif hakkı, güvenilir kaynak, doğrulama.</w:t>
-      </w:r>
-    </w:p>
-    <w:p>
-      <w:pPr>
-        <w:keepNext/>
-      </w:pPr>
-      <w:r>
-        <w:rPr>
-          <w:rFonts w:ascii="Aptos" w:hAnsi="Aptos" w:eastAsia="Aptos"/>
-          <w:b/>
-          <w:color w:val="EA580C"/>
-          <w:sz w:val="24"/>
-        </w:rPr>
-        <w:t>1.3. Öğrenme çıktıları ve süreç bileşenleri</w:t>
-      </w:r>
-    </w:p>
-    <w:p>
-      <w:r>
-        <w:rPr>
-          <w:rFonts w:ascii="Aptos" w:hAnsi="Aptos" w:eastAsia="Aptos"/>
-          <w:b w:val="0"/>
-          <w:color w:val="1F2937"/>
-          <w:sz w:val="20"/>
-        </w:rPr>
-        <w:t>**TT.8.1.1 — İnovasyon ve AR-GE kavramlarını sorgulayabilme**</w:t>
-      </w:r>
-    </w:p>
-    <w:p>
-      <w:pPr>
-        <w:pStyle w:val="ListBullet"/>
-      </w:pPr>
-      <w:r>
-        <w:rPr>
-          <w:rFonts w:ascii="Aptos" w:hAnsi="Aptos" w:eastAsia="Aptos"/>
-          <w:b w:val="0"/>
-          <w:color w:val="1F2937"/>
-          <w:sz w:val="20"/>
-        </w:rPr>
-        <w:t>İnovasyon ve AR-GE kavramlarını tanımlar.</w:t>
-      </w:r>
-    </w:p>
-    <w:p>
-      <w:pPr>
-        <w:pStyle w:val="ListBullet"/>
-      </w:pPr>
-      <w:r>
-        <w:rPr>
-          <w:rFonts w:ascii="Aptos" w:hAnsi="Aptos" w:eastAsia="Aptos"/>
-          <w:b w:val="0"/>
-          <w:color w:val="1F2937"/>
-          <w:sz w:val="20"/>
-        </w:rPr>
-        <w:t>İnovasyon ve AR-GE kavramları ile ilgili sorular sorar.</w:t>
-      </w:r>
-    </w:p>
-    <w:p>
-      <w:pPr>
-        <w:pStyle w:val="ListBullet"/>
-      </w:pPr>
-      <w:r>
-        <w:rPr>
-          <w:rFonts w:ascii="Aptos" w:hAnsi="Aptos" w:eastAsia="Aptos"/>
-          <w:b w:val="0"/>
-          <w:color w:val="1F2937"/>
-          <w:sz w:val="20"/>
-        </w:rPr>
-        <w:t>İnovasyon ve AR-GE kavramları hakkında bilgi toplar.</w:t>
-      </w:r>
-    </w:p>
-    <w:p>
-      <w:pPr>
-        <w:pStyle w:val="ListBullet"/>
-      </w:pPr>
-      <w:r>
-        <w:rPr>
-          <w:rFonts w:ascii="Aptos" w:hAnsi="Aptos" w:eastAsia="Aptos"/>
-          <w:b w:val="0"/>
-          <w:color w:val="1F2937"/>
-          <w:sz w:val="20"/>
-        </w:rPr>
-        <w:t>İnovasyon ve AR-GE kavramları hakkındaki bilgilerin doğruluğunu değerlendirir.</w:t>
-      </w:r>
-    </w:p>
-    <w:p>
-      <w:pPr>
-        <w:pStyle w:val="ListBullet"/>
-      </w:pPr>
-      <w:r>
-        <w:rPr>
-          <w:rFonts w:ascii="Aptos" w:hAnsi="Aptos" w:eastAsia="Aptos"/>
-          <w:b w:val="0"/>
-          <w:color w:val="1F2937"/>
-          <w:sz w:val="20"/>
-        </w:rPr>
-        <w:t>İnovasyon ve AR-GE kavramları hakkında çıkarım yapar.</w:t>
-      </w:r>
-    </w:p>
-    <w:p>
-      <w:r>
-        <w:rPr>
-          <w:rFonts w:ascii="Aptos" w:hAnsi="Aptos" w:eastAsia="Aptos"/>
-          <w:b w:val="0"/>
-          <w:color w:val="1F2937"/>
-          <w:sz w:val="20"/>
-        </w:rPr>
-        <w:t>**TT.8.1.2 — İnovatif bir ürünün taslağını oluşturabilme**</w:t>
-      </w:r>
-    </w:p>
-    <w:p>
-      <w:pPr>
-        <w:pStyle w:val="ListBullet"/>
-      </w:pPr>
-      <w:r>
-        <w:rPr>
-          <w:rFonts w:ascii="Aptos" w:hAnsi="Aptos" w:eastAsia="Aptos"/>
-          <w:b w:val="0"/>
-          <w:color w:val="1F2937"/>
-          <w:sz w:val="20"/>
-        </w:rPr>
-        <w:t>İnovatif bir ürün tasarımı oluşturmak üzere problem ve konu belirler.</w:t>
-      </w:r>
-    </w:p>
-    <w:p>
-      <w:pPr>
-        <w:pStyle w:val="ListBullet"/>
-      </w:pPr>
-      <w:r>
-        <w:rPr>
-          <w:rFonts w:ascii="Aptos" w:hAnsi="Aptos" w:eastAsia="Aptos"/>
-          <w:b w:val="0"/>
-          <w:color w:val="1F2937"/>
-          <w:sz w:val="20"/>
-        </w:rPr>
-        <w:t>İnovatif tasarım problemi ile ilgili konu, tema veya kavrama yönelik inceleme yapar.</w:t>
-      </w:r>
-    </w:p>
-    <w:p>
-      <w:pPr>
-        <w:pStyle w:val="ListBullet"/>
-      </w:pPr>
-      <w:r>
-        <w:rPr>
-          <w:rFonts w:ascii="Aptos" w:hAnsi="Aptos" w:eastAsia="Aptos"/>
-          <w:b w:val="0"/>
-          <w:color w:val="1F2937"/>
-          <w:sz w:val="20"/>
-        </w:rPr>
-        <w:t>İnovatif tasarım probleminin çözümüne yönelik fikir geliştirir.</w:t>
-      </w:r>
-    </w:p>
-    <w:p>
-      <w:pPr>
-        <w:pStyle w:val="ListBullet"/>
-      </w:pPr>
-      <w:r>
-        <w:rPr>
-          <w:rFonts w:ascii="Aptos" w:hAnsi="Aptos" w:eastAsia="Aptos"/>
-          <w:b w:val="0"/>
-          <w:color w:val="1F2937"/>
-          <w:sz w:val="20"/>
-        </w:rPr>
-        <w:t>İnovasyon tasarımı ile ilgili konu, tema veya kavrama yönelik eskiz yapar.</w:t>
-      </w:r>
-    </w:p>
-    <w:p>
-      <w:r>
-        <w:rPr>
-          <w:rFonts w:ascii="Aptos" w:hAnsi="Aptos" w:eastAsia="Aptos"/>
-          <w:b w:val="0"/>
-          <w:color w:val="1F2937"/>
-          <w:sz w:val="20"/>
-        </w:rPr>
-        <w:t>**TT.8.1.3 — Fikrî ve Sınai Mülkiyet Haklarının Korunması hakkında bilgi toplayabilme**</w:t>
-      </w:r>
-    </w:p>
-    <w:p>
-      <w:pPr>
-        <w:pStyle w:val="ListBullet"/>
-      </w:pPr>
-      <w:r>
-        <w:rPr>
-          <w:rFonts w:ascii="Aptos" w:hAnsi="Aptos" w:eastAsia="Aptos"/>
-          <w:b w:val="0"/>
-          <w:color w:val="1F2937"/>
-          <w:sz w:val="20"/>
-        </w:rPr>
-        <w:t>Bilgiye ulaşmak için kullanacağı araçları belirler.</w:t>
-      </w:r>
-    </w:p>
-    <w:p>
-      <w:pPr>
-        <w:pStyle w:val="ListBullet"/>
-      </w:pPr>
-      <w:r>
-        <w:rPr>
-          <w:rFonts w:ascii="Aptos" w:hAnsi="Aptos" w:eastAsia="Aptos"/>
-          <w:b w:val="0"/>
-          <w:color w:val="1F2937"/>
-          <w:sz w:val="20"/>
-        </w:rPr>
-        <w:t>Bilgileri bulur.</w:t>
-      </w:r>
-    </w:p>
-    <w:p>
-      <w:pPr>
-        <w:pStyle w:val="ListBullet"/>
-      </w:pPr>
-      <w:r>
-        <w:rPr>
-          <w:rFonts w:ascii="Aptos" w:hAnsi="Aptos" w:eastAsia="Aptos"/>
-          <w:b w:val="0"/>
-          <w:color w:val="1F2937"/>
-          <w:sz w:val="20"/>
-        </w:rPr>
-        <w:t>Bilgileri doğrular.</w:t>
-      </w:r>
-    </w:p>
-    <w:p>
-      <w:pPr>
-        <w:pStyle w:val="ListBullet"/>
-      </w:pPr>
-      <w:r>
-        <w:rPr>
-          <w:rFonts w:ascii="Aptos" w:hAnsi="Aptos" w:eastAsia="Aptos"/>
-          <w:b w:val="0"/>
-          <w:color w:val="1F2937"/>
-          <w:sz w:val="20"/>
-        </w:rPr>
-        <w:t>Bilgileri kaydeder.</w:t>
-      </w:r>
-    </w:p>
-    <w:p>
-      <w:pPr>
-        <w:keepNext/>
-      </w:pPr>
-      <w:r>
-        <w:rPr>
-          <w:rFonts w:ascii="Aptos" w:hAnsi="Aptos" w:eastAsia="Aptos"/>
-          <w:b/>
-          <w:color w:val="EA580C"/>
-          <w:sz w:val="24"/>
-        </w:rPr>
-        <w:t>1.4. Programlar arası bileşenler</w:t>
+        <w:t>Uygulama akışı</w:t>
       </w:r>
     </w:p>
     <w:tbl>
@@ -431,8 +108,10 @@
         <w:tblLook w:firstColumn="1" w:firstRow="1" w:lastColumn="0" w:lastRow="0" w:noHBand="0" w:noVBand="1" w:val="04A0"/>
       </w:tblPr>
       <w:tblGrid>
-        <w:gridCol w:w="4819"/>
-        <w:gridCol w:w="4819"/>
+        <w:gridCol w:w="2409"/>
+        <w:gridCol w:w="2409"/>
+        <w:gridCol w:w="2409"/>
+        <w:gridCol w:w="2409"/>
       </w:tblGrid>
       <w:tr>
         <w:trPr>
@@ -441,7 +120,7 @@
         </w:trPr>
         <w:tc>
           <w:tcPr>
-            <w:tcW w:type="dxa" w:w="4819"/>
+            <w:tcW w:type="dxa" w:w="2409"/>
             <w:vAlign w:val="center"/>
             <w:shd w:fill="C2410C"/>
             <w:tcBorders>
@@ -462,13 +141,13 @@
                 <w:color w:val="FFFFFF"/>
                 <w:sz w:val="16"/>
               </w:rPr>
-              <w:t>Bileşen</w:t>
+              <w:t>Ders</w:t>
             </w:r>
           </w:p>
         </w:tc>
         <w:tc>
           <w:tcPr>
-            <w:tcW w:type="dxa" w:w="4819"/>
+            <w:tcW w:type="dxa" w:w="2409"/>
             <w:vAlign w:val="center"/>
             <w:shd w:fill="C2410C"/>
             <w:tcBorders>
@@ -489,7 +168,61 @@
                 <w:color w:val="FFFFFF"/>
                 <w:sz w:val="16"/>
               </w:rPr>
-              <w:t>Ünite içindeki kullanım</w:t>
+              <w:t>Öğrenme odağı</w:t>
+            </w:r>
+          </w:p>
+        </w:tc>
+        <w:tc>
+          <w:tcPr>
+            <w:tcW w:type="dxa" w:w="2409"/>
+            <w:vAlign w:val="center"/>
+            <w:shd w:fill="C2410C"/>
+            <w:tcBorders>
+              <w:top w:val="single" w:sz="4" w:color="D1D5DB"/>
+              <w:left w:val="single" w:sz="4" w:color="D1D5DB"/>
+              <w:bottom w:val="single" w:sz="4" w:color="D1D5DB"/>
+              <w:right w:val="single" w:sz="4" w:color="D1D5DB"/>
+            </w:tcBorders>
+          </w:tcPr>
+          <w:p>
+            <w:pPr>
+              <w:spacing w:after="0"/>
+            </w:pPr>
+            <w:r>
+              <w:rPr>
+                <w:rFonts w:ascii="Aptos" w:hAnsi="Aptos" w:eastAsia="Aptos"/>
+                <w:b/>
+                <w:color w:val="FFFFFF"/>
+                <w:sz w:val="16"/>
+              </w:rPr>
+              <w:t>Sınıfta yapılacak iş</w:t>
+            </w:r>
+          </w:p>
+        </w:tc>
+        <w:tc>
+          <w:tcPr>
+            <w:tcW w:type="dxa" w:w="2409"/>
+            <w:vAlign w:val="center"/>
+            <w:shd w:fill="C2410C"/>
+            <w:tcBorders>
+              <w:top w:val="single" w:sz="4" w:color="D1D5DB"/>
+              <w:left w:val="single" w:sz="4" w:color="D1D5DB"/>
+              <w:bottom w:val="single" w:sz="4" w:color="D1D5DB"/>
+              <w:right w:val="single" w:sz="4" w:color="D1D5DB"/>
+            </w:tcBorders>
+          </w:tcPr>
+          <w:p>
+            <w:pPr>
+              <w:spacing w:after="0"/>
+            </w:pPr>
+            <w:r>
+              <w:rPr>
+                <w:rFonts w:ascii="Aptos" w:hAnsi="Aptos" w:eastAsia="Aptos"/>
+                <w:b/>
+                <w:color w:val="FFFFFF"/>
+                <w:sz w:val="16"/>
+              </w:rPr>
+              <w:t>Kanıt</w:t>
             </w:r>
           </w:p>
         </w:tc>
@@ -500,7 +233,7 @@
         </w:trPr>
         <w:tc>
           <w:tcPr>
-            <w:tcW w:type="dxa" w:w="4819"/>
+            <w:tcW w:type="dxa" w:w="2409"/>
             <w:vAlign w:val="center"/>
             <w:shd w:fill="FFFFFF"/>
             <w:tcBorders>
@@ -521,13 +254,13 @@
                 <w:color w:val="1F2937"/>
                 <w:sz w:val="16"/>
               </w:rPr>
-              <w:t>Alan becerisi</w:t>
+              <w:t>1</w:t>
             </w:r>
           </w:p>
         </w:tc>
         <w:tc>
           <w:tcPr>
-            <w:tcW w:type="dxa" w:w="4819"/>
+            <w:tcW w:type="dxa" w:w="2409"/>
             <w:vAlign w:val="center"/>
             <w:shd w:fill="FFFFFF"/>
             <w:tcBorders>
@@ -548,7 +281,61 @@
                 <w:color w:val="1F2937"/>
                 <w:sz w:val="16"/>
               </w:rPr>
-              <w:t>**TSRMAB1.1 Taslak Oluşturma:** İhtiyaçtan yola çıkarak işleyişi gösteren eskiz üretme.</w:t>
+              <w:t>İnovasyon ve AR-GE</w:t>
+            </w:r>
+          </w:p>
+        </w:tc>
+        <w:tc>
+          <w:tcPr>
+            <w:tcW w:type="dxa" w:w="2409"/>
+            <w:vAlign w:val="center"/>
+            <w:shd w:fill="FFFFFF"/>
+            <w:tcBorders>
+              <w:top w:val="single" w:sz="4" w:color="D1D5DB"/>
+              <w:left w:val="single" w:sz="4" w:color="D1D5DB"/>
+              <w:bottom w:val="single" w:sz="4" w:color="D1D5DB"/>
+              <w:right w:val="single" w:sz="4" w:color="D1D5DB"/>
+            </w:tcBorders>
+          </w:tcPr>
+          <w:p>
+            <w:pPr>
+              <w:spacing w:after="0"/>
+            </w:pPr>
+            <w:r>
+              <w:rPr>
+                <w:rFonts w:ascii="Aptos" w:hAnsi="Aptos" w:eastAsia="Aptos"/>
+                <w:b w:val="0"/>
+                <w:color w:val="1F2937"/>
+                <w:sz w:val="16"/>
+              </w:rPr>
+              <w:t>Ön değerlendirme; değişiklik ile değer örneklerini ayırma</w:t>
+            </w:r>
+          </w:p>
+        </w:tc>
+        <w:tc>
+          <w:tcPr>
+            <w:tcW w:type="dxa" w:w="2409"/>
+            <w:vAlign w:val="center"/>
+            <w:shd w:fill="FFFFFF"/>
+            <w:tcBorders>
+              <w:top w:val="single" w:sz="4" w:color="D1D5DB"/>
+              <w:left w:val="single" w:sz="4" w:color="D1D5DB"/>
+              <w:bottom w:val="single" w:sz="4" w:color="D1D5DB"/>
+              <w:right w:val="single" w:sz="4" w:color="D1D5DB"/>
+            </w:tcBorders>
+          </w:tcPr>
+          <w:p>
+            <w:pPr>
+              <w:spacing w:after="0"/>
+            </w:pPr>
+            <w:r>
+              <w:rPr>
+                <w:rFonts w:ascii="Aptos" w:hAnsi="Aptos" w:eastAsia="Aptos"/>
+                <w:b w:val="0"/>
+                <w:color w:val="1F2937"/>
+                <w:sz w:val="16"/>
+              </w:rPr>
+              <w:t>Kavram haritası</w:t>
             </w:r>
           </w:p>
         </w:tc>
@@ -559,7 +346,7 @@
         </w:trPr>
         <w:tc>
           <w:tcPr>
-            <w:tcW w:type="dxa" w:w="4819"/>
+            <w:tcW w:type="dxa" w:w="2409"/>
             <w:vAlign w:val="center"/>
             <w:shd w:fill="FFF8F3"/>
             <w:tcBorders>
@@ -580,13 +367,13 @@
                 <w:color w:val="1F2937"/>
                 <w:sz w:val="16"/>
               </w:rPr>
-              <w:t>Kavramsal beceriler</w:t>
+              <w:t>2</w:t>
             </w:r>
           </w:p>
         </w:tc>
         <w:tc>
           <w:tcPr>
-            <w:tcW w:type="dxa" w:w="4819"/>
+            <w:tcW w:type="dxa" w:w="2409"/>
             <w:vAlign w:val="center"/>
             <w:shd w:fill="FFF8F3"/>
             <w:tcBorders>
@@ -607,7 +394,61 @@
                 <w:color w:val="1F2937"/>
                 <w:sz w:val="16"/>
               </w:rPr>
-              <w:t>**KB2.6 Bilgi Toplama**, **KB2.8 Sorgulama:** Kaynak seçme, iddiayı kanıtla karşılaştırma, çözümün gerekliliğini sorgulama.</w:t>
+              <w:t>Kanıtla araştırma</w:t>
+            </w:r>
+          </w:p>
+        </w:tc>
+        <w:tc>
+          <w:tcPr>
+            <w:tcW w:type="dxa" w:w="2409"/>
+            <w:vAlign w:val="center"/>
+            <w:shd w:fill="FFF8F3"/>
+            <w:tcBorders>
+              <w:top w:val="single" w:sz="4" w:color="D1D5DB"/>
+              <w:left w:val="single" w:sz="4" w:color="D1D5DB"/>
+              <w:bottom w:val="single" w:sz="4" w:color="D1D5DB"/>
+              <w:right w:val="single" w:sz="4" w:color="D1D5DB"/>
+            </w:tcBorders>
+          </w:tcPr>
+          <w:p>
+            <w:pPr>
+              <w:spacing w:after="0"/>
+            </w:pPr>
+            <w:r>
+              <w:rPr>
+                <w:rFonts w:ascii="Aptos" w:hAnsi="Aptos" w:eastAsia="Aptos"/>
+                <w:b w:val="0"/>
+                <w:color w:val="1F2937"/>
+                <w:sz w:val="16"/>
+              </w:rPr>
+              <w:t>Bir inovasyon örneği için kaynak, tarih ve iddia kaydı</w:t>
+            </w:r>
+          </w:p>
+        </w:tc>
+        <w:tc>
+          <w:tcPr>
+            <w:tcW w:type="dxa" w:w="2409"/>
+            <w:vAlign w:val="center"/>
+            <w:shd w:fill="FFF8F3"/>
+            <w:tcBorders>
+              <w:top w:val="single" w:sz="4" w:color="D1D5DB"/>
+              <w:left w:val="single" w:sz="4" w:color="D1D5DB"/>
+              <w:bottom w:val="single" w:sz="4" w:color="D1D5DB"/>
+              <w:right w:val="single" w:sz="4" w:color="D1D5DB"/>
+            </w:tcBorders>
+          </w:tcPr>
+          <w:p>
+            <w:pPr>
+              <w:spacing w:after="0"/>
+            </w:pPr>
+            <w:r>
+              <w:rPr>
+                <w:rFonts w:ascii="Aptos" w:hAnsi="Aptos" w:eastAsia="Aptos"/>
+                <w:b w:val="0"/>
+                <w:color w:val="1F2937"/>
+                <w:sz w:val="16"/>
+              </w:rPr>
+              <w:t>Grup araştırma notu</w:t>
             </w:r>
           </w:p>
         </w:tc>
@@ -618,7 +459,7 @@
         </w:trPr>
         <w:tc>
           <w:tcPr>
-            <w:tcW w:type="dxa" w:w="4819"/>
+            <w:tcW w:type="dxa" w:w="2409"/>
             <w:vAlign w:val="center"/>
             <w:shd w:fill="FFFFFF"/>
             <w:tcBorders>
@@ -639,13 +480,13 @@
                 <w:color w:val="1F2937"/>
                 <w:sz w:val="16"/>
               </w:rPr>
-              <w:t>Eğilimler</w:t>
+              <w:t>3</w:t>
             </w:r>
           </w:p>
         </w:tc>
         <w:tc>
           <w:tcPr>
-            <w:tcW w:type="dxa" w:w="4819"/>
+            <w:tcW w:type="dxa" w:w="2409"/>
             <w:vAlign w:val="center"/>
             <w:shd w:fill="FFFFFF"/>
             <w:tcBorders>
@@ -666,7 +507,61 @@
                 <w:color w:val="1F2937"/>
                 <w:sz w:val="16"/>
               </w:rPr>
-              <w:t>**E1.1 Merak, E2.2 Sorumluluk, E3.3 Yaratıcılık, E3.5 Açık Fikirlilik, E3.6 Analitiklik, E3.7 Sistematiklik.**</w:t>
+              <w:t>İhtiyaç ve problem</w:t>
+            </w:r>
+          </w:p>
+        </w:tc>
+        <w:tc>
+          <w:tcPr>
+            <w:tcW w:type="dxa" w:w="2409"/>
+            <w:vAlign w:val="center"/>
+            <w:shd w:fill="FFFFFF"/>
+            <w:tcBorders>
+              <w:top w:val="single" w:sz="4" w:color="D1D5DB"/>
+              <w:left w:val="single" w:sz="4" w:color="D1D5DB"/>
+              <w:bottom w:val="single" w:sz="4" w:color="D1D5DB"/>
+              <w:right w:val="single" w:sz="4" w:color="D1D5DB"/>
+            </w:tcBorders>
+          </w:tcPr>
+          <w:p>
+            <w:pPr>
+              <w:spacing w:after="0"/>
+            </w:pPr>
+            <w:r>
+              <w:rPr>
+                <w:rFonts w:ascii="Aptos" w:hAnsi="Aptos" w:eastAsia="Aptos"/>
+                <w:b w:val="0"/>
+                <w:color w:val="1F2937"/>
+                <w:sz w:val="16"/>
+              </w:rPr>
+              <w:t>Gözlemden açık problem cümlesine geçme</w:t>
+            </w:r>
+          </w:p>
+        </w:tc>
+        <w:tc>
+          <w:tcPr>
+            <w:tcW w:type="dxa" w:w="2409"/>
+            <w:vAlign w:val="center"/>
+            <w:shd w:fill="FFFFFF"/>
+            <w:tcBorders>
+              <w:top w:val="single" w:sz="4" w:color="D1D5DB"/>
+              <w:left w:val="single" w:sz="4" w:color="D1D5DB"/>
+              <w:bottom w:val="single" w:sz="4" w:color="D1D5DB"/>
+              <w:right w:val="single" w:sz="4" w:color="D1D5DB"/>
+            </w:tcBorders>
+          </w:tcPr>
+          <w:p>
+            <w:pPr>
+              <w:spacing w:after="0"/>
+            </w:pPr>
+            <w:r>
+              <w:rPr>
+                <w:rFonts w:ascii="Aptos" w:hAnsi="Aptos" w:eastAsia="Aptos"/>
+                <w:b w:val="0"/>
+                <w:color w:val="1F2937"/>
+                <w:sz w:val="16"/>
+              </w:rPr>
+              <w:t>Bireysel çalışma 1</w:t>
             </w:r>
           </w:p>
         </w:tc>
@@ -677,7 +572,7 @@
         </w:trPr>
         <w:tc>
           <w:tcPr>
-            <w:tcW w:type="dxa" w:w="4819"/>
+            <w:tcW w:type="dxa" w:w="2409"/>
             <w:vAlign w:val="center"/>
             <w:shd w:fill="FFF8F3"/>
             <w:tcBorders>
@@ -698,13 +593,13 @@
                 <w:color w:val="1F2937"/>
                 <w:sz w:val="16"/>
               </w:rPr>
-              <w:t>Sosyal-duygusal öğrenme</w:t>
+              <w:t>4</w:t>
             </w:r>
           </w:p>
         </w:tc>
         <w:tc>
           <w:tcPr>
-            <w:tcW w:type="dxa" w:w="4819"/>
+            <w:tcW w:type="dxa" w:w="2409"/>
             <w:vAlign w:val="center"/>
             <w:shd w:fill="FFF8F3"/>
             <w:tcBorders>
@@ -725,7 +620,61 @@
                 <w:color w:val="1F2937"/>
                 <w:sz w:val="16"/>
               </w:rPr>
-              <w:t>**SDB1.1, SDB1.2, SDB2.1, SDB2.2, SDB2.3, SDB3.2, SDB3.3:** Öz farkındalık, düzenleme, iletişim, iş birliği, sosyal farkındalık, esneklik ve sorumlu karar verme.</w:t>
+              <w:t>Mevcut çözüm</w:t>
+            </w:r>
+          </w:p>
+        </w:tc>
+        <w:tc>
+          <w:tcPr>
+            <w:tcW w:type="dxa" w:w="2409"/>
+            <w:vAlign w:val="center"/>
+            <w:shd w:fill="FFF8F3"/>
+            <w:tcBorders>
+              <w:top w:val="single" w:sz="4" w:color="D1D5DB"/>
+              <w:left w:val="single" w:sz="4" w:color="D1D5DB"/>
+              <w:bottom w:val="single" w:sz="4" w:color="D1D5DB"/>
+              <w:right w:val="single" w:sz="4" w:color="D1D5DB"/>
+            </w:tcBorders>
+          </w:tcPr>
+          <w:p>
+            <w:pPr>
+              <w:spacing w:after="0"/>
+            </w:pPr>
+            <w:r>
+              <w:rPr>
+                <w:rFonts w:ascii="Aptos" w:hAnsi="Aptos" w:eastAsia="Aptos"/>
+                <w:b w:val="0"/>
+                <w:color w:val="1F2937"/>
+                <w:sz w:val="16"/>
+              </w:rPr>
+              <w:t>Güçlü yön, sınırlılık ve kullanıcı ihtiyacını inceleme</w:t>
+            </w:r>
+          </w:p>
+        </w:tc>
+        <w:tc>
+          <w:tcPr>
+            <w:tcW w:type="dxa" w:w="2409"/>
+            <w:vAlign w:val="center"/>
+            <w:shd w:fill="FFF8F3"/>
+            <w:tcBorders>
+              <w:top w:val="single" w:sz="4" w:color="D1D5DB"/>
+              <w:left w:val="single" w:sz="4" w:color="D1D5DB"/>
+              <w:bottom w:val="single" w:sz="4" w:color="D1D5DB"/>
+              <w:right w:val="single" w:sz="4" w:color="D1D5DB"/>
+            </w:tcBorders>
+          </w:tcPr>
+          <w:p>
+            <w:pPr>
+              <w:spacing w:after="0"/>
+            </w:pPr>
+            <w:r>
+              <w:rPr>
+                <w:rFonts w:ascii="Aptos" w:hAnsi="Aptos" w:eastAsia="Aptos"/>
+                <w:b w:val="0"/>
+                <w:color w:val="1F2937"/>
+                <w:sz w:val="16"/>
+              </w:rPr>
+              <w:t>Bireysel çalışma 2</w:t>
             </w:r>
           </w:p>
         </w:tc>
@@ -736,7 +685,7 @@
         </w:trPr>
         <w:tc>
           <w:tcPr>
-            <w:tcW w:type="dxa" w:w="4819"/>
+            <w:tcW w:type="dxa" w:w="2409"/>
             <w:vAlign w:val="center"/>
             <w:shd w:fill="FFFFFF"/>
             <w:tcBorders>
@@ -757,13 +706,13 @@
                 <w:color w:val="1F2937"/>
                 <w:sz w:val="16"/>
               </w:rPr>
-              <w:t>Değerler</w:t>
+              <w:t>5</w:t>
             </w:r>
           </w:p>
         </w:tc>
         <w:tc>
           <w:tcPr>
-            <w:tcW w:type="dxa" w:w="4819"/>
+            <w:tcW w:type="dxa" w:w="2409"/>
             <w:vAlign w:val="center"/>
             <w:shd w:fill="FFFFFF"/>
             <w:tcBorders>
@@ -784,7 +733,61 @@
                 <w:color w:val="1F2937"/>
                 <w:sz w:val="16"/>
               </w:rPr>
-              <w:t>**D1 Adalet, D3 Çalışkanlık, D4 Dostluk, D19 Vatanseverlik:** Emeğe saygı, kaynak gösterme, yapıcı akran dönütü ve toplumsal fayda.</w:t>
+              <w:t>Fikir ve eskiz</w:t>
+            </w:r>
+          </w:p>
+        </w:tc>
+        <w:tc>
+          <w:tcPr>
+            <w:tcW w:type="dxa" w:w="2409"/>
+            <w:vAlign w:val="center"/>
+            <w:shd w:fill="FFFFFF"/>
+            <w:tcBorders>
+              <w:top w:val="single" w:sz="4" w:color="D1D5DB"/>
+              <w:left w:val="single" w:sz="4" w:color="D1D5DB"/>
+              <w:bottom w:val="single" w:sz="4" w:color="D1D5DB"/>
+              <w:right w:val="single" w:sz="4" w:color="D1D5DB"/>
+            </w:tcBorders>
+          </w:tcPr>
+          <w:p>
+            <w:pPr>
+              <w:spacing w:after="0"/>
+            </w:pPr>
+            <w:r>
+              <w:rPr>
+                <w:rFonts w:ascii="Aptos" w:hAnsi="Aptos" w:eastAsia="Aptos"/>
+                <w:b w:val="0"/>
+                <w:color w:val="1F2937"/>
+                <w:sz w:val="16"/>
+              </w:rPr>
+              <w:t>Ölçütle fikir seçme; işleyişi etiketleme</w:t>
+            </w:r>
+          </w:p>
+        </w:tc>
+        <w:tc>
+          <w:tcPr>
+            <w:tcW w:type="dxa" w:w="2409"/>
+            <w:vAlign w:val="center"/>
+            <w:shd w:fill="FFFFFF"/>
+            <w:tcBorders>
+              <w:top w:val="single" w:sz="4" w:color="D1D5DB"/>
+              <w:left w:val="single" w:sz="4" w:color="D1D5DB"/>
+              <w:bottom w:val="single" w:sz="4" w:color="D1D5DB"/>
+              <w:right w:val="single" w:sz="4" w:color="D1D5DB"/>
+            </w:tcBorders>
+          </w:tcPr>
+          <w:p>
+            <w:pPr>
+              <w:spacing w:after="0"/>
+            </w:pPr>
+            <w:r>
+              <w:rPr>
+                <w:rFonts w:ascii="Aptos" w:hAnsi="Aptos" w:eastAsia="Aptos"/>
+                <w:b w:val="0"/>
+                <w:color w:val="1F2937"/>
+                <w:sz w:val="16"/>
+              </w:rPr>
+              <w:t>Bireysel çalışma 3</w:t>
             </w:r>
           </w:p>
         </w:tc>
@@ -795,7 +798,7 @@
         </w:trPr>
         <w:tc>
           <w:tcPr>
-            <w:tcW w:type="dxa" w:w="4819"/>
+            <w:tcW w:type="dxa" w:w="2409"/>
             <w:vAlign w:val="center"/>
             <w:shd w:fill="FFF8F3"/>
             <w:tcBorders>
@@ -816,13 +819,13 @@
                 <w:color w:val="1F2937"/>
                 <w:sz w:val="16"/>
               </w:rPr>
-              <w:t>Okuryazarlık becerileri</w:t>
+              <w:t>6</w:t>
             </w:r>
           </w:p>
         </w:tc>
         <w:tc>
           <w:tcPr>
-            <w:tcW w:type="dxa" w:w="4819"/>
+            <w:tcW w:type="dxa" w:w="2409"/>
             <w:vAlign w:val="center"/>
             <w:shd w:fill="FFF8F3"/>
             <w:tcBorders>
@@ -843,7 +846,61 @@
                 <w:color w:val="1F2937"/>
                 <w:sz w:val="16"/>
               </w:rPr>
-              <w:t>**OB1 Bilgi, OB2 Dijital, OB4 Görsel, OB7 Veri, OB8 Sürdürülebilirlik Okuryazarlığı.**</w:t>
+              <w:t>Emeğe saygı</w:t>
+            </w:r>
+          </w:p>
+        </w:tc>
+        <w:tc>
+          <w:tcPr>
+            <w:tcW w:type="dxa" w:w="2409"/>
+            <w:vAlign w:val="center"/>
+            <w:shd w:fill="FFF8F3"/>
+            <w:tcBorders>
+              <w:top w:val="single" w:sz="4" w:color="D1D5DB"/>
+              <w:left w:val="single" w:sz="4" w:color="D1D5DB"/>
+              <w:bottom w:val="single" w:sz="4" w:color="D1D5DB"/>
+              <w:right w:val="single" w:sz="4" w:color="D1D5DB"/>
+            </w:tcBorders>
+          </w:tcPr>
+          <w:p>
+            <w:pPr>
+              <w:spacing w:after="0"/>
+            </w:pPr>
+            <w:r>
+              <w:rPr>
+                <w:rFonts w:ascii="Aptos" w:hAnsi="Aptos" w:eastAsia="Aptos"/>
+                <w:b w:val="0"/>
+                <w:color w:val="1F2937"/>
+                <w:sz w:val="16"/>
+              </w:rPr>
+              <w:t>Hak türlerini karıştırmadan araştırma sorusu kurma</w:t>
+            </w:r>
+          </w:p>
+        </w:tc>
+        <w:tc>
+          <w:tcPr>
+            <w:tcW w:type="dxa" w:w="2409"/>
+            <w:vAlign w:val="center"/>
+            <w:shd w:fill="FFF8F3"/>
+            <w:tcBorders>
+              <w:top w:val="single" w:sz="4" w:color="D1D5DB"/>
+              <w:left w:val="single" w:sz="4" w:color="D1D5DB"/>
+              <w:bottom w:val="single" w:sz="4" w:color="D1D5DB"/>
+              <w:right w:val="single" w:sz="4" w:color="D1D5DB"/>
+            </w:tcBorders>
+          </w:tcPr>
+          <w:p>
+            <w:pPr>
+              <w:spacing w:after="0"/>
+            </w:pPr>
+            <w:r>
+              <w:rPr>
+                <w:rFonts w:ascii="Aptos" w:hAnsi="Aptos" w:eastAsia="Aptos"/>
+                <w:b w:val="0"/>
+                <w:color w:val="1F2937"/>
+                <w:sz w:val="16"/>
+              </w:rPr>
+              <w:t>Grup çalışma 2</w:t>
             </w:r>
           </w:p>
         </w:tc>
@@ -854,7 +911,7 @@
         </w:trPr>
         <w:tc>
           <w:tcPr>
-            <w:tcW w:type="dxa" w:w="4819"/>
+            <w:tcW w:type="dxa" w:w="2409"/>
             <w:vAlign w:val="center"/>
             <w:shd w:fill="FFFFFF"/>
             <w:tcBorders>
@@ -875,13 +932,13 @@
                 <w:color w:val="1F2937"/>
                 <w:sz w:val="16"/>
               </w:rPr>
-              <w:t>Disiplinler arası ilişkiler</w:t>
+              <w:t>7</w:t>
             </w:r>
           </w:p>
         </w:tc>
         <w:tc>
           <w:tcPr>
-            <w:tcW w:type="dxa" w:w="4819"/>
+            <w:tcW w:type="dxa" w:w="2409"/>
             <w:vAlign w:val="center"/>
             <w:shd w:fill="FFFFFF"/>
             <w:tcBorders>
@@ -902,7 +959,61 @@
                 <w:color w:val="1F2937"/>
                 <w:sz w:val="16"/>
               </w:rPr>
-              <w:t>Fen Bilimleri, Görsel Sanatlar, Bilişim Teknolojileri ve Yazılım.</w:t>
+              <w:t>Koruma araştırması</w:t>
+            </w:r>
+          </w:p>
+        </w:tc>
+        <w:tc>
+          <w:tcPr>
+            <w:tcW w:type="dxa" w:w="2409"/>
+            <w:vAlign w:val="center"/>
+            <w:shd w:fill="FFFFFF"/>
+            <w:tcBorders>
+              <w:top w:val="single" w:sz="4" w:color="D1D5DB"/>
+              <w:left w:val="single" w:sz="4" w:color="D1D5DB"/>
+              <w:bottom w:val="single" w:sz="4" w:color="D1D5DB"/>
+              <w:right w:val="single" w:sz="4" w:color="D1D5DB"/>
+            </w:tcBorders>
+          </w:tcPr>
+          <w:p>
+            <w:pPr>
+              <w:spacing w:after="0"/>
+            </w:pPr>
+            <w:r>
+              <w:rPr>
+                <w:rFonts w:ascii="Aptos" w:hAnsi="Aptos" w:eastAsia="Aptos"/>
+                <w:b w:val="0"/>
+                <w:color w:val="1F2937"/>
+                <w:sz w:val="16"/>
+              </w:rPr>
+              <w:t>Kaynakları doğrulama ve koruma notu oluşturma</w:t>
+            </w:r>
+          </w:p>
+        </w:tc>
+        <w:tc>
+          <w:tcPr>
+            <w:tcW w:type="dxa" w:w="2409"/>
+            <w:vAlign w:val="center"/>
+            <w:shd w:fill="FFFFFF"/>
+            <w:tcBorders>
+              <w:top w:val="single" w:sz="4" w:color="D1D5DB"/>
+              <w:left w:val="single" w:sz="4" w:color="D1D5DB"/>
+              <w:bottom w:val="single" w:sz="4" w:color="D1D5DB"/>
+              <w:right w:val="single" w:sz="4" w:color="D1D5DB"/>
+            </w:tcBorders>
+          </w:tcPr>
+          <w:p>
+            <w:pPr>
+              <w:spacing w:after="0"/>
+            </w:pPr>
+            <w:r>
+              <w:rPr>
+                <w:rFonts w:ascii="Aptos" w:hAnsi="Aptos" w:eastAsia="Aptos"/>
+                <w:b w:val="0"/>
+                <w:color w:val="1F2937"/>
+                <w:sz w:val="16"/>
+              </w:rPr>
+              <w:t>Grup çalışma 2</w:t>
             </w:r>
           </w:p>
         </w:tc>
@@ -913,7 +1024,7 @@
         </w:trPr>
         <w:tc>
           <w:tcPr>
-            <w:tcW w:type="dxa" w:w="4819"/>
+            <w:tcW w:type="dxa" w:w="2409"/>
             <w:vAlign w:val="center"/>
             <w:shd w:fill="FFF8F3"/>
             <w:tcBorders>
@@ -934,13 +1045,13 @@
                 <w:color w:val="1F2937"/>
                 <w:sz w:val="16"/>
               </w:rPr>
-              <w:t>Beceriler arası ilişkiler</w:t>
+              <w:t>8</w:t>
             </w:r>
           </w:p>
         </w:tc>
         <w:tc>
           <w:tcPr>
-            <w:tcW w:type="dxa" w:w="4819"/>
+            <w:tcW w:type="dxa" w:w="2409"/>
             <w:vAlign w:val="center"/>
             <w:shd w:fill="FFF8F3"/>
             <w:tcBorders>
@@ -961,7 +1072,61 @@
                 <w:color w:val="1F2937"/>
                 <w:sz w:val="16"/>
               </w:rPr>
-              <w:t>**TSRMAB1.2 Tasarımı Ürüne Dönüştürme**, **TSRMAB3 Çoklu Ortam Sunum.**</w:t>
+              <w:t>Sunum ve dönüt</w:t>
+            </w:r>
+          </w:p>
+        </w:tc>
+        <w:tc>
+          <w:tcPr>
+            <w:tcW w:type="dxa" w:w="2409"/>
+            <w:vAlign w:val="center"/>
+            <w:shd w:fill="FFF8F3"/>
+            <w:tcBorders>
+              <w:top w:val="single" w:sz="4" w:color="D1D5DB"/>
+              <w:left w:val="single" w:sz="4" w:color="D1D5DB"/>
+              <w:bottom w:val="single" w:sz="4" w:color="D1D5DB"/>
+              <w:right w:val="single" w:sz="4" w:color="D1D5DB"/>
+            </w:tcBorders>
+          </w:tcPr>
+          <w:p>
+            <w:pPr>
+              <w:spacing w:after="0"/>
+            </w:pPr>
+            <w:r>
+              <w:rPr>
+                <w:rFonts w:ascii="Aptos" w:hAnsi="Aptos" w:eastAsia="Aptos"/>
+                <w:b w:val="0"/>
+                <w:color w:val="1F2937"/>
+                <w:sz w:val="16"/>
+              </w:rPr>
+              <w:t>Kısa paylaşım, yapıcı dönüt ve öz değerlendirme</w:t>
+            </w:r>
+          </w:p>
+        </w:tc>
+        <w:tc>
+          <w:tcPr>
+            <w:tcW w:type="dxa" w:w="2409"/>
+            <w:vAlign w:val="center"/>
+            <w:shd w:fill="FFF8F3"/>
+            <w:tcBorders>
+              <w:top w:val="single" w:sz="4" w:color="D1D5DB"/>
+              <w:left w:val="single" w:sz="4" w:color="D1D5DB"/>
+              <w:bottom w:val="single" w:sz="4" w:color="D1D5DB"/>
+              <w:right w:val="single" w:sz="4" w:color="D1D5DB"/>
+            </w:tcBorders>
+          </w:tcPr>
+          <w:p>
+            <w:pPr>
+              <w:spacing w:after="0"/>
+            </w:pPr>
+            <w:r>
+              <w:rPr>
+                <w:rFonts w:ascii="Aptos" w:hAnsi="Aptos" w:eastAsia="Aptos"/>
+                <w:b w:val="0"/>
+                <w:color w:val="1F2937"/>
+                <w:sz w:val="16"/>
+              </w:rPr>
+              <w:t>Öz değerlendirme</w:t>
             </w:r>
           </w:p>
         </w:tc>
@@ -979,260 +1144,7 @@
           <w:color w:val="EA580C"/>
           <w:sz w:val="24"/>
         </w:rPr>
-        <w:t>1.5. Temel kabuller ve öğretmen notu</w:t>
-      </w:r>
-    </w:p>
-    <w:p>
-      <w:r>
-        <w:rPr>
-          <w:rFonts w:ascii="Aptos" w:hAnsi="Aptos" w:eastAsia="Aptos"/>
-          <w:b w:val="0"/>
-          <w:color w:val="1F2937"/>
-          <w:sz w:val="20"/>
-        </w:rPr>
-        <w:t>Öğrencilerin doğru bilgiye ulaşma yollarına ilişkin temel deneyimi olduğu, teknolojik ürünlerin zaman içinde değiştiğini gözlemleyebildiği ve etik değerleri gözeterek yenilikçi fikirler oluşturabileceği kabul edilir. Bu kabuller öğrenciden öğrenciye değişebileceğinden, ilk dersteki ön değerlendirme sonuçlarıyla destek ihtiyacı belirlenir.</w:t>
-      </w:r>
-    </w:p>
-    <w:p>
-      <w:r>
-        <w:rPr>
-          <w:rFonts w:ascii="Aptos" w:hAnsi="Aptos" w:eastAsia="Aptos"/>
-          <w:b w:val="0"/>
-          <w:color w:val="1F2937"/>
-          <w:sz w:val="20"/>
-        </w:rPr>
-        <w:t>Öğrenci, koruma türleri hakkında kesin hukukî hüküm vermez. “Ürünüm için şu tür koruma **araştırılabilir**, çünkü…” biçiminde kanıta dayalı bir öneri geliştirir. Güncel bilgi için öğretmen [TÜRKPATENT](https://www.turkpatent.gov.tr/) sayfalarını kullanır.</w:t>
-      </w:r>
-    </w:p>
-    <w:p>
-      <w:r>
-        <w:rPr>
-          <w:rFonts w:ascii="Aptos" w:hAnsi="Aptos" w:eastAsia="Aptos"/>
-          <w:b w:val="0"/>
-          <w:color w:val="1F2937"/>
-          <w:sz w:val="20"/>
-        </w:rPr>
-        <w:t>---</w:t>
-      </w:r>
-    </w:p>
-    <w:p>
-      <w:pPr>
-        <w:keepNext/>
-      </w:pPr>
-      <w:r>
-        <w:rPr>
-          <w:rFonts w:ascii="Aptos" w:hAnsi="Aptos" w:eastAsia="Aptos"/>
-          <w:b/>
-          <w:color w:val="EA580C"/>
-          <w:sz w:val="24"/>
-        </w:rPr>
-        <w:t>2. Ön değerlendirme süreci</w:t>
-      </w:r>
-    </w:p>
-    <w:p>
-      <w:r>
-        <w:rPr>
-          <w:rFonts w:ascii="Aptos" w:hAnsi="Aptos" w:eastAsia="Aptos"/>
-          <w:b w:val="0"/>
-          <w:color w:val="1F2937"/>
-          <w:sz w:val="20"/>
-        </w:rPr>
-        <w:t>İlk dersin başında ve sonrasında aşağıdaki kısa kanıtlar toplanır:</w:t>
-      </w:r>
-    </w:p>
-    <w:p>
-      <w:pPr>
-        <w:pStyle w:val="ListBullet"/>
-      </w:pPr>
-      <w:r>
-        <w:rPr>
-          <w:rFonts w:ascii="Aptos" w:hAnsi="Aptos" w:eastAsia="Aptos"/>
-          <w:b w:val="0"/>
-          <w:color w:val="1F2937"/>
-          <w:sz w:val="20"/>
-        </w:rPr>
-        <w:t>**Hızlı kavram kartı:** Öğrenci inovasyon, AR-GE ve fikrî mülkiyet için bildiği birer sözcük veya örnek yazar.</w:t>
-      </w:r>
-    </w:p>
-    <w:p>
-      <w:pPr>
-        <w:pStyle w:val="ListBullet"/>
-      </w:pPr>
-      <w:r>
-        <w:rPr>
-          <w:rFonts w:ascii="Aptos" w:hAnsi="Aptos" w:eastAsia="Aptos"/>
-          <w:b w:val="0"/>
-          <w:color w:val="1F2937"/>
-          <w:sz w:val="20"/>
-        </w:rPr>
-        <w:t>**Düşün–eşleş–paylaş sorusu:** “Bir üründeki her değişiklik inovasyon mudur? Neden?”</w:t>
-      </w:r>
-    </w:p>
-    <w:p>
-      <w:pPr>
-        <w:pStyle w:val="ListBullet"/>
-      </w:pPr>
-      <w:r>
-        <w:rPr>
-          <w:rFonts w:ascii="Aptos" w:hAnsi="Aptos" w:eastAsia="Aptos"/>
-          <w:b w:val="0"/>
-          <w:color w:val="1F2937"/>
-          <w:sz w:val="20"/>
-        </w:rPr>
-        <w:t>**Çıkış bileti:** “Bugün öğrendiğim bir kavram / hâlâ merak ettiğim bir soru.”</w:t>
-      </w:r>
-    </w:p>
-    <w:p>
-      <w:r>
-        <w:rPr>
-          <w:rFonts w:ascii="Aptos" w:hAnsi="Aptos" w:eastAsia="Aptos"/>
-          <w:b w:val="0"/>
-          <w:color w:val="1F2937"/>
-          <w:sz w:val="20"/>
-        </w:rPr>
-        <w:t>Bu araçların ayrıntılı, öğrenciye dağıtılabilir sürümü `U1_MD_02_On_Degerlendirme.md` dosyasında hazırlanacaktır. Bu ders planındaki kısa uygulamalar yalnızca öğretmenin başlangıç düzeyini görmesi içindir; not verme amacı taşımaz.</w:t>
-      </w:r>
-    </w:p>
-    <w:p>
-      <w:r>
-        <w:rPr>
-          <w:rFonts w:ascii="Aptos" w:hAnsi="Aptos" w:eastAsia="Aptos"/>
-          <w:b w:val="0"/>
-          <w:color w:val="1F2937"/>
-          <w:sz w:val="20"/>
-        </w:rPr>
-        <w:t>---</w:t>
-      </w:r>
-    </w:p>
-    <w:p>
-      <w:pPr>
-        <w:keepNext/>
-      </w:pPr>
-      <w:r>
-        <w:rPr>
-          <w:rFonts w:ascii="Aptos" w:hAnsi="Aptos" w:eastAsia="Aptos"/>
-          <w:b/>
-          <w:color w:val="EA580C"/>
-          <w:sz w:val="24"/>
-        </w:rPr>
-        <w:t>3. Köprü kurma etkinlikleri</w:t>
-      </w:r>
-    </w:p>
-    <w:p>
-      <w:pPr>
-        <w:pStyle w:val="ListBullet"/>
-      </w:pPr>
-      <w:r>
-        <w:rPr>
-          <w:rFonts w:ascii="Aptos" w:hAnsi="Aptos" w:eastAsia="Aptos"/>
-          <w:b w:val="0"/>
-          <w:color w:val="1F2937"/>
-          <w:sz w:val="20"/>
-        </w:rPr>
-        <w:t>**Gelecekteki telefon:** Öğrenciler, kullandıkları bir akıllı telefonun beş yıl sonra hangi ihtiyacı daha iyi karşılayabileceğini düşünür. Değişimin kullanıcıya, çevreye ve erişilebilirliğe etkisini gerekçelendirir.</w:t>
-      </w:r>
-    </w:p>
-    <w:p>
-      <w:pPr>
-        <w:pStyle w:val="ListBullet"/>
-      </w:pPr>
-      <w:r>
-        <w:rPr>
-          <w:rFonts w:ascii="Aptos" w:hAnsi="Aptos" w:eastAsia="Aptos"/>
-          <w:b w:val="0"/>
-          <w:color w:val="1F2937"/>
-          <w:sz w:val="20"/>
-        </w:rPr>
-        <w:t>**Işığın yolculuğu:** Gaz lambası, klasik ampul ve LED ampul görselleri/nesneleri karşılaştırılır. “Ne değişti, kimin işi kolaylaştı, hangi bedeli olabilir?” soruları ile inovasyonun yalnızca yeni görünüş olmadığını fark ederler.</w:t>
-      </w:r>
-    </w:p>
-    <w:p>
-      <w:pPr>
-        <w:pStyle w:val="ListBullet"/>
-      </w:pPr>
-      <w:r>
-        <w:rPr>
-          <w:rFonts w:ascii="Aptos" w:hAnsi="Aptos" w:eastAsia="Aptos"/>
-          <w:b w:val="0"/>
-          <w:color w:val="1F2937"/>
-          <w:sz w:val="20"/>
-        </w:rPr>
-        <w:t>**Emeğin izi:** Öğretmen aynı ürünün farklı ad, logo veya görünüşlerle sunulduğu görselleri gösterir. Öğrenciler bir ürünün çalışma biçimi, görünüşü, adı ve özgün içeriğinin neden ayrı ayrı düşünülmesi gerektiğini tartışır.</w:t>
-      </w:r>
-    </w:p>
-    <w:p>
-      <w:r>
-        <w:rPr>
-          <w:rFonts w:ascii="Aptos" w:hAnsi="Aptos" w:eastAsia="Aptos"/>
-          <w:b w:val="0"/>
-          <w:color w:val="1F2937"/>
-          <w:sz w:val="20"/>
-        </w:rPr>
-        <w:t>---</w:t>
-      </w:r>
-    </w:p>
-    <w:p>
-      <w:pPr>
-        <w:keepNext/>
-      </w:pPr>
-      <w:r>
-        <w:rPr>
-          <w:rFonts w:ascii="Aptos" w:hAnsi="Aptos" w:eastAsia="Aptos"/>
-          <w:b/>
-          <w:color w:val="EA580C"/>
-          <w:sz w:val="24"/>
-        </w:rPr>
-        <w:t>4. Haftalık ve saatlik ders dağılımı</w:t>
-      </w:r>
-    </w:p>
-    <w:p>
-      <w:pPr>
-        <w:keepNext/>
-      </w:pPr>
-      <w:r>
-        <w:rPr>
-          <w:rFonts w:ascii="Aptos" w:hAnsi="Aptos" w:eastAsia="Aptos"/>
-          <w:b/>
-          <w:color w:val="EA580C"/>
-          <w:sz w:val="24"/>
-        </w:rPr>
-        <w:t>Haftalık ikili ders ritmi</w:t>
-      </w:r>
-    </w:p>
-    <w:p>
-      <w:r>
-        <w:rPr>
-          <w:rFonts w:ascii="Aptos" w:hAnsi="Aptos" w:eastAsia="Aptos"/>
-          <w:b w:val="0"/>
-          <w:color w:val="1F2937"/>
-          <w:sz w:val="20"/>
-        </w:rPr>
-        <w:t>Her hafta iki ders saati, arada **10 dakika ara** ile aynı blokta işlenir. Bu yüzden 1., 3., 5. ve 7. derslerin kapanışında ev ödevi yoktur; öğrenci yalnızca ikinci derse taşıyacağı kısa sınıf içi geçiş notunu hazırlar. 2., 4. ve 6. derslerin sonunda verilen ödevler sonraki haftanın ilk dersinde kullanılır. 8. ders ünite kapanışı olduğundan ev ödevi verilmez.</w:t>
-      </w:r>
-    </w:p>
-    <w:p>
-      <w:pPr>
-        <w:keepNext/>
-      </w:pPr>
-      <w:r>
-        <w:rPr>
-          <w:rFonts w:ascii="Aptos" w:hAnsi="Aptos" w:eastAsia="Aptos"/>
-          <w:b/>
-          <w:color w:val="EA580C"/>
-          <w:sz w:val="24"/>
-        </w:rPr>
-        <w:t>1. ders saati — “Değişim mi, inovasyon mu?” (TT.8.1.1)</w:t>
-      </w:r>
-    </w:p>
-    <w:p>
-      <w:r>
-        <w:rPr>
-          <w:rFonts w:ascii="Aptos" w:hAnsi="Aptos" w:eastAsia="Aptos"/>
-          <w:b w:val="0"/>
-          <w:color w:val="1F2937"/>
-          <w:sz w:val="20"/>
-        </w:rPr>
-        <w:t>**Hedef:** Öğrenci inovasyon ve AR-GE için başlangıç bilgisini görünür kılar; ürün değişimlerini ihtiyaç ve fayda bakımından sorgular.</w:t>
+        <w:t>Kullanılacak belgeler</w:t>
       </w:r>
     </w:p>
     <w:tbl>
@@ -1273,7 +1185,7 @@
                 <w:color w:val="FFFFFF"/>
                 <w:sz w:val="16"/>
               </w:rPr>
-              <w:t>Bölüm</w:t>
+              <w:t>Ne zaman?</w:t>
             </w:r>
           </w:p>
         </w:tc>
@@ -1300,7 +1212,7 @@
                 <w:color w:val="FFFFFF"/>
                 <w:sz w:val="16"/>
               </w:rPr>
-              <w:t>Süre</w:t>
+              <w:t>Belge</w:t>
             </w:r>
           </w:p>
         </w:tc>
@@ -1327,7 +1239,7 @@
                 <w:color w:val="FFFFFF"/>
                 <w:sz w:val="16"/>
               </w:rPr>
-              <w:t>Uygulama</w:t>
+              <w:t>Kullanım sınırı</w:t>
             </w:r>
           </w:p>
         </w:tc>
@@ -1359,7 +1271,7 @@
                 <w:color w:val="1F2937"/>
                 <w:sz w:val="16"/>
               </w:rPr>
-              <w:t>Köprü kurma</w:t>
+              <w:t>Ders 1</w:t>
             </w:r>
           </w:p>
         </w:tc>
@@ -1386,7 +1298,7 @@
                 <w:color w:val="1F2937"/>
                 <w:sz w:val="16"/>
               </w:rPr>
-              <w:t>5 dk</w:t>
+              <w:t>Ön değerlendirme</w:t>
             </w:r>
           </w:p>
         </w:tc>
@@ -1413,7 +1325,7 @@
                 <w:color w:val="1F2937"/>
                 <w:sz w:val="16"/>
               </w:rPr>
-              <w:t>“Gelecekteki telefon” sorusu akıllı tahtada gösterilir. Öğrenciler önce tek başına bir değişiklik önerir, ardından önerinin hangi ihtiyacı karşıladığını söyler.</w:t>
+              <w:t>En fazla 15 dakika; sayfa 1 zorunlu, sayfa 2 alternatif.</w:t>
             </w:r>
           </w:p>
         </w:tc>
@@ -1445,7 +1357,7 @@
                 <w:color w:val="1F2937"/>
                 <w:sz w:val="16"/>
               </w:rPr>
-              <w:t>Ön değerlendirme</w:t>
+              <w:t>Ders 1–5</w:t>
             </w:r>
           </w:p>
         </w:tc>
@@ -1472,7 +1384,7 @@
                 <w:color w:val="1F2937"/>
                 <w:sz w:val="16"/>
               </w:rPr>
-              <w:t>5 dk</w:t>
+              <w:t>Bireysel çalışma kâğıtları</w:t>
             </w:r>
           </w:p>
         </w:tc>
@@ -1499,7 +1411,7 @@
                 <w:color w:val="1F2937"/>
                 <w:sz w:val="16"/>
               </w:rPr>
-              <w:t>Üç kavram kartı uygulanır: inovasyon, AR-GE, fikrî mülkiyet. Öğrenciler tanım yerine örnek de yazabilir. Öğretmen kartları doğru/yanlış diye puanlamaz; sonraki öğretimi planlamak için toplar.</w:t>
+              <w:t>Her öğrenci kendi ürününü geliştirir.</w:t>
             </w:r>
           </w:p>
         </w:tc>
@@ -1531,7 +1443,7 @@
                 <w:color w:val="1F2937"/>
                 <w:sz w:val="16"/>
               </w:rPr>
-              <w:t>Ana etkinlik — “Işığın yolculuğu”</w:t>
+              <w:t>Ders 2, 6–7</w:t>
             </w:r>
           </w:p>
         </w:tc>
@@ -1558,7 +1470,7 @@
                 <w:color w:val="1F2937"/>
                 <w:sz w:val="16"/>
               </w:rPr>
-              <w:t>20 dk</w:t>
+              <w:t>Grup çalışma kâğıtları</w:t>
             </w:r>
           </w:p>
         </w:tc>
@@ -1585,7 +1497,7 @@
                 <w:color w:val="1F2937"/>
                 <w:sz w:val="16"/>
               </w:rPr>
-              <w:t>2–3 kişilik gruplar gaz lambası, klasik ampul ve LED ampul görsel/nesnelerini inceler. Her grup “değişen özellik, kullanıcının faydası, olası sınırlılık, merak ettiğimiz soru” sütunlarını doldurur. Öğretmen, inovasyonun yeni olmanın yanında değer üretme yönünü kısa açıklamayla netleştirir.</w:t>
+              <w:t>Bir kopya / grup yeterlidir.</w:t>
             </w:r>
           </w:p>
         </w:tc>
@@ -1617,7 +1529,7 @@
                 <w:color w:val="1F2937"/>
                 <w:sz w:val="16"/>
               </w:rPr>
-              <w:t>Sentez</w:t>
+              <w:t>Ders boyunca</w:t>
             </w:r>
           </w:p>
         </w:tc>
@@ -1644,7 +1556,7 @@
                 <w:color w:val="1F2937"/>
                 <w:sz w:val="16"/>
               </w:rPr>
-              <w:t>5 dk</w:t>
+              <w:t>5N1K kavram tablosu</w:t>
             </w:r>
           </w:p>
         </w:tc>
@@ -1671,7 +1583,7 @@
                 <w:color w:val="1F2937"/>
                 <w:sz w:val="16"/>
               </w:rPr>
-              <w:t>İki grup birer bulgusunu paylaşır. Sınıf şu cümleyi birlikte tamamlar: “Bir değişikliğin inovasyon sayılabilmesi için…”</w:t>
+              <w:t>Başvuru ve kısa tekrar içindir; tamamı ezberlenmez.</w:t>
             </w:r>
           </w:p>
         </w:tc>
@@ -1703,7 +1615,7 @@
                 <w:color w:val="1F2937"/>
                 <w:sz w:val="16"/>
               </w:rPr>
-              <w:t>Kapanış ve ara geçişi</w:t>
+              <w:t>Ders 8</w:t>
             </w:r>
           </w:p>
         </w:tc>
@@ -1730,7 +1642,7 @@
                 <w:color w:val="1F2937"/>
                 <w:sz w:val="16"/>
               </w:rPr>
-              <w:t>5 dk</w:t>
+              <w:t>Öz değerlendirme</w:t>
             </w:r>
           </w:p>
         </w:tc>
@@ -1757,306 +1669,7 @@
                 <w:color w:val="1F2937"/>
                 <w:sz w:val="16"/>
               </w:rPr>
-              <w:t>Çıkış bileti alınır. Öğrenciler, ikinci derste incelemek üzere gruplarının seçtiği inovasyon hikâyesini ve merak ettikleri tek soruyu kâğıda yazar. Bu bir ev ödevi değildir; 10 dakikalık aradan sonra aynı haftadaki ikinci derste kullanılır.</w:t>
-            </w:r>
-          </w:p>
-        </w:tc>
-      </w:tr>
-    </w:tbl>
-    <w:p/>
-    <w:p>
-      <w:r>
-        <w:rPr>
-          <w:rFonts w:ascii="Aptos" w:hAnsi="Aptos" w:eastAsia="Aptos"/>
-          <w:b w:val="0"/>
-          <w:color w:val="1F2937"/>
-          <w:sz w:val="20"/>
-        </w:rPr>
-        <w:t xml:space="preserve">**Materyaller:** Akıllı tahta, üç ürün görseli veya güvenli örnek nesne, kavram kartları, A4 tablo kâğıdı, post-it.  </w:t>
-      </w:r>
-    </w:p>
-    <w:p>
-      <w:r>
-        <w:rPr>
-          <w:rFonts w:ascii="Aptos" w:hAnsi="Aptos" w:eastAsia="Aptos"/>
-          <w:b w:val="0"/>
-          <w:color w:val="1F2937"/>
-          <w:sz w:val="20"/>
-        </w:rPr>
-        <w:t xml:space="preserve">**Ölçme-değerlendirme:** Kavram kartı, grup tablosu, çıkış bileti; öğretmenin kısa gözlem notu.  </w:t>
-      </w:r>
-    </w:p>
-    <w:p>
-      <w:r>
-        <w:rPr>
-          <w:rFonts w:ascii="Aptos" w:hAnsi="Aptos" w:eastAsia="Aptos"/>
-          <w:b w:val="0"/>
-          <w:color w:val="1F2937"/>
-          <w:sz w:val="20"/>
-        </w:rPr>
-        <w:t>**Programlar arası bileşen yansımaları:**</w:t>
-      </w:r>
-    </w:p>
-    <w:p>
-      <w:pPr>
-        <w:pStyle w:val="ListBullet"/>
-      </w:pPr>
-      <w:r>
-        <w:rPr>
-          <w:rFonts w:ascii="Aptos" w:hAnsi="Aptos" w:eastAsia="Aptos"/>
-          <w:b w:val="0"/>
-          <w:color w:val="1F2937"/>
-          <w:sz w:val="20"/>
-        </w:rPr>
-        <w:t>*KB2.8 Sorgulama* — Öğrenci, ürünün değişen özelliği ile kullanıcı faydası arasında ilişki kurar.</w:t>
-      </w:r>
-    </w:p>
-    <w:p>
-      <w:pPr>
-        <w:pStyle w:val="ListBullet"/>
-      </w:pPr>
-      <w:r>
-        <w:rPr>
-          <w:rFonts w:ascii="Aptos" w:hAnsi="Aptos" w:eastAsia="Aptos"/>
-          <w:b w:val="0"/>
-          <w:color w:val="1F2937"/>
-          <w:sz w:val="20"/>
-        </w:rPr>
-        <w:t>*E1.1 Merak* — Grubun “merak ettiğimiz soru” sütununa gerçek araştırma sorusu yazar.</w:t>
-      </w:r>
-    </w:p>
-    <w:p>
-      <w:pPr>
-        <w:pStyle w:val="ListBullet"/>
-      </w:pPr>
-      <w:r>
-        <w:rPr>
-          <w:rFonts w:ascii="Aptos" w:hAnsi="Aptos" w:eastAsia="Aptos"/>
-          <w:b w:val="0"/>
-          <w:color w:val="1F2937"/>
-          <w:sz w:val="20"/>
-        </w:rPr>
-        <w:t>*OB4 Görsel Okuryazarlık* — Görsellerdeki farklılıkları kanıt olarak kullanır.</w:t>
-      </w:r>
-    </w:p>
-    <w:p>
-      <w:pPr>
-        <w:pStyle w:val="ListBullet"/>
-      </w:pPr>
-      <w:r>
-        <w:rPr>
-          <w:rFonts w:ascii="Aptos" w:hAnsi="Aptos" w:eastAsia="Aptos"/>
-          <w:b w:val="0"/>
-          <w:color w:val="1F2937"/>
-          <w:sz w:val="20"/>
-        </w:rPr>
-        <w:t>*SDB2.1 İletişim* — Eşinin fikrini dinler, ortak tabloya katkı verir.</w:t>
-      </w:r>
-    </w:p>
-    <w:p>
-      <w:pPr>
-        <w:keepNext/>
-      </w:pPr>
-      <w:r>
-        <w:rPr>
-          <w:rFonts w:ascii="Aptos" w:hAnsi="Aptos" w:eastAsia="Aptos"/>
-          <w:b/>
-          <w:color w:val="EA580C"/>
-          <w:sz w:val="24"/>
-        </w:rPr>
-        <w:t>2. ders saati — “İnovasyon hikâyesine kanıtla bakıyorum” (TT.8.1.1)</w:t>
-      </w:r>
-    </w:p>
-    <w:p>
-      <w:r>
-        <w:rPr>
-          <w:rFonts w:ascii="Aptos" w:hAnsi="Aptos" w:eastAsia="Aptos"/>
-          <w:b w:val="0"/>
-          <w:color w:val="1F2937"/>
-          <w:sz w:val="20"/>
-        </w:rPr>
-        <w:t>**Hedef:** Öğrenci inovasyon ve AR-GE hakkında soru sorar, güvenilir kaynaklardan bilgi toplar, kaynak doğrulama için temel ölçütleri kullanır.</w:t>
-      </w:r>
-    </w:p>
-    <w:tbl>
-      <w:tblPr>
-        <w:tblW w:type="auto" w:w="0"/>
-        <w:tblLook w:firstColumn="1" w:firstRow="1" w:lastColumn="0" w:lastRow="0" w:noHBand="0" w:noVBand="1" w:val="04A0"/>
-      </w:tblPr>
-      <w:tblGrid>
-        <w:gridCol w:w="3213"/>
-        <w:gridCol w:w="3213"/>
-        <w:gridCol w:w="3213"/>
-      </w:tblGrid>
-      <w:tr>
-        <w:trPr>
-          <w:cantSplit/>
-          <w:tblHeader w:val="true"/>
-        </w:trPr>
-        <w:tc>
-          <w:tcPr>
-            <w:tcW w:type="dxa" w:w="3213"/>
-            <w:vAlign w:val="center"/>
-            <w:shd w:fill="C2410C"/>
-            <w:tcBorders>
-              <w:top w:val="single" w:sz="4" w:color="D1D5DB"/>
-              <w:left w:val="single" w:sz="4" w:color="D1D5DB"/>
-              <w:bottom w:val="single" w:sz="4" w:color="D1D5DB"/>
-              <w:right w:val="single" w:sz="4" w:color="D1D5DB"/>
-            </w:tcBorders>
-          </w:tcPr>
-          <w:p>
-            <w:pPr>
-              <w:spacing w:after="0"/>
-            </w:pPr>
-            <w:r>
-              <w:rPr>
-                <w:rFonts w:ascii="Aptos" w:hAnsi="Aptos" w:eastAsia="Aptos"/>
-                <w:b/>
-                <w:color w:val="FFFFFF"/>
-                <w:sz w:val="16"/>
-              </w:rPr>
-              <w:t>Bölüm</w:t>
-            </w:r>
-          </w:p>
-        </w:tc>
-        <w:tc>
-          <w:tcPr>
-            <w:tcW w:type="dxa" w:w="3213"/>
-            <w:vAlign w:val="center"/>
-            <w:shd w:fill="C2410C"/>
-            <w:tcBorders>
-              <w:top w:val="single" w:sz="4" w:color="D1D5DB"/>
-              <w:left w:val="single" w:sz="4" w:color="D1D5DB"/>
-              <w:bottom w:val="single" w:sz="4" w:color="D1D5DB"/>
-              <w:right w:val="single" w:sz="4" w:color="D1D5DB"/>
-            </w:tcBorders>
-          </w:tcPr>
-          <w:p>
-            <w:pPr>
-              <w:spacing w:after="0"/>
-            </w:pPr>
-            <w:r>
-              <w:rPr>
-                <w:rFonts w:ascii="Aptos" w:hAnsi="Aptos" w:eastAsia="Aptos"/>
-                <w:b/>
-                <w:color w:val="FFFFFF"/>
-                <w:sz w:val="16"/>
-              </w:rPr>
-              <w:t>Süre</w:t>
-            </w:r>
-          </w:p>
-        </w:tc>
-        <w:tc>
-          <w:tcPr>
-            <w:tcW w:type="dxa" w:w="3213"/>
-            <w:vAlign w:val="center"/>
-            <w:shd w:fill="C2410C"/>
-            <w:tcBorders>
-              <w:top w:val="single" w:sz="4" w:color="D1D5DB"/>
-              <w:left w:val="single" w:sz="4" w:color="D1D5DB"/>
-              <w:bottom w:val="single" w:sz="4" w:color="D1D5DB"/>
-              <w:right w:val="single" w:sz="4" w:color="D1D5DB"/>
-            </w:tcBorders>
-          </w:tcPr>
-          <w:p>
-            <w:pPr>
-              <w:spacing w:after="0"/>
-            </w:pPr>
-            <w:r>
-              <w:rPr>
-                <w:rFonts w:ascii="Aptos" w:hAnsi="Aptos" w:eastAsia="Aptos"/>
-                <w:b/>
-                <w:color w:val="FFFFFF"/>
-                <w:sz w:val="16"/>
-              </w:rPr>
-              <w:t>Uygulama</w:t>
-            </w:r>
-          </w:p>
-        </w:tc>
-      </w:tr>
-      <w:tr>
-        <w:trPr>
-          <w:cantSplit/>
-        </w:trPr>
-        <w:tc>
-          <w:tcPr>
-            <w:tcW w:type="dxa" w:w="3213"/>
-            <w:vAlign w:val="center"/>
-            <w:shd w:fill="FFFFFF"/>
-            <w:tcBorders>
-              <w:top w:val="single" w:sz="4" w:color="D1D5DB"/>
-              <w:left w:val="single" w:sz="4" w:color="D1D5DB"/>
-              <w:bottom w:val="single" w:sz="4" w:color="D1D5DB"/>
-              <w:right w:val="single" w:sz="4" w:color="D1D5DB"/>
-            </w:tcBorders>
-          </w:tcPr>
-          <w:p>
-            <w:pPr>
-              <w:spacing w:after="0"/>
-            </w:pPr>
-            <w:r>
-              <w:rPr>
-                <w:rFonts w:ascii="Aptos" w:hAnsi="Aptos" w:eastAsia="Aptos"/>
-                <w:b w:val="0"/>
-                <w:color w:val="1F2937"/>
-                <w:sz w:val="16"/>
-              </w:rPr>
-              <w:t>Köprü kurma</w:t>
-            </w:r>
-          </w:p>
-        </w:tc>
-        <w:tc>
-          <w:tcPr>
-            <w:tcW w:type="dxa" w:w="3213"/>
-            <w:vAlign w:val="center"/>
-            <w:shd w:fill="FFFFFF"/>
-            <w:tcBorders>
-              <w:top w:val="single" w:sz="4" w:color="D1D5DB"/>
-              <w:left w:val="single" w:sz="4" w:color="D1D5DB"/>
-              <w:bottom w:val="single" w:sz="4" w:color="D1D5DB"/>
-              <w:right w:val="single" w:sz="4" w:color="D1D5DB"/>
-            </w:tcBorders>
-          </w:tcPr>
-          <w:p>
-            <w:pPr>
-              <w:spacing w:after="0"/>
-            </w:pPr>
-            <w:r>
-              <w:rPr>
-                <w:rFonts w:ascii="Aptos" w:hAnsi="Aptos" w:eastAsia="Aptos"/>
-                <w:b w:val="0"/>
-                <w:color w:val="1F2937"/>
-                <w:sz w:val="16"/>
-              </w:rPr>
-              <w:t>5 dk</w:t>
-            </w:r>
-          </w:p>
-        </w:tc>
-        <w:tc>
-          <w:tcPr>
-            <w:tcW w:type="dxa" w:w="3213"/>
-            <w:vAlign w:val="center"/>
-            <w:shd w:fill="FFFFFF"/>
-            <w:tcBorders>
-              <w:top w:val="single" w:sz="4" w:color="D1D5DB"/>
-              <w:left w:val="single" w:sz="4" w:color="D1D5DB"/>
-              <w:bottom w:val="single" w:sz="4" w:color="D1D5DB"/>
-              <w:right w:val="single" w:sz="4" w:color="D1D5DB"/>
-            </w:tcBorders>
-          </w:tcPr>
-          <w:p>
-            <w:pPr>
-              <w:spacing w:after="0"/>
-            </w:pPr>
-            <w:r>
-              <w:rPr>
-                <w:rFonts w:ascii="Aptos" w:hAnsi="Aptos" w:eastAsia="Aptos"/>
-                <w:b w:val="0"/>
-                <w:color w:val="1F2937"/>
-                <w:sz w:val="16"/>
-              </w:rPr>
-              <w:t>10 dakikalık aradan sonra gruplar birinci derste yazdığı inovasyon hikâyesi ve merak sorusuna yeniden bakar. İki gönüllü grup seçimini paylaşır; öğretmen “Bu değişikliğin arkasında hangi araştırma olabilir?” sorusunu yöneltir.</w:t>
+              <w:t>5 dakika.</w:t>
             </w:r>
           </w:p>
         </w:tc>
@@ -2088,7 +1701,7 @@
                 <w:color w:val="1F2937"/>
                 <w:sz w:val="16"/>
               </w:rPr>
-              <w:t>Hatırlatma</w:t>
+              <w:t>Ünite sonu</w:t>
             </w:r>
           </w:p>
         </w:tc>
@@ -2115,7 +1728,7 @@
                 <w:color w:val="1F2937"/>
                 <w:sz w:val="16"/>
               </w:rPr>
-              <w:t>5 dk</w:t>
+              <w:t>Değerlendirme</w:t>
             </w:r>
           </w:p>
         </w:tc>
@@ -2142,5441 +1755,7 @@
                 <w:color w:val="1F2937"/>
                 <w:sz w:val="16"/>
               </w:rPr>
-              <w:t>Öğrenciler önceki dersin “inovasyon” ortak cümlesini yeniden okur. “Her yeni teknoloji otomatik olarak inovasyon mudur?” sorusuna başparmak göstergesiyle ilk yanıtlarını verir.</w:t>
-            </w:r>
-          </w:p>
-        </w:tc>
-      </w:tr>
-      <w:tr>
-        <w:trPr>
-          <w:cantSplit/>
-        </w:trPr>
-        <w:tc>
-          <w:tcPr>
-            <w:tcW w:type="dxa" w:w="3213"/>
-            <w:vAlign w:val="center"/>
-            <w:shd w:fill="FFFFFF"/>
-            <w:tcBorders>
-              <w:top w:val="single" w:sz="4" w:color="D1D5DB"/>
-              <w:left w:val="single" w:sz="4" w:color="D1D5DB"/>
-              <w:bottom w:val="single" w:sz="4" w:color="D1D5DB"/>
-              <w:right w:val="single" w:sz="4" w:color="D1D5DB"/>
-            </w:tcBorders>
-          </w:tcPr>
-          <w:p>
-            <w:pPr>
-              <w:spacing w:after="0"/>
-            </w:pPr>
-            <w:r>
-              <w:rPr>
-                <w:rFonts w:ascii="Aptos" w:hAnsi="Aptos" w:eastAsia="Aptos"/>
-                <w:b w:val="0"/>
-                <w:color w:val="1F2937"/>
-                <w:sz w:val="16"/>
-              </w:rPr>
-              <w:t>Ana etkinlik — “Kaynak dedektifleri”</w:t>
-            </w:r>
-          </w:p>
-        </w:tc>
-        <w:tc>
-          <w:tcPr>
-            <w:tcW w:type="dxa" w:w="3213"/>
-            <w:vAlign w:val="center"/>
-            <w:shd w:fill="FFFFFF"/>
-            <w:tcBorders>
-              <w:top w:val="single" w:sz="4" w:color="D1D5DB"/>
-              <w:left w:val="single" w:sz="4" w:color="D1D5DB"/>
-              <w:bottom w:val="single" w:sz="4" w:color="D1D5DB"/>
-              <w:right w:val="single" w:sz="4" w:color="D1D5DB"/>
-            </w:tcBorders>
-          </w:tcPr>
-          <w:p>
-            <w:pPr>
-              <w:spacing w:after="0"/>
-            </w:pPr>
-            <w:r>
-              <w:rPr>
-                <w:rFonts w:ascii="Aptos" w:hAnsi="Aptos" w:eastAsia="Aptos"/>
-                <w:b w:val="0"/>
-                <w:color w:val="1F2937"/>
-                <w:sz w:val="16"/>
-              </w:rPr>
-              <w:t>20 dk</w:t>
-            </w:r>
-          </w:p>
-        </w:tc>
-        <w:tc>
-          <w:tcPr>
-            <w:tcW w:type="dxa" w:w="3213"/>
-            <w:vAlign w:val="center"/>
-            <w:shd w:fill="FFFFFF"/>
-            <w:tcBorders>
-              <w:top w:val="single" w:sz="4" w:color="D1D5DB"/>
-              <w:left w:val="single" w:sz="4" w:color="D1D5DB"/>
-              <w:bottom w:val="single" w:sz="4" w:color="D1D5DB"/>
-              <w:right w:val="single" w:sz="4" w:color="D1D5DB"/>
-            </w:tcBorders>
-          </w:tcPr>
-          <w:p>
-            <w:pPr>
-              <w:spacing w:after="0"/>
-            </w:pPr>
-            <w:r>
-              <w:rPr>
-                <w:rFonts w:ascii="Aptos" w:hAnsi="Aptos" w:eastAsia="Aptos"/>
-                <w:b w:val="0"/>
-                <w:color w:val="1F2937"/>
-                <w:sz w:val="16"/>
-              </w:rPr>
-              <w:t>Gruplar elektrikli araç, yapay zekâ aracı, internet, drone veya nesnelerin interneti gibi öğretmenin seçtiği bir inovasyon hikâyesini inceler. Her grup iki kaynak kullanır; en az biri resmî kurum, üniversite veya güvenilir kuruluş olmalıdır. Kaynak kaydına kurum/yazar, tarih, desteklediği iddia ve ikinci kaynakla doğrulama notu yazılır. İnternete erişim yoksa öğretmenin hazırladığı iki kısa kaynak metni kullanılır.</w:t>
-            </w:r>
-          </w:p>
-        </w:tc>
-      </w:tr>
-      <w:tr>
-        <w:trPr>
-          <w:cantSplit/>
-        </w:trPr>
-        <w:tc>
-          <w:tcPr>
-            <w:tcW w:type="dxa" w:w="3213"/>
-            <w:vAlign w:val="center"/>
-            <w:shd w:fill="FFF8F3"/>
-            <w:tcBorders>
-              <w:top w:val="single" w:sz="4" w:color="D1D5DB"/>
-              <w:left w:val="single" w:sz="4" w:color="D1D5DB"/>
-              <w:bottom w:val="single" w:sz="4" w:color="D1D5DB"/>
-              <w:right w:val="single" w:sz="4" w:color="D1D5DB"/>
-            </w:tcBorders>
-          </w:tcPr>
-          <w:p>
-            <w:pPr>
-              <w:spacing w:after="0"/>
-            </w:pPr>
-            <w:r>
-              <w:rPr>
-                <w:rFonts w:ascii="Aptos" w:hAnsi="Aptos" w:eastAsia="Aptos"/>
-                <w:b w:val="0"/>
-                <w:color w:val="1F2937"/>
-                <w:sz w:val="16"/>
-              </w:rPr>
-              <w:t>Sentez</w:t>
-            </w:r>
-          </w:p>
-        </w:tc>
-        <w:tc>
-          <w:tcPr>
-            <w:tcW w:type="dxa" w:w="3213"/>
-            <w:vAlign w:val="center"/>
-            <w:shd w:fill="FFF8F3"/>
-            <w:tcBorders>
-              <w:top w:val="single" w:sz="4" w:color="D1D5DB"/>
-              <w:left w:val="single" w:sz="4" w:color="D1D5DB"/>
-              <w:bottom w:val="single" w:sz="4" w:color="D1D5DB"/>
-              <w:right w:val="single" w:sz="4" w:color="D1D5DB"/>
-            </w:tcBorders>
-          </w:tcPr>
-          <w:p>
-            <w:pPr>
-              <w:spacing w:after="0"/>
-            </w:pPr>
-            <w:r>
-              <w:rPr>
-                <w:rFonts w:ascii="Aptos" w:hAnsi="Aptos" w:eastAsia="Aptos"/>
-                <w:b w:val="0"/>
-                <w:color w:val="1F2937"/>
-                <w:sz w:val="16"/>
-              </w:rPr>
-              <w:t>5 dk</w:t>
-            </w:r>
-          </w:p>
-        </w:tc>
-        <w:tc>
-          <w:tcPr>
-            <w:tcW w:type="dxa" w:w="3213"/>
-            <w:vAlign w:val="center"/>
-            <w:shd w:fill="FFF8F3"/>
-            <w:tcBorders>
-              <w:top w:val="single" w:sz="4" w:color="D1D5DB"/>
-              <w:left w:val="single" w:sz="4" w:color="D1D5DB"/>
-              <w:bottom w:val="single" w:sz="4" w:color="D1D5DB"/>
-              <w:right w:val="single" w:sz="4" w:color="D1D5DB"/>
-            </w:tcBorders>
-          </w:tcPr>
-          <w:p>
-            <w:pPr>
-              <w:spacing w:after="0"/>
-            </w:pPr>
-            <w:r>
-              <w:rPr>
-                <w:rFonts w:ascii="Aptos" w:hAnsi="Aptos" w:eastAsia="Aptos"/>
-                <w:b w:val="0"/>
-                <w:color w:val="1F2937"/>
-                <w:sz w:val="16"/>
-              </w:rPr>
-              <w:t>Gruplar, bulduğu bir bilgi ile bu bilginin neden güvenilir gördüğünü 30 saniyede sunar. Öğretmen dört ölçütü tahtaya yazar: kim, neyi destekliyor, ne zaman, nasıl doğruladım.</w:t>
-            </w:r>
-          </w:p>
-        </w:tc>
-      </w:tr>
-      <w:tr>
-        <w:trPr>
-          <w:cantSplit/>
-        </w:trPr>
-        <w:tc>
-          <w:tcPr>
-            <w:tcW w:type="dxa" w:w="3213"/>
-            <w:vAlign w:val="center"/>
-            <w:shd w:fill="FFFFFF"/>
-            <w:tcBorders>
-              <w:top w:val="single" w:sz="4" w:color="D1D5DB"/>
-              <w:left w:val="single" w:sz="4" w:color="D1D5DB"/>
-              <w:bottom w:val="single" w:sz="4" w:color="D1D5DB"/>
-              <w:right w:val="single" w:sz="4" w:color="D1D5DB"/>
-            </w:tcBorders>
-          </w:tcPr>
-          <w:p>
-            <w:pPr>
-              <w:spacing w:after="0"/>
-            </w:pPr>
-            <w:r>
-              <w:rPr>
-                <w:rFonts w:ascii="Aptos" w:hAnsi="Aptos" w:eastAsia="Aptos"/>
-                <w:b w:val="0"/>
-                <w:color w:val="1F2937"/>
-                <w:sz w:val="16"/>
-              </w:rPr>
-              <w:t>Kapanış ve ödev</w:t>
-            </w:r>
-          </w:p>
-        </w:tc>
-        <w:tc>
-          <w:tcPr>
-            <w:tcW w:type="dxa" w:w="3213"/>
-            <w:vAlign w:val="center"/>
-            <w:shd w:fill="FFFFFF"/>
-            <w:tcBorders>
-              <w:top w:val="single" w:sz="4" w:color="D1D5DB"/>
-              <w:left w:val="single" w:sz="4" w:color="D1D5DB"/>
-              <w:bottom w:val="single" w:sz="4" w:color="D1D5DB"/>
-              <w:right w:val="single" w:sz="4" w:color="D1D5DB"/>
-            </w:tcBorders>
-          </w:tcPr>
-          <w:p>
-            <w:pPr>
-              <w:spacing w:after="0"/>
-            </w:pPr>
-            <w:r>
-              <w:rPr>
-                <w:rFonts w:ascii="Aptos" w:hAnsi="Aptos" w:eastAsia="Aptos"/>
-                <w:b w:val="0"/>
-                <w:color w:val="1F2937"/>
-                <w:sz w:val="16"/>
-              </w:rPr>
-              <w:t>5 dk</w:t>
-            </w:r>
-          </w:p>
-        </w:tc>
-        <w:tc>
-          <w:tcPr>
-            <w:tcW w:type="dxa" w:w="3213"/>
-            <w:vAlign w:val="center"/>
-            <w:shd w:fill="FFFFFF"/>
-            <w:tcBorders>
-              <w:top w:val="single" w:sz="4" w:color="D1D5DB"/>
-              <w:left w:val="single" w:sz="4" w:color="D1D5DB"/>
-              <w:bottom w:val="single" w:sz="4" w:color="D1D5DB"/>
-              <w:right w:val="single" w:sz="4" w:color="D1D5DB"/>
-            </w:tcBorders>
-          </w:tcPr>
-          <w:p>
-            <w:pPr>
-              <w:spacing w:after="0"/>
-            </w:pPr>
-            <w:r>
-              <w:rPr>
-                <w:rFonts w:ascii="Aptos" w:hAnsi="Aptos" w:eastAsia="Aptos"/>
-                <w:b w:val="0"/>
-                <w:color w:val="1F2937"/>
-                <w:sz w:val="16"/>
-              </w:rPr>
-              <w:t>**Ödev (15–20 dk):** Seçtiğin ürünün gelecekte hangi ihtiyacı daha iyi karşılayabileceğine dair iki cümlelik tahmin yaz; tahminini bir gözlem veya kaynağa dayandır.</w:t>
-            </w:r>
-          </w:p>
-        </w:tc>
-      </w:tr>
-    </w:tbl>
-    <w:p/>
-    <w:p>
-      <w:r>
-        <w:rPr>
-          <w:rFonts w:ascii="Aptos" w:hAnsi="Aptos" w:eastAsia="Aptos"/>
-          <w:b w:val="0"/>
-          <w:color w:val="1F2937"/>
-          <w:sz w:val="20"/>
-        </w:rPr>
-        <w:t xml:space="preserve">**Materyaller:** Akıllı tahta, öğretmen seçimi güvenli bağlantılar/çıktılar, kaynak kayıt şablonu, öğrenci cihazı varsa okul ağı.  </w:t>
-      </w:r>
-    </w:p>
-    <w:p>
-      <w:r>
-        <w:rPr>
-          <w:rFonts w:ascii="Aptos" w:hAnsi="Aptos" w:eastAsia="Aptos"/>
-          <w:b w:val="0"/>
-          <w:color w:val="1F2937"/>
-          <w:sz w:val="20"/>
-        </w:rPr>
-        <w:t xml:space="preserve">**Ölçme-değerlendirme:** Kaynak kayıt şablonu, 30 saniyelik grup sunumu, öğretmen kontrol listesi.  </w:t>
-      </w:r>
-    </w:p>
-    <w:p>
-      <w:r>
-        <w:rPr>
-          <w:rFonts w:ascii="Aptos" w:hAnsi="Aptos" w:eastAsia="Aptos"/>
-          <w:b w:val="0"/>
-          <w:color w:val="1F2937"/>
-          <w:sz w:val="20"/>
-        </w:rPr>
-        <w:t>**Programlar arası bileşen yansımaları:**</w:t>
-      </w:r>
-    </w:p>
-    <w:p>
-      <w:pPr>
-        <w:pStyle w:val="ListBullet"/>
-      </w:pPr>
-      <w:r>
-        <w:rPr>
-          <w:rFonts w:ascii="Aptos" w:hAnsi="Aptos" w:eastAsia="Aptos"/>
-          <w:b w:val="0"/>
-          <w:color w:val="1F2937"/>
-          <w:sz w:val="20"/>
-        </w:rPr>
-        <w:t>*KB2.6 Bilgi Toplama* — Kaynak ve iddia arasındaki bağı kaynak kayıt şablonunda kurar.</w:t>
-      </w:r>
-    </w:p>
-    <w:p>
-      <w:pPr>
-        <w:pStyle w:val="ListBullet"/>
-      </w:pPr>
-      <w:r>
-        <w:rPr>
-          <w:rFonts w:ascii="Aptos" w:hAnsi="Aptos" w:eastAsia="Aptos"/>
-          <w:b w:val="0"/>
-          <w:color w:val="1F2937"/>
-          <w:sz w:val="20"/>
-        </w:rPr>
-        <w:t>*OB1 Bilgi Okuryazarlığı, OB7 Veri Okuryazarlığı* — Bilgiyi seçer, ikinci kaynakla kontrol eder.</w:t>
-      </w:r>
-    </w:p>
-    <w:p>
-      <w:pPr>
-        <w:pStyle w:val="ListBullet"/>
-      </w:pPr>
-      <w:r>
-        <w:rPr>
-          <w:rFonts w:ascii="Aptos" w:hAnsi="Aptos" w:eastAsia="Aptos"/>
-          <w:b w:val="0"/>
-          <w:color w:val="1F2937"/>
-          <w:sz w:val="20"/>
-        </w:rPr>
-        <w:t>*E3.7 Sistematiklik* — Kaynak künyesini eksiksiz kaydeder.</w:t>
-      </w:r>
-    </w:p>
-    <w:p>
-      <w:pPr>
-        <w:pStyle w:val="ListBullet"/>
-      </w:pPr>
-      <w:r>
-        <w:rPr>
-          <w:rFonts w:ascii="Aptos" w:hAnsi="Aptos" w:eastAsia="Aptos"/>
-          <w:b w:val="0"/>
-          <w:color w:val="1F2937"/>
-          <w:sz w:val="20"/>
-        </w:rPr>
-        <w:t>*SDB1.2 Kendini Düzenleme* — Grup içinde süre ve görev paylaşımını takip eder.</w:t>
-      </w:r>
-    </w:p>
-    <w:p>
-      <w:pPr>
-        <w:keepNext/>
-      </w:pPr>
-      <w:r>
-        <w:rPr>
-          <w:rFonts w:ascii="Aptos" w:hAnsi="Aptos" w:eastAsia="Aptos"/>
-          <w:b/>
-          <w:color w:val="EA580C"/>
-          <w:sz w:val="24"/>
-        </w:rPr>
-        <w:t>3. ders saati — “İhtiyacı fark et, problemi tanımla” (TT.8.1.2)</w:t>
-      </w:r>
-    </w:p>
-    <w:p>
-      <w:r>
-        <w:rPr>
-          <w:rFonts w:ascii="Aptos" w:hAnsi="Aptos" w:eastAsia="Aptos"/>
-          <w:b w:val="0"/>
-          <w:color w:val="1F2937"/>
-          <w:sz w:val="20"/>
-        </w:rPr>
-        <w:t>**Hedef:** Öğrenci günlük yaşamında inovasyona ihtiyaç duyulan bir durumu gözlemden hareketle tanımlar ve çözüm için sınırları belirler.</w:t>
-      </w:r>
-    </w:p>
-    <w:tbl>
-      <w:tblPr>
-        <w:tblW w:type="auto" w:w="0"/>
-        <w:tblLook w:firstColumn="1" w:firstRow="1" w:lastColumn="0" w:lastRow="0" w:noHBand="0" w:noVBand="1" w:val="04A0"/>
-      </w:tblPr>
-      <w:tblGrid>
-        <w:gridCol w:w="3213"/>
-        <w:gridCol w:w="3213"/>
-        <w:gridCol w:w="3213"/>
-      </w:tblGrid>
-      <w:tr>
-        <w:trPr>
-          <w:cantSplit/>
-          <w:tblHeader w:val="true"/>
-        </w:trPr>
-        <w:tc>
-          <w:tcPr>
-            <w:tcW w:type="dxa" w:w="3213"/>
-            <w:vAlign w:val="center"/>
-            <w:shd w:fill="C2410C"/>
-            <w:tcBorders>
-              <w:top w:val="single" w:sz="4" w:color="D1D5DB"/>
-              <w:left w:val="single" w:sz="4" w:color="D1D5DB"/>
-              <w:bottom w:val="single" w:sz="4" w:color="D1D5DB"/>
-              <w:right w:val="single" w:sz="4" w:color="D1D5DB"/>
-            </w:tcBorders>
-          </w:tcPr>
-          <w:p>
-            <w:pPr>
-              <w:spacing w:after="0"/>
-            </w:pPr>
-            <w:r>
-              <w:rPr>
-                <w:rFonts w:ascii="Aptos" w:hAnsi="Aptos" w:eastAsia="Aptos"/>
-                <w:b/>
-                <w:color w:val="FFFFFF"/>
-                <w:sz w:val="16"/>
-              </w:rPr>
-              <w:t>Bölüm</w:t>
-            </w:r>
-          </w:p>
-        </w:tc>
-        <w:tc>
-          <w:tcPr>
-            <w:tcW w:type="dxa" w:w="3213"/>
-            <w:vAlign w:val="center"/>
-            <w:shd w:fill="C2410C"/>
-            <w:tcBorders>
-              <w:top w:val="single" w:sz="4" w:color="D1D5DB"/>
-              <w:left w:val="single" w:sz="4" w:color="D1D5DB"/>
-              <w:bottom w:val="single" w:sz="4" w:color="D1D5DB"/>
-              <w:right w:val="single" w:sz="4" w:color="D1D5DB"/>
-            </w:tcBorders>
-          </w:tcPr>
-          <w:p>
-            <w:pPr>
-              <w:spacing w:after="0"/>
-            </w:pPr>
-            <w:r>
-              <w:rPr>
-                <w:rFonts w:ascii="Aptos" w:hAnsi="Aptos" w:eastAsia="Aptos"/>
-                <w:b/>
-                <w:color w:val="FFFFFF"/>
-                <w:sz w:val="16"/>
-              </w:rPr>
-              <w:t>Süre</w:t>
-            </w:r>
-          </w:p>
-        </w:tc>
-        <w:tc>
-          <w:tcPr>
-            <w:tcW w:type="dxa" w:w="3213"/>
-            <w:vAlign w:val="center"/>
-            <w:shd w:fill="C2410C"/>
-            <w:tcBorders>
-              <w:top w:val="single" w:sz="4" w:color="D1D5DB"/>
-              <w:left w:val="single" w:sz="4" w:color="D1D5DB"/>
-              <w:bottom w:val="single" w:sz="4" w:color="D1D5DB"/>
-              <w:right w:val="single" w:sz="4" w:color="D1D5DB"/>
-            </w:tcBorders>
-          </w:tcPr>
-          <w:p>
-            <w:pPr>
-              <w:spacing w:after="0"/>
-            </w:pPr>
-            <w:r>
-              <w:rPr>
-                <w:rFonts w:ascii="Aptos" w:hAnsi="Aptos" w:eastAsia="Aptos"/>
-                <w:b/>
-                <w:color w:val="FFFFFF"/>
-                <w:sz w:val="16"/>
-              </w:rPr>
-              <w:t>Uygulama</w:t>
-            </w:r>
-          </w:p>
-        </w:tc>
-      </w:tr>
-      <w:tr>
-        <w:trPr>
-          <w:cantSplit/>
-        </w:trPr>
-        <w:tc>
-          <w:tcPr>
-            <w:tcW w:type="dxa" w:w="3213"/>
-            <w:vAlign w:val="center"/>
-            <w:shd w:fill="FFFFFF"/>
-            <w:tcBorders>
-              <w:top w:val="single" w:sz="4" w:color="D1D5DB"/>
-              <w:left w:val="single" w:sz="4" w:color="D1D5DB"/>
-              <w:bottom w:val="single" w:sz="4" w:color="D1D5DB"/>
-              <w:right w:val="single" w:sz="4" w:color="D1D5DB"/>
-            </w:tcBorders>
-          </w:tcPr>
-          <w:p>
-            <w:pPr>
-              <w:spacing w:after="0"/>
-            </w:pPr>
-            <w:r>
-              <w:rPr>
-                <w:rFonts w:ascii="Aptos" w:hAnsi="Aptos" w:eastAsia="Aptos"/>
-                <w:b w:val="0"/>
-                <w:color w:val="1F2937"/>
-                <w:sz w:val="16"/>
-              </w:rPr>
-              <w:t>Köprü kurma</w:t>
-            </w:r>
-          </w:p>
-        </w:tc>
-        <w:tc>
-          <w:tcPr>
-            <w:tcW w:type="dxa" w:w="3213"/>
-            <w:vAlign w:val="center"/>
-            <w:shd w:fill="FFFFFF"/>
-            <w:tcBorders>
-              <w:top w:val="single" w:sz="4" w:color="D1D5DB"/>
-              <w:left w:val="single" w:sz="4" w:color="D1D5DB"/>
-              <w:bottom w:val="single" w:sz="4" w:color="D1D5DB"/>
-              <w:right w:val="single" w:sz="4" w:color="D1D5DB"/>
-            </w:tcBorders>
-          </w:tcPr>
-          <w:p>
-            <w:pPr>
-              <w:spacing w:after="0"/>
-            </w:pPr>
-            <w:r>
-              <w:rPr>
-                <w:rFonts w:ascii="Aptos" w:hAnsi="Aptos" w:eastAsia="Aptos"/>
-                <w:b w:val="0"/>
-                <w:color w:val="1F2937"/>
-                <w:sz w:val="16"/>
-              </w:rPr>
-              <w:t>5 dk</w:t>
-            </w:r>
-          </w:p>
-        </w:tc>
-        <w:tc>
-          <w:tcPr>
-            <w:tcW w:type="dxa" w:w="3213"/>
-            <w:vAlign w:val="center"/>
-            <w:shd w:fill="FFFFFF"/>
-            <w:tcBorders>
-              <w:top w:val="single" w:sz="4" w:color="D1D5DB"/>
-              <w:left w:val="single" w:sz="4" w:color="D1D5DB"/>
-              <w:bottom w:val="single" w:sz="4" w:color="D1D5DB"/>
-              <w:right w:val="single" w:sz="4" w:color="D1D5DB"/>
-            </w:tcBorders>
-          </w:tcPr>
-          <w:p>
-            <w:pPr>
-              <w:spacing w:after="0"/>
-            </w:pPr>
-            <w:r>
-              <w:rPr>
-                <w:rFonts w:ascii="Aptos" w:hAnsi="Aptos" w:eastAsia="Aptos"/>
-                <w:b w:val="0"/>
-                <w:color w:val="1F2937"/>
-                <w:sz w:val="16"/>
-              </w:rPr>
-              <w:t>Öğretmen çantası karışan bir öğrenci, kitap okurken boynu ağrıyan kişi veya su israfı yaşayan bir alan gibi üç kısa senaryo sunar. Öğrenciler “sorun kim için?” sorusuna yanıt verir.</w:t>
-            </w:r>
-          </w:p>
-        </w:tc>
-      </w:tr>
-      <w:tr>
-        <w:trPr>
-          <w:cantSplit/>
-        </w:trPr>
-        <w:tc>
-          <w:tcPr>
-            <w:tcW w:type="dxa" w:w="3213"/>
-            <w:vAlign w:val="center"/>
-            <w:shd w:fill="FFF8F3"/>
-            <w:tcBorders>
-              <w:top w:val="single" w:sz="4" w:color="D1D5DB"/>
-              <w:left w:val="single" w:sz="4" w:color="D1D5DB"/>
-              <w:bottom w:val="single" w:sz="4" w:color="D1D5DB"/>
-              <w:right w:val="single" w:sz="4" w:color="D1D5DB"/>
-            </w:tcBorders>
-          </w:tcPr>
-          <w:p>
-            <w:pPr>
-              <w:spacing w:after="0"/>
-            </w:pPr>
-            <w:r>
-              <w:rPr>
-                <w:rFonts w:ascii="Aptos" w:hAnsi="Aptos" w:eastAsia="Aptos"/>
-                <w:b w:val="0"/>
-                <w:color w:val="1F2937"/>
-                <w:sz w:val="16"/>
-              </w:rPr>
-              <w:t>Hatırlatma</w:t>
-            </w:r>
-          </w:p>
-        </w:tc>
-        <w:tc>
-          <w:tcPr>
-            <w:tcW w:type="dxa" w:w="3213"/>
-            <w:vAlign w:val="center"/>
-            <w:shd w:fill="FFF8F3"/>
-            <w:tcBorders>
-              <w:top w:val="single" w:sz="4" w:color="D1D5DB"/>
-              <w:left w:val="single" w:sz="4" w:color="D1D5DB"/>
-              <w:bottom w:val="single" w:sz="4" w:color="D1D5DB"/>
-              <w:right w:val="single" w:sz="4" w:color="D1D5DB"/>
-            </w:tcBorders>
-          </w:tcPr>
-          <w:p>
-            <w:pPr>
-              <w:spacing w:after="0"/>
-            </w:pPr>
-            <w:r>
-              <w:rPr>
-                <w:rFonts w:ascii="Aptos" w:hAnsi="Aptos" w:eastAsia="Aptos"/>
-                <w:b w:val="0"/>
-                <w:color w:val="1F2937"/>
-                <w:sz w:val="16"/>
-              </w:rPr>
-              <w:t>5 dk</w:t>
-            </w:r>
-          </w:p>
-        </w:tc>
-        <w:tc>
-          <w:tcPr>
-            <w:tcW w:type="dxa" w:w="3213"/>
-            <w:vAlign w:val="center"/>
-            <w:shd w:fill="FFF8F3"/>
-            <w:tcBorders>
-              <w:top w:val="single" w:sz="4" w:color="D1D5DB"/>
-              <w:left w:val="single" w:sz="4" w:color="D1D5DB"/>
-              <w:bottom w:val="single" w:sz="4" w:color="D1D5DB"/>
-              <w:right w:val="single" w:sz="4" w:color="D1D5DB"/>
-            </w:tcBorders>
-          </w:tcPr>
-          <w:p>
-            <w:pPr>
-              <w:spacing w:after="0"/>
-            </w:pPr>
-            <w:r>
-              <w:rPr>
-                <w:rFonts w:ascii="Aptos" w:hAnsi="Aptos" w:eastAsia="Aptos"/>
-                <w:b w:val="0"/>
-                <w:color w:val="1F2937"/>
-                <w:sz w:val="16"/>
-              </w:rPr>
-              <w:t>Kaynak toplamanın yalnızca internet araması olmadığı; gözlem ve kullanıcı deneyiminin de veri sunduğu hatırlatılır. Öğrenciler ev ödevindeki tahminlerinden bir örneği paylaşır.</w:t>
-            </w:r>
-          </w:p>
-        </w:tc>
-      </w:tr>
-      <w:tr>
-        <w:trPr>
-          <w:cantSplit/>
-        </w:trPr>
-        <w:tc>
-          <w:tcPr>
-            <w:tcW w:type="dxa" w:w="3213"/>
-            <w:vAlign w:val="center"/>
-            <w:shd w:fill="FFFFFF"/>
-            <w:tcBorders>
-              <w:top w:val="single" w:sz="4" w:color="D1D5DB"/>
-              <w:left w:val="single" w:sz="4" w:color="D1D5DB"/>
-              <w:bottom w:val="single" w:sz="4" w:color="D1D5DB"/>
-              <w:right w:val="single" w:sz="4" w:color="D1D5DB"/>
-            </w:tcBorders>
-          </w:tcPr>
-          <w:p>
-            <w:pPr>
-              <w:spacing w:after="0"/>
-            </w:pPr>
-            <w:r>
-              <w:rPr>
-                <w:rFonts w:ascii="Aptos" w:hAnsi="Aptos" w:eastAsia="Aptos"/>
-                <w:b w:val="0"/>
-                <w:color w:val="1F2937"/>
-                <w:sz w:val="16"/>
-              </w:rPr>
-              <w:t>Ana etkinlik — “İhtiyaç avı”</w:t>
-            </w:r>
-          </w:p>
-        </w:tc>
-        <w:tc>
-          <w:tcPr>
-            <w:tcW w:type="dxa" w:w="3213"/>
-            <w:vAlign w:val="center"/>
-            <w:shd w:fill="FFFFFF"/>
-            <w:tcBorders>
-              <w:top w:val="single" w:sz="4" w:color="D1D5DB"/>
-              <w:left w:val="single" w:sz="4" w:color="D1D5DB"/>
-              <w:bottom w:val="single" w:sz="4" w:color="D1D5DB"/>
-              <w:right w:val="single" w:sz="4" w:color="D1D5DB"/>
-            </w:tcBorders>
-          </w:tcPr>
-          <w:p>
-            <w:pPr>
-              <w:spacing w:after="0"/>
-            </w:pPr>
-            <w:r>
-              <w:rPr>
-                <w:rFonts w:ascii="Aptos" w:hAnsi="Aptos" w:eastAsia="Aptos"/>
-                <w:b w:val="0"/>
-                <w:color w:val="1F2937"/>
-                <w:sz w:val="16"/>
-              </w:rPr>
-              <w:t>20 dk</w:t>
-            </w:r>
-          </w:p>
-        </w:tc>
-        <w:tc>
-          <w:tcPr>
-            <w:tcW w:type="dxa" w:w="3213"/>
-            <w:vAlign w:val="center"/>
-            <w:shd w:fill="FFFFFF"/>
-            <w:tcBorders>
-              <w:top w:val="single" w:sz="4" w:color="D1D5DB"/>
-              <w:left w:val="single" w:sz="4" w:color="D1D5DB"/>
-              <w:bottom w:val="single" w:sz="4" w:color="D1D5DB"/>
-              <w:right w:val="single" w:sz="4" w:color="D1D5DB"/>
-            </w:tcBorders>
-          </w:tcPr>
-          <w:p>
-            <w:pPr>
-              <w:spacing w:after="0"/>
-            </w:pPr>
-            <w:r>
-              <w:rPr>
-                <w:rFonts w:ascii="Aptos" w:hAnsi="Aptos" w:eastAsia="Aptos"/>
-                <w:b w:val="0"/>
-                <w:color w:val="1F2937"/>
-                <w:sz w:val="16"/>
-              </w:rPr>
-              <w:t>Öğrenciler bireysel olarak beş günlük yaşam ihtiyacı yazar. Ardından kartopu tekniği uygulanır: ikili paylaşım, ikililerin birleşmesiyle dört kişilik tartışma ve sınıf paylaşımı. Her öğrenci kendi geliştirmek istediği tek problemi seçer ve şu kalıpla yazar: “... yaşayan ... için, ... durumunu iyileştirmeye ihtiyaç vardır.” Öğretmen çözümü değil problemi netleştirmeye odaklanır.</w:t>
-            </w:r>
-          </w:p>
-        </w:tc>
-      </w:tr>
-      <w:tr>
-        <w:trPr>
-          <w:cantSplit/>
-        </w:trPr>
-        <w:tc>
-          <w:tcPr>
-            <w:tcW w:type="dxa" w:w="3213"/>
-            <w:vAlign w:val="center"/>
-            <w:shd w:fill="FFF8F3"/>
-            <w:tcBorders>
-              <w:top w:val="single" w:sz="4" w:color="D1D5DB"/>
-              <w:left w:val="single" w:sz="4" w:color="D1D5DB"/>
-              <w:bottom w:val="single" w:sz="4" w:color="D1D5DB"/>
-              <w:right w:val="single" w:sz="4" w:color="D1D5DB"/>
-            </w:tcBorders>
-          </w:tcPr>
-          <w:p>
-            <w:pPr>
-              <w:spacing w:after="0"/>
-            </w:pPr>
-            <w:r>
-              <w:rPr>
-                <w:rFonts w:ascii="Aptos" w:hAnsi="Aptos" w:eastAsia="Aptos"/>
-                <w:b w:val="0"/>
-                <w:color w:val="1F2937"/>
-                <w:sz w:val="16"/>
-              </w:rPr>
-              <w:t>Sentez</w:t>
-            </w:r>
-          </w:p>
-        </w:tc>
-        <w:tc>
-          <w:tcPr>
-            <w:tcW w:type="dxa" w:w="3213"/>
-            <w:vAlign w:val="center"/>
-            <w:shd w:fill="FFF8F3"/>
-            <w:tcBorders>
-              <w:top w:val="single" w:sz="4" w:color="D1D5DB"/>
-              <w:left w:val="single" w:sz="4" w:color="D1D5DB"/>
-              <w:bottom w:val="single" w:sz="4" w:color="D1D5DB"/>
-              <w:right w:val="single" w:sz="4" w:color="D1D5DB"/>
-            </w:tcBorders>
-          </w:tcPr>
-          <w:p>
-            <w:pPr>
-              <w:spacing w:after="0"/>
-            </w:pPr>
-            <w:r>
-              <w:rPr>
-                <w:rFonts w:ascii="Aptos" w:hAnsi="Aptos" w:eastAsia="Aptos"/>
-                <w:b w:val="0"/>
-                <w:color w:val="1F2937"/>
-                <w:sz w:val="16"/>
-              </w:rPr>
-              <w:t>5 dk</w:t>
-            </w:r>
-          </w:p>
-        </w:tc>
-        <w:tc>
-          <w:tcPr>
-            <w:tcW w:type="dxa" w:w="3213"/>
-            <w:vAlign w:val="center"/>
-            <w:shd w:fill="FFF8F3"/>
-            <w:tcBorders>
-              <w:top w:val="single" w:sz="4" w:color="D1D5DB"/>
-              <w:left w:val="single" w:sz="4" w:color="D1D5DB"/>
-              <w:bottom w:val="single" w:sz="4" w:color="D1D5DB"/>
-              <w:right w:val="single" w:sz="4" w:color="D1D5DB"/>
-            </w:tcBorders>
-          </w:tcPr>
-          <w:p>
-            <w:pPr>
-              <w:spacing w:after="0"/>
-            </w:pPr>
-            <w:r>
-              <w:rPr>
-                <w:rFonts w:ascii="Aptos" w:hAnsi="Aptos" w:eastAsia="Aptos"/>
-                <w:b w:val="0"/>
-                <w:color w:val="1F2937"/>
-                <w:sz w:val="16"/>
-              </w:rPr>
-              <w:t>İki öğrenci problem cümlesini okur. Sınıf, cümlenin kullanıcı, durum ve ihtiyaç içerip içermediğini yapıcı biçimde kontrol eder.</w:t>
-            </w:r>
-          </w:p>
-        </w:tc>
-      </w:tr>
-      <w:tr>
-        <w:trPr>
-          <w:cantSplit/>
-        </w:trPr>
-        <w:tc>
-          <w:tcPr>
-            <w:tcW w:type="dxa" w:w="3213"/>
-            <w:vAlign w:val="center"/>
-            <w:shd w:fill="FFFFFF"/>
-            <w:tcBorders>
-              <w:top w:val="single" w:sz="4" w:color="D1D5DB"/>
-              <w:left w:val="single" w:sz="4" w:color="D1D5DB"/>
-              <w:bottom w:val="single" w:sz="4" w:color="D1D5DB"/>
-              <w:right w:val="single" w:sz="4" w:color="D1D5DB"/>
-            </w:tcBorders>
-          </w:tcPr>
-          <w:p>
-            <w:pPr>
-              <w:spacing w:after="0"/>
-            </w:pPr>
-            <w:r>
-              <w:rPr>
-                <w:rFonts w:ascii="Aptos" w:hAnsi="Aptos" w:eastAsia="Aptos"/>
-                <w:b w:val="0"/>
-                <w:color w:val="1F2937"/>
-                <w:sz w:val="16"/>
-              </w:rPr>
-              <w:t>Kapanış ve ara geçişi</w:t>
-            </w:r>
-          </w:p>
-        </w:tc>
-        <w:tc>
-          <w:tcPr>
-            <w:tcW w:type="dxa" w:w="3213"/>
-            <w:vAlign w:val="center"/>
-            <w:shd w:fill="FFFFFF"/>
-            <w:tcBorders>
-              <w:top w:val="single" w:sz="4" w:color="D1D5DB"/>
-              <w:left w:val="single" w:sz="4" w:color="D1D5DB"/>
-              <w:bottom w:val="single" w:sz="4" w:color="D1D5DB"/>
-              <w:right w:val="single" w:sz="4" w:color="D1D5DB"/>
-            </w:tcBorders>
-          </w:tcPr>
-          <w:p>
-            <w:pPr>
-              <w:spacing w:after="0"/>
-            </w:pPr>
-            <w:r>
-              <w:rPr>
-                <w:rFonts w:ascii="Aptos" w:hAnsi="Aptos" w:eastAsia="Aptos"/>
-                <w:b w:val="0"/>
-                <w:color w:val="1F2937"/>
-                <w:sz w:val="16"/>
-              </w:rPr>
-              <w:t>5 dk</w:t>
-            </w:r>
-          </w:p>
-        </w:tc>
-        <w:tc>
-          <w:tcPr>
-            <w:tcW w:type="dxa" w:w="3213"/>
-            <w:vAlign w:val="center"/>
-            <w:shd w:fill="FFFFFF"/>
-            <w:tcBorders>
-              <w:top w:val="single" w:sz="4" w:color="D1D5DB"/>
-              <w:left w:val="single" w:sz="4" w:color="D1D5DB"/>
-              <w:bottom w:val="single" w:sz="4" w:color="D1D5DB"/>
-              <w:right w:val="single" w:sz="4" w:color="D1D5DB"/>
-            </w:tcBorders>
-          </w:tcPr>
-          <w:p>
-            <w:pPr>
-              <w:spacing w:after="0"/>
-            </w:pPr>
-            <w:r>
-              <w:rPr>
-                <w:rFonts w:ascii="Aptos" w:hAnsi="Aptos" w:eastAsia="Aptos"/>
-                <w:b w:val="0"/>
-                <w:color w:val="1F2937"/>
-                <w:sz w:val="16"/>
-              </w:rPr>
-              <w:t>Her öğrenci seçtiği problem cümlesini ve kullanıcıyı çalışma dosyasına yazar. İkinci derste incelemek üzere bu cümlenin altına “Mevcut çözümlerde neyi araştıracağım?” sorusunu ekler. Bu bir ev ödevi değildir; 10 dakikalık aradan sonra aynı haftadaki ikinci derste kullanılır.</w:t>
-            </w:r>
-          </w:p>
-        </w:tc>
-      </w:tr>
-    </w:tbl>
-    <w:p/>
-    <w:p>
-      <w:r>
-        <w:rPr>
-          <w:rFonts w:ascii="Aptos" w:hAnsi="Aptos" w:eastAsia="Aptos"/>
-          <w:b w:val="0"/>
-          <w:color w:val="1F2937"/>
-          <w:sz w:val="20"/>
-        </w:rPr>
-        <w:t xml:space="preserve">**Materyaller:** Senaryo kartları, post-it, ihtiyaç avı şablonu, kalem.  </w:t>
-      </w:r>
-    </w:p>
-    <w:p>
-      <w:r>
-        <w:rPr>
-          <w:rFonts w:ascii="Aptos" w:hAnsi="Aptos" w:eastAsia="Aptos"/>
-          <w:b w:val="0"/>
-          <w:color w:val="1F2937"/>
-          <w:sz w:val="20"/>
-        </w:rPr>
-        <w:t xml:space="preserve">**Ölçme-değerlendirme:** Problem cümlesi, kartopu tartışmasındaki gözlem, çıkışta teslim edilen ihtiyaç notu.  </w:t>
-      </w:r>
-    </w:p>
-    <w:p>
-      <w:r>
-        <w:rPr>
-          <w:rFonts w:ascii="Aptos" w:hAnsi="Aptos" w:eastAsia="Aptos"/>
-          <w:b w:val="0"/>
-          <w:color w:val="1F2937"/>
-          <w:sz w:val="20"/>
-        </w:rPr>
-        <w:t>**Programlar arası bileşen yansımaları:**</w:t>
-      </w:r>
-    </w:p>
-    <w:p>
-      <w:pPr>
-        <w:pStyle w:val="ListBullet"/>
-      </w:pPr>
-      <w:r>
-        <w:rPr>
-          <w:rFonts w:ascii="Aptos" w:hAnsi="Aptos" w:eastAsia="Aptos"/>
-          <w:b w:val="0"/>
-          <w:color w:val="1F2937"/>
-          <w:sz w:val="20"/>
-        </w:rPr>
-        <w:t>*TSRMAB1.1 Taslak Oluşturma* — Taslağın temelini oluşturan problem ve kullanıcıyı belirler.</w:t>
-      </w:r>
-    </w:p>
-    <w:p>
-      <w:pPr>
-        <w:pStyle w:val="ListBullet"/>
-      </w:pPr>
-      <w:r>
-        <w:rPr>
-          <w:rFonts w:ascii="Aptos" w:hAnsi="Aptos" w:eastAsia="Aptos"/>
-          <w:b w:val="0"/>
-          <w:color w:val="1F2937"/>
-          <w:sz w:val="20"/>
-        </w:rPr>
-        <w:t>*SDB2.2 İş Birliği* — Kartopu tartışmasında farklı görüşleri birleştirir.</w:t>
-      </w:r>
-    </w:p>
-    <w:p>
-      <w:pPr>
-        <w:pStyle w:val="ListBullet"/>
-      </w:pPr>
-      <w:r>
-        <w:rPr>
-          <w:rFonts w:ascii="Aptos" w:hAnsi="Aptos" w:eastAsia="Aptos"/>
-          <w:b w:val="0"/>
-          <w:color w:val="1F2937"/>
-          <w:sz w:val="20"/>
-        </w:rPr>
-        <w:t>*SDB2.3 Sosyal Farkındalık* — İhtiyacın farklı kullanıcılar için değişebileceğini fark eder.</w:t>
-      </w:r>
-    </w:p>
-    <w:p>
-      <w:pPr>
-        <w:pStyle w:val="ListBullet"/>
-      </w:pPr>
-      <w:r>
-        <w:rPr>
-          <w:rFonts w:ascii="Aptos" w:hAnsi="Aptos" w:eastAsia="Aptos"/>
-          <w:b w:val="0"/>
-          <w:color w:val="1F2937"/>
-          <w:sz w:val="20"/>
-        </w:rPr>
-        <w:t>*E1.1 Merak* — Günlük yaşamındaki aksaklıklara çözüm gözüyle bakar.</w:t>
-      </w:r>
-    </w:p>
-    <w:p>
-      <w:pPr>
-        <w:keepNext/>
-      </w:pPr>
-      <w:r>
-        <w:rPr>
-          <w:rFonts w:ascii="Aptos" w:hAnsi="Aptos" w:eastAsia="Aptos"/>
-          <w:b/>
-          <w:color w:val="EA580C"/>
-          <w:sz w:val="24"/>
-        </w:rPr>
-        <w:t>4. ders saati — “Mevcut çözümü incele, farkını belirle” (TT.8.1.2)</w:t>
-      </w:r>
-    </w:p>
-    <w:p>
-      <w:r>
-        <w:rPr>
-          <w:rFonts w:ascii="Aptos" w:hAnsi="Aptos" w:eastAsia="Aptos"/>
-          <w:b w:val="0"/>
-          <w:color w:val="1F2937"/>
-          <w:sz w:val="20"/>
-        </w:rPr>
-        <w:t>**Hedef:** Öğrenci seçtiği problemle ilgili mevcut çözümleri; avantaj, sınırlılık ve kullanıcı ihtiyacı bakımından inceler.</w:t>
-      </w:r>
-    </w:p>
-    <w:tbl>
-      <w:tblPr>
-        <w:tblW w:type="auto" w:w="0"/>
-        <w:tblLook w:firstColumn="1" w:firstRow="1" w:lastColumn="0" w:lastRow="0" w:noHBand="0" w:noVBand="1" w:val="04A0"/>
-      </w:tblPr>
-      <w:tblGrid>
-        <w:gridCol w:w="3213"/>
-        <w:gridCol w:w="3213"/>
-        <w:gridCol w:w="3213"/>
-      </w:tblGrid>
-      <w:tr>
-        <w:trPr>
-          <w:cantSplit/>
-          <w:tblHeader w:val="true"/>
-        </w:trPr>
-        <w:tc>
-          <w:tcPr>
-            <w:tcW w:type="dxa" w:w="3213"/>
-            <w:vAlign w:val="center"/>
-            <w:shd w:fill="C2410C"/>
-            <w:tcBorders>
-              <w:top w:val="single" w:sz="4" w:color="D1D5DB"/>
-              <w:left w:val="single" w:sz="4" w:color="D1D5DB"/>
-              <w:bottom w:val="single" w:sz="4" w:color="D1D5DB"/>
-              <w:right w:val="single" w:sz="4" w:color="D1D5DB"/>
-            </w:tcBorders>
-          </w:tcPr>
-          <w:p>
-            <w:pPr>
-              <w:spacing w:after="0"/>
-            </w:pPr>
-            <w:r>
-              <w:rPr>
-                <w:rFonts w:ascii="Aptos" w:hAnsi="Aptos" w:eastAsia="Aptos"/>
-                <w:b/>
-                <w:color w:val="FFFFFF"/>
-                <w:sz w:val="16"/>
-              </w:rPr>
-              <w:t>Bölüm</w:t>
-            </w:r>
-          </w:p>
-        </w:tc>
-        <w:tc>
-          <w:tcPr>
-            <w:tcW w:type="dxa" w:w="3213"/>
-            <w:vAlign w:val="center"/>
-            <w:shd w:fill="C2410C"/>
-            <w:tcBorders>
-              <w:top w:val="single" w:sz="4" w:color="D1D5DB"/>
-              <w:left w:val="single" w:sz="4" w:color="D1D5DB"/>
-              <w:bottom w:val="single" w:sz="4" w:color="D1D5DB"/>
-              <w:right w:val="single" w:sz="4" w:color="D1D5DB"/>
-            </w:tcBorders>
-          </w:tcPr>
-          <w:p>
-            <w:pPr>
-              <w:spacing w:after="0"/>
-            </w:pPr>
-            <w:r>
-              <w:rPr>
-                <w:rFonts w:ascii="Aptos" w:hAnsi="Aptos" w:eastAsia="Aptos"/>
-                <w:b/>
-                <w:color w:val="FFFFFF"/>
-                <w:sz w:val="16"/>
-              </w:rPr>
-              <w:t>Süre</w:t>
-            </w:r>
-          </w:p>
-        </w:tc>
-        <w:tc>
-          <w:tcPr>
-            <w:tcW w:type="dxa" w:w="3213"/>
-            <w:vAlign w:val="center"/>
-            <w:shd w:fill="C2410C"/>
-            <w:tcBorders>
-              <w:top w:val="single" w:sz="4" w:color="D1D5DB"/>
-              <w:left w:val="single" w:sz="4" w:color="D1D5DB"/>
-              <w:bottom w:val="single" w:sz="4" w:color="D1D5DB"/>
-              <w:right w:val="single" w:sz="4" w:color="D1D5DB"/>
-            </w:tcBorders>
-          </w:tcPr>
-          <w:p>
-            <w:pPr>
-              <w:spacing w:after="0"/>
-            </w:pPr>
-            <w:r>
-              <w:rPr>
-                <w:rFonts w:ascii="Aptos" w:hAnsi="Aptos" w:eastAsia="Aptos"/>
-                <w:b/>
-                <w:color w:val="FFFFFF"/>
-                <w:sz w:val="16"/>
-              </w:rPr>
-              <w:t>Uygulama</w:t>
-            </w:r>
-          </w:p>
-        </w:tc>
-      </w:tr>
-      <w:tr>
-        <w:trPr>
-          <w:cantSplit/>
-        </w:trPr>
-        <w:tc>
-          <w:tcPr>
-            <w:tcW w:type="dxa" w:w="3213"/>
-            <w:vAlign w:val="center"/>
-            <w:shd w:fill="FFFFFF"/>
-            <w:tcBorders>
-              <w:top w:val="single" w:sz="4" w:color="D1D5DB"/>
-              <w:left w:val="single" w:sz="4" w:color="D1D5DB"/>
-              <w:bottom w:val="single" w:sz="4" w:color="D1D5DB"/>
-              <w:right w:val="single" w:sz="4" w:color="D1D5DB"/>
-            </w:tcBorders>
-          </w:tcPr>
-          <w:p>
-            <w:pPr>
-              <w:spacing w:after="0"/>
-            </w:pPr>
-            <w:r>
-              <w:rPr>
-                <w:rFonts w:ascii="Aptos" w:hAnsi="Aptos" w:eastAsia="Aptos"/>
-                <w:b w:val="0"/>
-                <w:color w:val="1F2937"/>
-                <w:sz w:val="16"/>
-              </w:rPr>
-              <w:t>Köprü kurma</w:t>
-            </w:r>
-          </w:p>
-        </w:tc>
-        <w:tc>
-          <w:tcPr>
-            <w:tcW w:type="dxa" w:w="3213"/>
-            <w:vAlign w:val="center"/>
-            <w:shd w:fill="FFFFFF"/>
-            <w:tcBorders>
-              <w:top w:val="single" w:sz="4" w:color="D1D5DB"/>
-              <w:left w:val="single" w:sz="4" w:color="D1D5DB"/>
-              <w:bottom w:val="single" w:sz="4" w:color="D1D5DB"/>
-              <w:right w:val="single" w:sz="4" w:color="D1D5DB"/>
-            </w:tcBorders>
-          </w:tcPr>
-          <w:p>
-            <w:pPr>
-              <w:spacing w:after="0"/>
-            </w:pPr>
-            <w:r>
-              <w:rPr>
-                <w:rFonts w:ascii="Aptos" w:hAnsi="Aptos" w:eastAsia="Aptos"/>
-                <w:b w:val="0"/>
-                <w:color w:val="1F2937"/>
-                <w:sz w:val="16"/>
-              </w:rPr>
-              <w:t>5 dk</w:t>
-            </w:r>
-          </w:p>
-        </w:tc>
-        <w:tc>
-          <w:tcPr>
-            <w:tcW w:type="dxa" w:w="3213"/>
-            <w:vAlign w:val="center"/>
-            <w:shd w:fill="FFFFFF"/>
-            <w:tcBorders>
-              <w:top w:val="single" w:sz="4" w:color="D1D5DB"/>
-              <w:left w:val="single" w:sz="4" w:color="D1D5DB"/>
-              <w:bottom w:val="single" w:sz="4" w:color="D1D5DB"/>
-              <w:right w:val="single" w:sz="4" w:color="D1D5DB"/>
-            </w:tcBorders>
-          </w:tcPr>
-          <w:p>
-            <w:pPr>
-              <w:spacing w:after="0"/>
-            </w:pPr>
-            <w:r>
-              <w:rPr>
-                <w:rFonts w:ascii="Aptos" w:hAnsi="Aptos" w:eastAsia="Aptos"/>
-                <w:b w:val="0"/>
-                <w:color w:val="1F2937"/>
-                <w:sz w:val="16"/>
-              </w:rPr>
-              <w:t>10 dakikalık aradan sonra öğrenciler birinci derste yazdığı problem cümlesi ve araştırma sorusunu açar. Öğretmen iki benzer çözüm görseli üzerinden “Hangisi daha iyi?” yerine “Hangi kullanıcı için, hangi koşulda daha uygun?” sorusunu sorar.</w:t>
-            </w:r>
-          </w:p>
-        </w:tc>
-      </w:tr>
-      <w:tr>
-        <w:trPr>
-          <w:cantSplit/>
-        </w:trPr>
-        <w:tc>
-          <w:tcPr>
-            <w:tcW w:type="dxa" w:w="3213"/>
-            <w:vAlign w:val="center"/>
-            <w:shd w:fill="FFF8F3"/>
-            <w:tcBorders>
-              <w:top w:val="single" w:sz="4" w:color="D1D5DB"/>
-              <w:left w:val="single" w:sz="4" w:color="D1D5DB"/>
-              <w:bottom w:val="single" w:sz="4" w:color="D1D5DB"/>
-              <w:right w:val="single" w:sz="4" w:color="D1D5DB"/>
-            </w:tcBorders>
-          </w:tcPr>
-          <w:p>
-            <w:pPr>
-              <w:spacing w:after="0"/>
-            </w:pPr>
-            <w:r>
-              <w:rPr>
-                <w:rFonts w:ascii="Aptos" w:hAnsi="Aptos" w:eastAsia="Aptos"/>
-                <w:b w:val="0"/>
-                <w:color w:val="1F2937"/>
-                <w:sz w:val="16"/>
-              </w:rPr>
-              <w:t>Hatırlatma</w:t>
-            </w:r>
-          </w:p>
-        </w:tc>
-        <w:tc>
-          <w:tcPr>
-            <w:tcW w:type="dxa" w:w="3213"/>
-            <w:vAlign w:val="center"/>
-            <w:shd w:fill="FFF8F3"/>
-            <w:tcBorders>
-              <w:top w:val="single" w:sz="4" w:color="D1D5DB"/>
-              <w:left w:val="single" w:sz="4" w:color="D1D5DB"/>
-              <w:bottom w:val="single" w:sz="4" w:color="D1D5DB"/>
-              <w:right w:val="single" w:sz="4" w:color="D1D5DB"/>
-            </w:tcBorders>
-          </w:tcPr>
-          <w:p>
-            <w:pPr>
-              <w:spacing w:after="0"/>
-            </w:pPr>
-            <w:r>
-              <w:rPr>
-                <w:rFonts w:ascii="Aptos" w:hAnsi="Aptos" w:eastAsia="Aptos"/>
-                <w:b w:val="0"/>
-                <w:color w:val="1F2937"/>
-                <w:sz w:val="16"/>
-              </w:rPr>
-              <w:t>5 dk</w:t>
-            </w:r>
-          </w:p>
-        </w:tc>
-        <w:tc>
-          <w:tcPr>
-            <w:tcW w:type="dxa" w:w="3213"/>
-            <w:vAlign w:val="center"/>
-            <w:shd w:fill="FFF8F3"/>
-            <w:tcBorders>
-              <w:top w:val="single" w:sz="4" w:color="D1D5DB"/>
-              <w:left w:val="single" w:sz="4" w:color="D1D5DB"/>
-              <w:bottom w:val="single" w:sz="4" w:color="D1D5DB"/>
-              <w:right w:val="single" w:sz="4" w:color="D1D5DB"/>
-            </w:tcBorders>
-          </w:tcPr>
-          <w:p>
-            <w:pPr>
-              <w:spacing w:after="0"/>
-            </w:pPr>
-            <w:r>
-              <w:rPr>
-                <w:rFonts w:ascii="Aptos" w:hAnsi="Aptos" w:eastAsia="Aptos"/>
-                <w:b w:val="0"/>
-                <w:color w:val="1F2937"/>
-                <w:sz w:val="16"/>
-              </w:rPr>
-              <w:t>İyi problem cümlesinin kullanıcı, durum ve ihtiyaç içerdiği kontrol edilir. Öğrenciler seçtiği kullanıcıyı bir sözcükle belirtir.</w:t>
-            </w:r>
-          </w:p>
-        </w:tc>
-      </w:tr>
-      <w:tr>
-        <w:trPr>
-          <w:cantSplit/>
-        </w:trPr>
-        <w:tc>
-          <w:tcPr>
-            <w:tcW w:type="dxa" w:w="3213"/>
-            <w:vAlign w:val="center"/>
-            <w:shd w:fill="FFFFFF"/>
-            <w:tcBorders>
-              <w:top w:val="single" w:sz="4" w:color="D1D5DB"/>
-              <w:left w:val="single" w:sz="4" w:color="D1D5DB"/>
-              <w:bottom w:val="single" w:sz="4" w:color="D1D5DB"/>
-              <w:right w:val="single" w:sz="4" w:color="D1D5DB"/>
-            </w:tcBorders>
-          </w:tcPr>
-          <w:p>
-            <w:pPr>
-              <w:spacing w:after="0"/>
-            </w:pPr>
-            <w:r>
-              <w:rPr>
-                <w:rFonts w:ascii="Aptos" w:hAnsi="Aptos" w:eastAsia="Aptos"/>
-                <w:b w:val="0"/>
-                <w:color w:val="1F2937"/>
-                <w:sz w:val="16"/>
-              </w:rPr>
-              <w:t>Ana etkinlik — “Çözüm merceği”</w:t>
-            </w:r>
-          </w:p>
-        </w:tc>
-        <w:tc>
-          <w:tcPr>
-            <w:tcW w:type="dxa" w:w="3213"/>
-            <w:vAlign w:val="center"/>
-            <w:shd w:fill="FFFFFF"/>
-            <w:tcBorders>
-              <w:top w:val="single" w:sz="4" w:color="D1D5DB"/>
-              <w:left w:val="single" w:sz="4" w:color="D1D5DB"/>
-              <w:bottom w:val="single" w:sz="4" w:color="D1D5DB"/>
-              <w:right w:val="single" w:sz="4" w:color="D1D5DB"/>
-            </w:tcBorders>
-          </w:tcPr>
-          <w:p>
-            <w:pPr>
-              <w:spacing w:after="0"/>
-            </w:pPr>
-            <w:r>
-              <w:rPr>
-                <w:rFonts w:ascii="Aptos" w:hAnsi="Aptos" w:eastAsia="Aptos"/>
-                <w:b w:val="0"/>
-                <w:color w:val="1F2937"/>
-                <w:sz w:val="16"/>
-              </w:rPr>
-              <w:t>20 dk</w:t>
-            </w:r>
-          </w:p>
-        </w:tc>
-        <w:tc>
-          <w:tcPr>
-            <w:tcW w:type="dxa" w:w="3213"/>
-            <w:vAlign w:val="center"/>
-            <w:shd w:fill="FFFFFF"/>
-            <w:tcBorders>
-              <w:top w:val="single" w:sz="4" w:color="D1D5DB"/>
-              <w:left w:val="single" w:sz="4" w:color="D1D5DB"/>
-              <w:bottom w:val="single" w:sz="4" w:color="D1D5DB"/>
-              <w:right w:val="single" w:sz="4" w:color="D1D5DB"/>
-            </w:tcBorders>
-          </w:tcPr>
-          <w:p>
-            <w:pPr>
-              <w:spacing w:after="0"/>
-            </w:pPr>
-            <w:r>
-              <w:rPr>
-                <w:rFonts w:ascii="Aptos" w:hAnsi="Aptos" w:eastAsia="Aptos"/>
-                <w:b w:val="0"/>
-                <w:color w:val="1F2937"/>
-                <w:sz w:val="16"/>
-              </w:rPr>
-              <w:t>Öğrenci kendi problemi için en az iki mevcut çözümü gözlem, güvenilir kaynak, ürün görseli veya öğretmen hazırlığı üzerinden inceler. Tabloya “çözüm, işe yarayan yön, sınırlılık, kullanıcı açısından not, çevresel etki” yazar. Öğrenciler fikir almak için eşleriyle konuşur; fakat ürün fikri bireysel kalır.</w:t>
-            </w:r>
-          </w:p>
-        </w:tc>
-      </w:tr>
-      <w:tr>
-        <w:trPr>
-          <w:cantSplit/>
-        </w:trPr>
-        <w:tc>
-          <w:tcPr>
-            <w:tcW w:type="dxa" w:w="3213"/>
-            <w:vAlign w:val="center"/>
-            <w:shd w:fill="FFF8F3"/>
-            <w:tcBorders>
-              <w:top w:val="single" w:sz="4" w:color="D1D5DB"/>
-              <w:left w:val="single" w:sz="4" w:color="D1D5DB"/>
-              <w:bottom w:val="single" w:sz="4" w:color="D1D5DB"/>
-              <w:right w:val="single" w:sz="4" w:color="D1D5DB"/>
-            </w:tcBorders>
-          </w:tcPr>
-          <w:p>
-            <w:pPr>
-              <w:spacing w:after="0"/>
-            </w:pPr>
-            <w:r>
-              <w:rPr>
-                <w:rFonts w:ascii="Aptos" w:hAnsi="Aptos" w:eastAsia="Aptos"/>
-                <w:b w:val="0"/>
-                <w:color w:val="1F2937"/>
-                <w:sz w:val="16"/>
-              </w:rPr>
-              <w:t>Sentez</w:t>
-            </w:r>
-          </w:p>
-        </w:tc>
-        <w:tc>
-          <w:tcPr>
-            <w:tcW w:type="dxa" w:w="3213"/>
-            <w:vAlign w:val="center"/>
-            <w:shd w:fill="FFF8F3"/>
-            <w:tcBorders>
-              <w:top w:val="single" w:sz="4" w:color="D1D5DB"/>
-              <w:left w:val="single" w:sz="4" w:color="D1D5DB"/>
-              <w:bottom w:val="single" w:sz="4" w:color="D1D5DB"/>
-              <w:right w:val="single" w:sz="4" w:color="D1D5DB"/>
-            </w:tcBorders>
-          </w:tcPr>
-          <w:p>
-            <w:pPr>
-              <w:spacing w:after="0"/>
-            </w:pPr>
-            <w:r>
-              <w:rPr>
-                <w:rFonts w:ascii="Aptos" w:hAnsi="Aptos" w:eastAsia="Aptos"/>
-                <w:b w:val="0"/>
-                <w:color w:val="1F2937"/>
-                <w:sz w:val="16"/>
-              </w:rPr>
-              <w:t>5 dk</w:t>
-            </w:r>
-          </w:p>
-        </w:tc>
-        <w:tc>
-          <w:tcPr>
-            <w:tcW w:type="dxa" w:w="3213"/>
-            <w:vAlign w:val="center"/>
-            <w:shd w:fill="FFF8F3"/>
-            <w:tcBorders>
-              <w:top w:val="single" w:sz="4" w:color="D1D5DB"/>
-              <w:left w:val="single" w:sz="4" w:color="D1D5DB"/>
-              <w:bottom w:val="single" w:sz="4" w:color="D1D5DB"/>
-              <w:right w:val="single" w:sz="4" w:color="D1D5DB"/>
-            </w:tcBorders>
-          </w:tcPr>
-          <w:p>
-            <w:pPr>
-              <w:spacing w:after="0"/>
-            </w:pPr>
-            <w:r>
-              <w:rPr>
-                <w:rFonts w:ascii="Aptos" w:hAnsi="Aptos" w:eastAsia="Aptos"/>
-                <w:b w:val="0"/>
-                <w:color w:val="1F2937"/>
-                <w:sz w:val="16"/>
-              </w:rPr>
-              <w:t>Öğrenciler “Benim ürünüm şu sınırlılığı azaltmaya çalışacak…” cümlesini tamamlar. Öğretmen uygulanabilirlik ve güvenlik sınırlarını nazikçe hatırlatır.</w:t>
-            </w:r>
-          </w:p>
-        </w:tc>
-      </w:tr>
-      <w:tr>
-        <w:trPr>
-          <w:cantSplit/>
-        </w:trPr>
-        <w:tc>
-          <w:tcPr>
-            <w:tcW w:type="dxa" w:w="3213"/>
-            <w:vAlign w:val="center"/>
-            <w:shd w:fill="FFFFFF"/>
-            <w:tcBorders>
-              <w:top w:val="single" w:sz="4" w:color="D1D5DB"/>
-              <w:left w:val="single" w:sz="4" w:color="D1D5DB"/>
-              <w:bottom w:val="single" w:sz="4" w:color="D1D5DB"/>
-              <w:right w:val="single" w:sz="4" w:color="D1D5DB"/>
-            </w:tcBorders>
-          </w:tcPr>
-          <w:p>
-            <w:pPr>
-              <w:spacing w:after="0"/>
-            </w:pPr>
-            <w:r>
-              <w:rPr>
-                <w:rFonts w:ascii="Aptos" w:hAnsi="Aptos" w:eastAsia="Aptos"/>
-                <w:b w:val="0"/>
-                <w:color w:val="1F2937"/>
-                <w:sz w:val="16"/>
-              </w:rPr>
-              <w:t>Kapanış ve ödev</w:t>
-            </w:r>
-          </w:p>
-        </w:tc>
-        <w:tc>
-          <w:tcPr>
-            <w:tcW w:type="dxa" w:w="3213"/>
-            <w:vAlign w:val="center"/>
-            <w:shd w:fill="FFFFFF"/>
-            <w:tcBorders>
-              <w:top w:val="single" w:sz="4" w:color="D1D5DB"/>
-              <w:left w:val="single" w:sz="4" w:color="D1D5DB"/>
-              <w:bottom w:val="single" w:sz="4" w:color="D1D5DB"/>
-              <w:right w:val="single" w:sz="4" w:color="D1D5DB"/>
-            </w:tcBorders>
-          </w:tcPr>
-          <w:p>
-            <w:pPr>
-              <w:spacing w:after="0"/>
-            </w:pPr>
-            <w:r>
-              <w:rPr>
-                <w:rFonts w:ascii="Aptos" w:hAnsi="Aptos" w:eastAsia="Aptos"/>
-                <w:b w:val="0"/>
-                <w:color w:val="1F2937"/>
-                <w:sz w:val="16"/>
-              </w:rPr>
-              <w:t>5 dk</w:t>
-            </w:r>
-          </w:p>
-        </w:tc>
-        <w:tc>
-          <w:tcPr>
-            <w:tcW w:type="dxa" w:w="3213"/>
-            <w:vAlign w:val="center"/>
-            <w:shd w:fill="FFFFFF"/>
-            <w:tcBorders>
-              <w:top w:val="single" w:sz="4" w:color="D1D5DB"/>
-              <w:left w:val="single" w:sz="4" w:color="D1D5DB"/>
-              <w:bottom w:val="single" w:sz="4" w:color="D1D5DB"/>
-              <w:right w:val="single" w:sz="4" w:color="D1D5DB"/>
-            </w:tcBorders>
-          </w:tcPr>
-          <w:p>
-            <w:pPr>
-              <w:spacing w:after="0"/>
-            </w:pPr>
-            <w:r>
-              <w:rPr>
-                <w:rFonts w:ascii="Aptos" w:hAnsi="Aptos" w:eastAsia="Aptos"/>
-                <w:b w:val="0"/>
-                <w:color w:val="1F2937"/>
-                <w:sz w:val="16"/>
-              </w:rPr>
-              <w:t>**Ödev (15–20 dk):** Mevcut çözümlerde fark ettiğin bir sınırlılığı azaltacak en az üç çözüm fikri yaz veya çiz. Henüz en iyisini seçme.</w:t>
-            </w:r>
-          </w:p>
-        </w:tc>
-      </w:tr>
-    </w:tbl>
-    <w:p/>
-    <w:p>
-      <w:r>
-        <w:rPr>
-          <w:rFonts w:ascii="Aptos" w:hAnsi="Aptos" w:eastAsia="Aptos"/>
-          <w:b w:val="0"/>
-          <w:color w:val="1F2937"/>
-          <w:sz w:val="20"/>
-        </w:rPr>
-        <w:t xml:space="preserve">**Materyaller:** Çözüm merceği çalışma tablosu, öğretmenin hazırladığı ürün görselleri/örnekleri, güvenilir kaynak listesi, cetvel.  </w:t>
-      </w:r>
-    </w:p>
-    <w:p>
-      <w:r>
-        <w:rPr>
-          <w:rFonts w:ascii="Aptos" w:hAnsi="Aptos" w:eastAsia="Aptos"/>
-          <w:b w:val="0"/>
-          <w:color w:val="1F2937"/>
-          <w:sz w:val="20"/>
-        </w:rPr>
-        <w:t xml:space="preserve">**Ölçme-değerlendirme:** İnceleme tablosu, “fark yaratacak yön” cümlesi, öğretmen sözlü dönütü.  </w:t>
-      </w:r>
-    </w:p>
-    <w:p>
-      <w:r>
-        <w:rPr>
-          <w:rFonts w:ascii="Aptos" w:hAnsi="Aptos" w:eastAsia="Aptos"/>
-          <w:b w:val="0"/>
-          <w:color w:val="1F2937"/>
-          <w:sz w:val="20"/>
-        </w:rPr>
-        <w:t>**Programlar arası bileşen yansımaları:**</w:t>
-      </w:r>
-    </w:p>
-    <w:p>
-      <w:pPr>
-        <w:pStyle w:val="ListBullet"/>
-      </w:pPr>
-      <w:r>
-        <w:rPr>
-          <w:rFonts w:ascii="Aptos" w:hAnsi="Aptos" w:eastAsia="Aptos"/>
-          <w:b w:val="0"/>
-          <w:color w:val="1F2937"/>
-          <w:sz w:val="20"/>
-        </w:rPr>
-        <w:t>*KB2.8 Sorgulama* — “Bu çözüm hangi koşulda işe yaramaz?” sorusuyla sınırlılığı araştırır.</w:t>
-      </w:r>
-    </w:p>
-    <w:p>
-      <w:pPr>
-        <w:pStyle w:val="ListBullet"/>
-      </w:pPr>
-      <w:r>
-        <w:rPr>
-          <w:rFonts w:ascii="Aptos" w:hAnsi="Aptos" w:eastAsia="Aptos"/>
-          <w:b w:val="0"/>
-          <w:color w:val="1F2937"/>
-          <w:sz w:val="20"/>
-        </w:rPr>
-        <w:t>*E3.6 Analitiklik* — Avantaj ve sınırlılığı ayrı kanıtlarla yazar.</w:t>
-      </w:r>
-    </w:p>
-    <w:p>
-      <w:pPr>
-        <w:pStyle w:val="ListBullet"/>
-      </w:pPr>
-      <w:r>
-        <w:rPr>
-          <w:rFonts w:ascii="Aptos" w:hAnsi="Aptos" w:eastAsia="Aptos"/>
-          <w:b w:val="0"/>
-          <w:color w:val="1F2937"/>
-          <w:sz w:val="20"/>
-        </w:rPr>
-        <w:t>*OB4 Görsel Okuryazarlık* — Ürün görselinden işlev ve kullanıcı ipucu çıkarır.</w:t>
-      </w:r>
-    </w:p>
-    <w:p>
-      <w:pPr>
-        <w:pStyle w:val="ListBullet"/>
-      </w:pPr>
-      <w:r>
-        <w:rPr>
-          <w:rFonts w:ascii="Aptos" w:hAnsi="Aptos" w:eastAsia="Aptos"/>
-          <w:b w:val="0"/>
-          <w:color w:val="1F2937"/>
-          <w:sz w:val="20"/>
-        </w:rPr>
-        <w:t>*OB8 Sürdürülebilirlik Okuryazarlığı* — Çözümün malzeme, enerji veya atık etkisini ilk kez düşünür.</w:t>
-      </w:r>
-    </w:p>
-    <w:p>
-      <w:pPr>
-        <w:keepNext/>
-      </w:pPr>
-      <w:r>
-        <w:rPr>
-          <w:rFonts w:ascii="Aptos" w:hAnsi="Aptos" w:eastAsia="Aptos"/>
-          <w:b/>
-          <w:color w:val="EA580C"/>
-          <w:sz w:val="24"/>
-        </w:rPr>
-        <w:t>5. ders saati — “Fikirden işleyişi görünen taslağa” (TT.8.1.2)</w:t>
-      </w:r>
-    </w:p>
-    <w:p>
-      <w:r>
-        <w:rPr>
-          <w:rFonts w:ascii="Aptos" w:hAnsi="Aptos" w:eastAsia="Aptos"/>
-          <w:b w:val="0"/>
-          <w:color w:val="1F2937"/>
-          <w:sz w:val="20"/>
-        </w:rPr>
-        <w:t>**Hedef:** Öğrenci çözüm fikirleri geliştirir; seçtiği fikrin yenilik içeren yönünü ve temel işleyişini gösteren etiketli eskiz oluşturur.</w:t>
-      </w:r>
-    </w:p>
-    <w:tbl>
-      <w:tblPr>
-        <w:tblW w:type="auto" w:w="0"/>
-        <w:tblLook w:firstColumn="1" w:firstRow="1" w:lastColumn="0" w:lastRow="0" w:noHBand="0" w:noVBand="1" w:val="04A0"/>
-      </w:tblPr>
-      <w:tblGrid>
-        <w:gridCol w:w="3213"/>
-        <w:gridCol w:w="3213"/>
-        <w:gridCol w:w="3213"/>
-      </w:tblGrid>
-      <w:tr>
-        <w:trPr>
-          <w:cantSplit/>
-          <w:tblHeader w:val="true"/>
-        </w:trPr>
-        <w:tc>
-          <w:tcPr>
-            <w:tcW w:type="dxa" w:w="3213"/>
-            <w:vAlign w:val="center"/>
-            <w:shd w:fill="C2410C"/>
-            <w:tcBorders>
-              <w:top w:val="single" w:sz="4" w:color="D1D5DB"/>
-              <w:left w:val="single" w:sz="4" w:color="D1D5DB"/>
-              <w:bottom w:val="single" w:sz="4" w:color="D1D5DB"/>
-              <w:right w:val="single" w:sz="4" w:color="D1D5DB"/>
-            </w:tcBorders>
-          </w:tcPr>
-          <w:p>
-            <w:pPr>
-              <w:spacing w:after="0"/>
-            </w:pPr>
-            <w:r>
-              <w:rPr>
-                <w:rFonts w:ascii="Aptos" w:hAnsi="Aptos" w:eastAsia="Aptos"/>
-                <w:b/>
-                <w:color w:val="FFFFFF"/>
-                <w:sz w:val="16"/>
-              </w:rPr>
-              <w:t>Bölüm</w:t>
-            </w:r>
-          </w:p>
-        </w:tc>
-        <w:tc>
-          <w:tcPr>
-            <w:tcW w:type="dxa" w:w="3213"/>
-            <w:vAlign w:val="center"/>
-            <w:shd w:fill="C2410C"/>
-            <w:tcBorders>
-              <w:top w:val="single" w:sz="4" w:color="D1D5DB"/>
-              <w:left w:val="single" w:sz="4" w:color="D1D5DB"/>
-              <w:bottom w:val="single" w:sz="4" w:color="D1D5DB"/>
-              <w:right w:val="single" w:sz="4" w:color="D1D5DB"/>
-            </w:tcBorders>
-          </w:tcPr>
-          <w:p>
-            <w:pPr>
-              <w:spacing w:after="0"/>
-            </w:pPr>
-            <w:r>
-              <w:rPr>
-                <w:rFonts w:ascii="Aptos" w:hAnsi="Aptos" w:eastAsia="Aptos"/>
-                <w:b/>
-                <w:color w:val="FFFFFF"/>
-                <w:sz w:val="16"/>
-              </w:rPr>
-              <w:t>Süre</w:t>
-            </w:r>
-          </w:p>
-        </w:tc>
-        <w:tc>
-          <w:tcPr>
-            <w:tcW w:type="dxa" w:w="3213"/>
-            <w:vAlign w:val="center"/>
-            <w:shd w:fill="C2410C"/>
-            <w:tcBorders>
-              <w:top w:val="single" w:sz="4" w:color="D1D5DB"/>
-              <w:left w:val="single" w:sz="4" w:color="D1D5DB"/>
-              <w:bottom w:val="single" w:sz="4" w:color="D1D5DB"/>
-              <w:right w:val="single" w:sz="4" w:color="D1D5DB"/>
-            </w:tcBorders>
-          </w:tcPr>
-          <w:p>
-            <w:pPr>
-              <w:spacing w:after="0"/>
-            </w:pPr>
-            <w:r>
-              <w:rPr>
-                <w:rFonts w:ascii="Aptos" w:hAnsi="Aptos" w:eastAsia="Aptos"/>
-                <w:b/>
-                <w:color w:val="FFFFFF"/>
-                <w:sz w:val="16"/>
-              </w:rPr>
-              <w:t>Uygulama</w:t>
-            </w:r>
-          </w:p>
-        </w:tc>
-      </w:tr>
-      <w:tr>
-        <w:trPr>
-          <w:cantSplit/>
-        </w:trPr>
-        <w:tc>
-          <w:tcPr>
-            <w:tcW w:type="dxa" w:w="3213"/>
-            <w:vAlign w:val="center"/>
-            <w:shd w:fill="FFFFFF"/>
-            <w:tcBorders>
-              <w:top w:val="single" w:sz="4" w:color="D1D5DB"/>
-              <w:left w:val="single" w:sz="4" w:color="D1D5DB"/>
-              <w:bottom w:val="single" w:sz="4" w:color="D1D5DB"/>
-              <w:right w:val="single" w:sz="4" w:color="D1D5DB"/>
-            </w:tcBorders>
-          </w:tcPr>
-          <w:p>
-            <w:pPr>
-              <w:spacing w:after="0"/>
-            </w:pPr>
-            <w:r>
-              <w:rPr>
-                <w:rFonts w:ascii="Aptos" w:hAnsi="Aptos" w:eastAsia="Aptos"/>
-                <w:b w:val="0"/>
-                <w:color w:val="1F2937"/>
-                <w:sz w:val="16"/>
-              </w:rPr>
-              <w:t>Köprü kurma</w:t>
-            </w:r>
-          </w:p>
-        </w:tc>
-        <w:tc>
-          <w:tcPr>
-            <w:tcW w:type="dxa" w:w="3213"/>
-            <w:vAlign w:val="center"/>
-            <w:shd w:fill="FFFFFF"/>
-            <w:tcBorders>
-              <w:top w:val="single" w:sz="4" w:color="D1D5DB"/>
-              <w:left w:val="single" w:sz="4" w:color="D1D5DB"/>
-              <w:bottom w:val="single" w:sz="4" w:color="D1D5DB"/>
-              <w:right w:val="single" w:sz="4" w:color="D1D5DB"/>
-            </w:tcBorders>
-          </w:tcPr>
-          <w:p>
-            <w:pPr>
-              <w:spacing w:after="0"/>
-            </w:pPr>
-            <w:r>
-              <w:rPr>
-                <w:rFonts w:ascii="Aptos" w:hAnsi="Aptos" w:eastAsia="Aptos"/>
-                <w:b w:val="0"/>
-                <w:color w:val="1F2937"/>
-                <w:sz w:val="16"/>
-              </w:rPr>
-              <w:t>5 dk</w:t>
-            </w:r>
-          </w:p>
-        </w:tc>
-        <w:tc>
-          <w:tcPr>
-            <w:tcW w:type="dxa" w:w="3213"/>
-            <w:vAlign w:val="center"/>
-            <w:shd w:fill="FFFFFF"/>
-            <w:tcBorders>
-              <w:top w:val="single" w:sz="4" w:color="D1D5DB"/>
-              <w:left w:val="single" w:sz="4" w:color="D1D5DB"/>
-              <w:bottom w:val="single" w:sz="4" w:color="D1D5DB"/>
-              <w:right w:val="single" w:sz="4" w:color="D1D5DB"/>
-            </w:tcBorders>
-          </w:tcPr>
-          <w:p>
-            <w:pPr>
-              <w:spacing w:after="0"/>
-            </w:pPr>
-            <w:r>
-              <w:rPr>
-                <w:rFonts w:ascii="Aptos" w:hAnsi="Aptos" w:eastAsia="Aptos"/>
-                <w:b w:val="0"/>
-                <w:color w:val="1F2937"/>
-                <w:sz w:val="16"/>
-              </w:rPr>
-              <w:t>Öğretmen “Bir çözümün çizimi güzel olmak zorunda mı, anlaşılır olmak zorunda mı?” sorusunu yöneltir. İki basit örnek eskizden işleyişi daha anlaşılır olanı sınıfça incelenir.</w:t>
-            </w:r>
-          </w:p>
-        </w:tc>
-      </w:tr>
-      <w:tr>
-        <w:trPr>
-          <w:cantSplit/>
-        </w:trPr>
-        <w:tc>
-          <w:tcPr>
-            <w:tcW w:type="dxa" w:w="3213"/>
-            <w:vAlign w:val="center"/>
-            <w:shd w:fill="FFF8F3"/>
-            <w:tcBorders>
-              <w:top w:val="single" w:sz="4" w:color="D1D5DB"/>
-              <w:left w:val="single" w:sz="4" w:color="D1D5DB"/>
-              <w:bottom w:val="single" w:sz="4" w:color="D1D5DB"/>
-              <w:right w:val="single" w:sz="4" w:color="D1D5DB"/>
-            </w:tcBorders>
-          </w:tcPr>
-          <w:p>
-            <w:pPr>
-              <w:spacing w:after="0"/>
-            </w:pPr>
-            <w:r>
-              <w:rPr>
-                <w:rFonts w:ascii="Aptos" w:hAnsi="Aptos" w:eastAsia="Aptos"/>
-                <w:b w:val="0"/>
-                <w:color w:val="1F2937"/>
-                <w:sz w:val="16"/>
-              </w:rPr>
-              <w:t>Hatırlatma</w:t>
-            </w:r>
-          </w:p>
-        </w:tc>
-        <w:tc>
-          <w:tcPr>
-            <w:tcW w:type="dxa" w:w="3213"/>
-            <w:vAlign w:val="center"/>
-            <w:shd w:fill="FFF8F3"/>
-            <w:tcBorders>
-              <w:top w:val="single" w:sz="4" w:color="D1D5DB"/>
-              <w:left w:val="single" w:sz="4" w:color="D1D5DB"/>
-              <w:bottom w:val="single" w:sz="4" w:color="D1D5DB"/>
-              <w:right w:val="single" w:sz="4" w:color="D1D5DB"/>
-            </w:tcBorders>
-          </w:tcPr>
-          <w:p>
-            <w:pPr>
-              <w:spacing w:after="0"/>
-            </w:pPr>
-            <w:r>
-              <w:rPr>
-                <w:rFonts w:ascii="Aptos" w:hAnsi="Aptos" w:eastAsia="Aptos"/>
-                <w:b w:val="0"/>
-                <w:color w:val="1F2937"/>
-                <w:sz w:val="16"/>
-              </w:rPr>
-              <w:t>5 dk</w:t>
-            </w:r>
-          </w:p>
-        </w:tc>
-        <w:tc>
-          <w:tcPr>
-            <w:tcW w:type="dxa" w:w="3213"/>
-            <w:vAlign w:val="center"/>
-            <w:shd w:fill="FFF8F3"/>
-            <w:tcBorders>
-              <w:top w:val="single" w:sz="4" w:color="D1D5DB"/>
-              <w:left w:val="single" w:sz="4" w:color="D1D5DB"/>
-              <w:bottom w:val="single" w:sz="4" w:color="D1D5DB"/>
-              <w:right w:val="single" w:sz="4" w:color="D1D5DB"/>
-            </w:tcBorders>
-          </w:tcPr>
-          <w:p>
-            <w:pPr>
-              <w:spacing w:after="0"/>
-            </w:pPr>
-            <w:r>
-              <w:rPr>
-                <w:rFonts w:ascii="Aptos" w:hAnsi="Aptos" w:eastAsia="Aptos"/>
-                <w:b w:val="0"/>
-                <w:color w:val="1F2937"/>
-                <w:sz w:val="16"/>
-              </w:rPr>
-              <w:t>Öğrenciler önceki dersteki üç fikirden birini seçer. Seçim ölçütleri tahtada görünür tutulur: ihtiyaca uygunluk, uygulanabilirlik, fayda, sürdürülebilirlik.</w:t>
-            </w:r>
-          </w:p>
-        </w:tc>
-      </w:tr>
-      <w:tr>
-        <w:trPr>
-          <w:cantSplit/>
-        </w:trPr>
-        <w:tc>
-          <w:tcPr>
-            <w:tcW w:type="dxa" w:w="3213"/>
-            <w:vAlign w:val="center"/>
-            <w:shd w:fill="FFFFFF"/>
-            <w:tcBorders>
-              <w:top w:val="single" w:sz="4" w:color="D1D5DB"/>
-              <w:left w:val="single" w:sz="4" w:color="D1D5DB"/>
-              <w:bottom w:val="single" w:sz="4" w:color="D1D5DB"/>
-              <w:right w:val="single" w:sz="4" w:color="D1D5DB"/>
-            </w:tcBorders>
-          </w:tcPr>
-          <w:p>
-            <w:pPr>
-              <w:spacing w:after="0"/>
-            </w:pPr>
-            <w:r>
-              <w:rPr>
-                <w:rFonts w:ascii="Aptos" w:hAnsi="Aptos" w:eastAsia="Aptos"/>
-                <w:b w:val="0"/>
-                <w:color w:val="1F2937"/>
-                <w:sz w:val="16"/>
-              </w:rPr>
-              <w:t>Ana etkinlik — “Dört pencereli eskiz”</w:t>
-            </w:r>
-          </w:p>
-        </w:tc>
-        <w:tc>
-          <w:tcPr>
-            <w:tcW w:type="dxa" w:w="3213"/>
-            <w:vAlign w:val="center"/>
-            <w:shd w:fill="FFFFFF"/>
-            <w:tcBorders>
-              <w:top w:val="single" w:sz="4" w:color="D1D5DB"/>
-              <w:left w:val="single" w:sz="4" w:color="D1D5DB"/>
-              <w:bottom w:val="single" w:sz="4" w:color="D1D5DB"/>
-              <w:right w:val="single" w:sz="4" w:color="D1D5DB"/>
-            </w:tcBorders>
-          </w:tcPr>
-          <w:p>
-            <w:pPr>
-              <w:spacing w:after="0"/>
-            </w:pPr>
-            <w:r>
-              <w:rPr>
-                <w:rFonts w:ascii="Aptos" w:hAnsi="Aptos" w:eastAsia="Aptos"/>
-                <w:b w:val="0"/>
-                <w:color w:val="1F2937"/>
-                <w:sz w:val="16"/>
-              </w:rPr>
-              <w:t>20 dk</w:t>
-            </w:r>
-          </w:p>
-        </w:tc>
-        <w:tc>
-          <w:tcPr>
-            <w:tcW w:type="dxa" w:w="3213"/>
-            <w:vAlign w:val="center"/>
-            <w:shd w:fill="FFFFFF"/>
-            <w:tcBorders>
-              <w:top w:val="single" w:sz="4" w:color="D1D5DB"/>
-              <w:left w:val="single" w:sz="4" w:color="D1D5DB"/>
-              <w:bottom w:val="single" w:sz="4" w:color="D1D5DB"/>
-              <w:right w:val="single" w:sz="4" w:color="D1D5DB"/>
-            </w:tcBorders>
-          </w:tcPr>
-          <w:p>
-            <w:pPr>
-              <w:spacing w:after="0"/>
-            </w:pPr>
-            <w:r>
-              <w:rPr>
-                <w:rFonts w:ascii="Aptos" w:hAnsi="Aptos" w:eastAsia="Aptos"/>
-                <w:b w:val="0"/>
-                <w:color w:val="1F2937"/>
-                <w:sz w:val="16"/>
-              </w:rPr>
-              <w:t>Öğrenci bireysel taslakta dört alanı doldurur: 1) kullanıcı ve ihtiyaç, 2) ürünün görünüşü, 3) nasıl çalışır — ok ve kısa notlarla, 4) mevcut çözüme göre farkı/faydası. Gerekirse SCAMPER soru kartlarından yararlanır. Öğretmen çizim becerisinden çok ürünün işleyişi ve gerekçesine dönüt verir.</w:t>
-            </w:r>
-          </w:p>
-        </w:tc>
-      </w:tr>
-      <w:tr>
-        <w:trPr>
-          <w:cantSplit/>
-        </w:trPr>
-        <w:tc>
-          <w:tcPr>
-            <w:tcW w:type="dxa" w:w="3213"/>
-            <w:vAlign w:val="center"/>
-            <w:shd w:fill="FFF8F3"/>
-            <w:tcBorders>
-              <w:top w:val="single" w:sz="4" w:color="D1D5DB"/>
-              <w:left w:val="single" w:sz="4" w:color="D1D5DB"/>
-              <w:bottom w:val="single" w:sz="4" w:color="D1D5DB"/>
-              <w:right w:val="single" w:sz="4" w:color="D1D5DB"/>
-            </w:tcBorders>
-          </w:tcPr>
-          <w:p>
-            <w:pPr>
-              <w:spacing w:after="0"/>
-            </w:pPr>
-            <w:r>
-              <w:rPr>
-                <w:rFonts w:ascii="Aptos" w:hAnsi="Aptos" w:eastAsia="Aptos"/>
-                <w:b w:val="0"/>
-                <w:color w:val="1F2937"/>
-                <w:sz w:val="16"/>
-              </w:rPr>
-              <w:t>Sentez</w:t>
-            </w:r>
-          </w:p>
-        </w:tc>
-        <w:tc>
-          <w:tcPr>
-            <w:tcW w:type="dxa" w:w="3213"/>
-            <w:vAlign w:val="center"/>
-            <w:shd w:fill="FFF8F3"/>
-            <w:tcBorders>
-              <w:top w:val="single" w:sz="4" w:color="D1D5DB"/>
-              <w:left w:val="single" w:sz="4" w:color="D1D5DB"/>
-              <w:bottom w:val="single" w:sz="4" w:color="D1D5DB"/>
-              <w:right w:val="single" w:sz="4" w:color="D1D5DB"/>
-            </w:tcBorders>
-          </w:tcPr>
-          <w:p>
-            <w:pPr>
-              <w:spacing w:after="0"/>
-            </w:pPr>
-            <w:r>
-              <w:rPr>
-                <w:rFonts w:ascii="Aptos" w:hAnsi="Aptos" w:eastAsia="Aptos"/>
-                <w:b w:val="0"/>
-                <w:color w:val="1F2937"/>
-                <w:sz w:val="16"/>
-              </w:rPr>
-              <w:t>5 dk</w:t>
-            </w:r>
-          </w:p>
-        </w:tc>
-        <w:tc>
-          <w:tcPr>
-            <w:tcW w:type="dxa" w:w="3213"/>
-            <w:vAlign w:val="center"/>
-            <w:shd w:fill="FFF8F3"/>
-            <w:tcBorders>
-              <w:top w:val="single" w:sz="4" w:color="D1D5DB"/>
-              <w:left w:val="single" w:sz="4" w:color="D1D5DB"/>
-              <w:bottom w:val="single" w:sz="4" w:color="D1D5DB"/>
-              <w:right w:val="single" w:sz="4" w:color="D1D5DB"/>
-            </w:tcBorders>
-          </w:tcPr>
-          <w:p>
-            <w:pPr>
-              <w:spacing w:after="0"/>
-            </w:pPr>
-            <w:r>
-              <w:rPr>
-                <w:rFonts w:ascii="Aptos" w:hAnsi="Aptos" w:eastAsia="Aptos"/>
-                <w:b w:val="0"/>
-                <w:color w:val="1F2937"/>
-                <w:sz w:val="16"/>
-              </w:rPr>
-              <w:t>Eşler taslağı değiş tokuş eder; yalnızca iki soru sorar: “İşleyişi nereden anladım?” ve “Hangi fayda daha açık yazılabilir?” Öğrenci yararlı bulduğu dönütü not eder.</w:t>
-            </w:r>
-          </w:p>
-        </w:tc>
-      </w:tr>
-      <w:tr>
-        <w:trPr>
-          <w:cantSplit/>
-        </w:trPr>
-        <w:tc>
-          <w:tcPr>
-            <w:tcW w:type="dxa" w:w="3213"/>
-            <w:vAlign w:val="center"/>
-            <w:shd w:fill="FFFFFF"/>
-            <w:tcBorders>
-              <w:top w:val="single" w:sz="4" w:color="D1D5DB"/>
-              <w:left w:val="single" w:sz="4" w:color="D1D5DB"/>
-              <w:bottom w:val="single" w:sz="4" w:color="D1D5DB"/>
-              <w:right w:val="single" w:sz="4" w:color="D1D5DB"/>
-            </w:tcBorders>
-          </w:tcPr>
-          <w:p>
-            <w:pPr>
-              <w:spacing w:after="0"/>
-            </w:pPr>
-            <w:r>
-              <w:rPr>
-                <w:rFonts w:ascii="Aptos" w:hAnsi="Aptos" w:eastAsia="Aptos"/>
-                <w:b w:val="0"/>
-                <w:color w:val="1F2937"/>
-                <w:sz w:val="16"/>
-              </w:rPr>
-              <w:t>Kapanış ve ara geçişi</w:t>
-            </w:r>
-          </w:p>
-        </w:tc>
-        <w:tc>
-          <w:tcPr>
-            <w:tcW w:type="dxa" w:w="3213"/>
-            <w:vAlign w:val="center"/>
-            <w:shd w:fill="FFFFFF"/>
-            <w:tcBorders>
-              <w:top w:val="single" w:sz="4" w:color="D1D5DB"/>
-              <w:left w:val="single" w:sz="4" w:color="D1D5DB"/>
-              <w:bottom w:val="single" w:sz="4" w:color="D1D5DB"/>
-              <w:right w:val="single" w:sz="4" w:color="D1D5DB"/>
-            </w:tcBorders>
-          </w:tcPr>
-          <w:p>
-            <w:pPr>
-              <w:spacing w:after="0"/>
-            </w:pPr>
-            <w:r>
-              <w:rPr>
-                <w:rFonts w:ascii="Aptos" w:hAnsi="Aptos" w:eastAsia="Aptos"/>
-                <w:b w:val="0"/>
-                <w:color w:val="1F2937"/>
-                <w:sz w:val="16"/>
-              </w:rPr>
-              <w:t>5 dk</w:t>
-            </w:r>
-          </w:p>
-        </w:tc>
-        <w:tc>
-          <w:tcPr>
-            <w:tcW w:type="dxa" w:w="3213"/>
-            <w:vAlign w:val="center"/>
-            <w:shd w:fill="FFFFFF"/>
-            <w:tcBorders>
-              <w:top w:val="single" w:sz="4" w:color="D1D5DB"/>
-              <w:left w:val="single" w:sz="4" w:color="D1D5DB"/>
-              <w:bottom w:val="single" w:sz="4" w:color="D1D5DB"/>
-              <w:right w:val="single" w:sz="4" w:color="D1D5DB"/>
-            </w:tcBorders>
-          </w:tcPr>
-          <w:p>
-            <w:pPr>
-              <w:spacing w:after="0"/>
-            </w:pPr>
-            <w:r>
-              <w:rPr>
-                <w:rFonts w:ascii="Aptos" w:hAnsi="Aptos" w:eastAsia="Aptos"/>
-                <w:b w:val="0"/>
-                <w:color w:val="1F2937"/>
-                <w:sz w:val="16"/>
-              </w:rPr>
-              <w:t>Öğrenciler taslağının yanına ürünün hangi yönünün teknik çözüm, görünüş, ad/işaret veya özgün içerikle ilgili olabileceğine dair bir soru yazar. Bu bir ev ödevi değildir; 10 dakikalık aradan sonra ikinci dersteki fikrî mülkiyet araştırmasına başlangıç noktası olur.</w:t>
-            </w:r>
-          </w:p>
-        </w:tc>
-      </w:tr>
-    </w:tbl>
-    <w:p/>
-    <w:p>
-      <w:r>
-        <w:rPr>
-          <w:rFonts w:ascii="Aptos" w:hAnsi="Aptos" w:eastAsia="Aptos"/>
-          <w:b w:val="0"/>
-          <w:color w:val="1F2937"/>
-          <w:sz w:val="20"/>
-        </w:rPr>
-        <w:t xml:space="preserve">**Materyaller:** Eskiz kâğıdı, kurşun kalem, silgi, cetvel, renkli kalem, SCAMPER kartları, örnek etiketli eskiz.  </w:t>
-      </w:r>
-    </w:p>
-    <w:p>
-      <w:r>
-        <w:rPr>
-          <w:rFonts w:ascii="Aptos" w:hAnsi="Aptos" w:eastAsia="Aptos"/>
-          <w:b w:val="0"/>
-          <w:color w:val="1F2937"/>
-          <w:sz w:val="20"/>
-        </w:rPr>
-        <w:t xml:space="preserve">**Ölçme-değerlendirme:** Dört pencereli eskiz, akran sorusu notu, öğretmen süreç gözlemi.  </w:t>
-      </w:r>
-    </w:p>
-    <w:p>
-      <w:r>
-        <w:rPr>
-          <w:rFonts w:ascii="Aptos" w:hAnsi="Aptos" w:eastAsia="Aptos"/>
-          <w:b w:val="0"/>
-          <w:color w:val="1F2937"/>
-          <w:sz w:val="20"/>
-        </w:rPr>
-        <w:t>**Programlar arası bileşen yansımaları:**</w:t>
-      </w:r>
-    </w:p>
-    <w:p>
-      <w:pPr>
-        <w:pStyle w:val="ListBullet"/>
-      </w:pPr>
-      <w:r>
-        <w:rPr>
-          <w:rFonts w:ascii="Aptos" w:hAnsi="Aptos" w:eastAsia="Aptos"/>
-          <w:b w:val="0"/>
-          <w:color w:val="1F2937"/>
-          <w:sz w:val="20"/>
-        </w:rPr>
-        <w:t>*TSRMAB1.1 Taslak Oluşturma* — Ürünün işleyişini ok, etiket ve kısa açıklamayla görünür kılar.</w:t>
-      </w:r>
-    </w:p>
-    <w:p>
-      <w:pPr>
-        <w:pStyle w:val="ListBullet"/>
-      </w:pPr>
-      <w:r>
-        <w:rPr>
-          <w:rFonts w:ascii="Aptos" w:hAnsi="Aptos" w:eastAsia="Aptos"/>
-          <w:b w:val="0"/>
-          <w:color w:val="1F2937"/>
-          <w:sz w:val="20"/>
-        </w:rPr>
-        <w:t>*E3.3 Yaratıcılık* — Birden fazla çözüm arasından gerekçeli seçim yapar.</w:t>
-      </w:r>
-    </w:p>
-    <w:p>
-      <w:pPr>
-        <w:pStyle w:val="ListBullet"/>
-      </w:pPr>
-      <w:r>
-        <w:rPr>
-          <w:rFonts w:ascii="Aptos" w:hAnsi="Aptos" w:eastAsia="Aptos"/>
-          <w:b w:val="0"/>
-          <w:color w:val="1F2937"/>
-          <w:sz w:val="20"/>
-        </w:rPr>
-        <w:t>*E3.5 Açık Fikirlilik, SDB3.2 Esneklik* — Akran sorusuna göre taslağını iyileştirir.</w:t>
-      </w:r>
-    </w:p>
-    <w:p>
-      <w:pPr>
-        <w:pStyle w:val="ListBullet"/>
-      </w:pPr>
-      <w:r>
-        <w:rPr>
-          <w:rFonts w:ascii="Aptos" w:hAnsi="Aptos" w:eastAsia="Aptos"/>
-          <w:b w:val="0"/>
-          <w:color w:val="1F2937"/>
-          <w:sz w:val="20"/>
-        </w:rPr>
-        <w:t>*OB8 Sürdürülebilirlik Okuryazarlığı* — Ürünün olası faydasını kaynak kullanımı ve atık yönünden değerlendirir.</w:t>
-      </w:r>
-    </w:p>
-    <w:p>
-      <w:pPr>
-        <w:keepNext/>
-      </w:pPr>
-      <w:r>
-        <w:rPr>
-          <w:rFonts w:ascii="Aptos" w:hAnsi="Aptos" w:eastAsia="Aptos"/>
-          <w:b/>
-          <w:color w:val="EA580C"/>
-          <w:sz w:val="24"/>
-        </w:rPr>
-        <w:t>6. ders saati — “Fikir emeğine saygı: hangi bilgiyi nereden toplarım?” (TT.8.1.3)</w:t>
-      </w:r>
-    </w:p>
-    <w:p>
-      <w:r>
-        <w:rPr>
-          <w:rFonts w:ascii="Aptos" w:hAnsi="Aptos" w:eastAsia="Aptos"/>
-          <w:b w:val="0"/>
-          <w:color w:val="1F2937"/>
-          <w:sz w:val="20"/>
-        </w:rPr>
-        <w:t>**Hedef:** Öğrenci fikrî ve sınai mülkiyet hakkında araştırma araçlarını belirler; resmî kaynaklar ile güvenilir olmayan kaynakları ayırt eder.</w:t>
-      </w:r>
-    </w:p>
-    <w:tbl>
-      <w:tblPr>
-        <w:tblW w:type="auto" w:w="0"/>
-        <w:tblLook w:firstColumn="1" w:firstRow="1" w:lastColumn="0" w:lastRow="0" w:noHBand="0" w:noVBand="1" w:val="04A0"/>
-      </w:tblPr>
-      <w:tblGrid>
-        <w:gridCol w:w="3213"/>
-        <w:gridCol w:w="3213"/>
-        <w:gridCol w:w="3213"/>
-      </w:tblGrid>
-      <w:tr>
-        <w:trPr>
-          <w:cantSplit/>
-          <w:tblHeader w:val="true"/>
-        </w:trPr>
-        <w:tc>
-          <w:tcPr>
-            <w:tcW w:type="dxa" w:w="3213"/>
-            <w:vAlign w:val="center"/>
-            <w:shd w:fill="C2410C"/>
-            <w:tcBorders>
-              <w:top w:val="single" w:sz="4" w:color="D1D5DB"/>
-              <w:left w:val="single" w:sz="4" w:color="D1D5DB"/>
-              <w:bottom w:val="single" w:sz="4" w:color="D1D5DB"/>
-              <w:right w:val="single" w:sz="4" w:color="D1D5DB"/>
-            </w:tcBorders>
-          </w:tcPr>
-          <w:p>
-            <w:pPr>
-              <w:spacing w:after="0"/>
-            </w:pPr>
-            <w:r>
-              <w:rPr>
-                <w:rFonts w:ascii="Aptos" w:hAnsi="Aptos" w:eastAsia="Aptos"/>
-                <w:b/>
-                <w:color w:val="FFFFFF"/>
-                <w:sz w:val="16"/>
-              </w:rPr>
-              <w:t>Bölüm</w:t>
-            </w:r>
-          </w:p>
-        </w:tc>
-        <w:tc>
-          <w:tcPr>
-            <w:tcW w:type="dxa" w:w="3213"/>
-            <w:vAlign w:val="center"/>
-            <w:shd w:fill="C2410C"/>
-            <w:tcBorders>
-              <w:top w:val="single" w:sz="4" w:color="D1D5DB"/>
-              <w:left w:val="single" w:sz="4" w:color="D1D5DB"/>
-              <w:bottom w:val="single" w:sz="4" w:color="D1D5DB"/>
-              <w:right w:val="single" w:sz="4" w:color="D1D5DB"/>
-            </w:tcBorders>
-          </w:tcPr>
-          <w:p>
-            <w:pPr>
-              <w:spacing w:after="0"/>
-            </w:pPr>
-            <w:r>
-              <w:rPr>
-                <w:rFonts w:ascii="Aptos" w:hAnsi="Aptos" w:eastAsia="Aptos"/>
-                <w:b/>
-                <w:color w:val="FFFFFF"/>
-                <w:sz w:val="16"/>
-              </w:rPr>
-              <w:t>Süre</w:t>
-            </w:r>
-          </w:p>
-        </w:tc>
-        <w:tc>
-          <w:tcPr>
-            <w:tcW w:type="dxa" w:w="3213"/>
-            <w:vAlign w:val="center"/>
-            <w:shd w:fill="C2410C"/>
-            <w:tcBorders>
-              <w:top w:val="single" w:sz="4" w:color="D1D5DB"/>
-              <w:left w:val="single" w:sz="4" w:color="D1D5DB"/>
-              <w:bottom w:val="single" w:sz="4" w:color="D1D5DB"/>
-              <w:right w:val="single" w:sz="4" w:color="D1D5DB"/>
-            </w:tcBorders>
-          </w:tcPr>
-          <w:p>
-            <w:pPr>
-              <w:spacing w:after="0"/>
-            </w:pPr>
-            <w:r>
-              <w:rPr>
-                <w:rFonts w:ascii="Aptos" w:hAnsi="Aptos" w:eastAsia="Aptos"/>
-                <w:b/>
-                <w:color w:val="FFFFFF"/>
-                <w:sz w:val="16"/>
-              </w:rPr>
-              <w:t>Uygulama</w:t>
-            </w:r>
-          </w:p>
-        </w:tc>
-      </w:tr>
-      <w:tr>
-        <w:trPr>
-          <w:cantSplit/>
-        </w:trPr>
-        <w:tc>
-          <w:tcPr>
-            <w:tcW w:type="dxa" w:w="3213"/>
-            <w:vAlign w:val="center"/>
-            <w:shd w:fill="FFFFFF"/>
-            <w:tcBorders>
-              <w:top w:val="single" w:sz="4" w:color="D1D5DB"/>
-              <w:left w:val="single" w:sz="4" w:color="D1D5DB"/>
-              <w:bottom w:val="single" w:sz="4" w:color="D1D5DB"/>
-              <w:right w:val="single" w:sz="4" w:color="D1D5DB"/>
-            </w:tcBorders>
-          </w:tcPr>
-          <w:p>
-            <w:pPr>
-              <w:spacing w:after="0"/>
-            </w:pPr>
-            <w:r>
-              <w:rPr>
-                <w:rFonts w:ascii="Aptos" w:hAnsi="Aptos" w:eastAsia="Aptos"/>
-                <w:b w:val="0"/>
-                <w:color w:val="1F2937"/>
-                <w:sz w:val="16"/>
-              </w:rPr>
-              <w:t>Köprü kurma</w:t>
-            </w:r>
-          </w:p>
-        </w:tc>
-        <w:tc>
-          <w:tcPr>
-            <w:tcW w:type="dxa" w:w="3213"/>
-            <w:vAlign w:val="center"/>
-            <w:shd w:fill="FFFFFF"/>
-            <w:tcBorders>
-              <w:top w:val="single" w:sz="4" w:color="D1D5DB"/>
-              <w:left w:val="single" w:sz="4" w:color="D1D5DB"/>
-              <w:bottom w:val="single" w:sz="4" w:color="D1D5DB"/>
-              <w:right w:val="single" w:sz="4" w:color="D1D5DB"/>
-            </w:tcBorders>
-          </w:tcPr>
-          <w:p>
-            <w:pPr>
-              <w:spacing w:after="0"/>
-            </w:pPr>
-            <w:r>
-              <w:rPr>
-                <w:rFonts w:ascii="Aptos" w:hAnsi="Aptos" w:eastAsia="Aptos"/>
-                <w:b w:val="0"/>
-                <w:color w:val="1F2937"/>
-                <w:sz w:val="16"/>
-              </w:rPr>
-              <w:t>5 dk</w:t>
-            </w:r>
-          </w:p>
-        </w:tc>
-        <w:tc>
-          <w:tcPr>
-            <w:tcW w:type="dxa" w:w="3213"/>
-            <w:vAlign w:val="center"/>
-            <w:shd w:fill="FFFFFF"/>
-            <w:tcBorders>
-              <w:top w:val="single" w:sz="4" w:color="D1D5DB"/>
-              <w:left w:val="single" w:sz="4" w:color="D1D5DB"/>
-              <w:bottom w:val="single" w:sz="4" w:color="D1D5DB"/>
-              <w:right w:val="single" w:sz="4" w:color="D1D5DB"/>
-            </w:tcBorders>
-          </w:tcPr>
-          <w:p>
-            <w:pPr>
-              <w:spacing w:after="0"/>
-            </w:pPr>
-            <w:r>
-              <w:rPr>
-                <w:rFonts w:ascii="Aptos" w:hAnsi="Aptos" w:eastAsia="Aptos"/>
-                <w:b w:val="0"/>
-                <w:color w:val="1F2937"/>
-                <w:sz w:val="16"/>
-              </w:rPr>
-              <w:t>10 dakikalık aradan sonra öğrenciler kendi taslağına yazdığı araştırma sorusuna bakar. Öğretmen anonim bir ürün taslağı gösterir ve “Bu fikri sahibi izin vermeden kullanırsak hangi sorular ortaya çıkar?” sorusunu sorar. Cevaplar yargılamadan toplanır.</w:t>
-            </w:r>
-          </w:p>
-        </w:tc>
-      </w:tr>
-      <w:tr>
-        <w:trPr>
-          <w:cantSplit/>
-        </w:trPr>
-        <w:tc>
-          <w:tcPr>
-            <w:tcW w:type="dxa" w:w="3213"/>
-            <w:vAlign w:val="center"/>
-            <w:shd w:fill="FFF8F3"/>
-            <w:tcBorders>
-              <w:top w:val="single" w:sz="4" w:color="D1D5DB"/>
-              <w:left w:val="single" w:sz="4" w:color="D1D5DB"/>
-              <w:bottom w:val="single" w:sz="4" w:color="D1D5DB"/>
-              <w:right w:val="single" w:sz="4" w:color="D1D5DB"/>
-            </w:tcBorders>
-          </w:tcPr>
-          <w:p>
-            <w:pPr>
-              <w:spacing w:after="0"/>
-            </w:pPr>
-            <w:r>
-              <w:rPr>
-                <w:rFonts w:ascii="Aptos" w:hAnsi="Aptos" w:eastAsia="Aptos"/>
-                <w:b w:val="0"/>
-                <w:color w:val="1F2937"/>
-                <w:sz w:val="16"/>
-              </w:rPr>
-              <w:t>Hatırlatma</w:t>
-            </w:r>
-          </w:p>
-        </w:tc>
-        <w:tc>
-          <w:tcPr>
-            <w:tcW w:type="dxa" w:w="3213"/>
-            <w:vAlign w:val="center"/>
-            <w:shd w:fill="FFF8F3"/>
-            <w:tcBorders>
-              <w:top w:val="single" w:sz="4" w:color="D1D5DB"/>
-              <w:left w:val="single" w:sz="4" w:color="D1D5DB"/>
-              <w:bottom w:val="single" w:sz="4" w:color="D1D5DB"/>
-              <w:right w:val="single" w:sz="4" w:color="D1D5DB"/>
-            </w:tcBorders>
-          </w:tcPr>
-          <w:p>
-            <w:pPr>
-              <w:spacing w:after="0"/>
-            </w:pPr>
-            <w:r>
-              <w:rPr>
-                <w:rFonts w:ascii="Aptos" w:hAnsi="Aptos" w:eastAsia="Aptos"/>
-                <w:b w:val="0"/>
-                <w:color w:val="1F2937"/>
-                <w:sz w:val="16"/>
-              </w:rPr>
-              <w:t>5 dk</w:t>
-            </w:r>
-          </w:p>
-        </w:tc>
-        <w:tc>
-          <w:tcPr>
-            <w:tcW w:type="dxa" w:w="3213"/>
-            <w:vAlign w:val="center"/>
-            <w:shd w:fill="FFF8F3"/>
-            <w:tcBorders>
-              <w:top w:val="single" w:sz="4" w:color="D1D5DB"/>
-              <w:left w:val="single" w:sz="4" w:color="D1D5DB"/>
-              <w:bottom w:val="single" w:sz="4" w:color="D1D5DB"/>
-              <w:right w:val="single" w:sz="4" w:color="D1D5DB"/>
-            </w:tcBorders>
-          </w:tcPr>
-          <w:p>
-            <w:pPr>
-              <w:spacing w:after="0"/>
-            </w:pPr>
-            <w:r>
-              <w:rPr>
-                <w:rFonts w:ascii="Aptos" w:hAnsi="Aptos" w:eastAsia="Aptos"/>
-                <w:b w:val="0"/>
-                <w:color w:val="1F2937"/>
-                <w:sz w:val="16"/>
-              </w:rPr>
-              <w:t>Taslağın teknik çözüm, görünüş, ad/işaret ve özgün içerik yönlerinin ayrı olabileceği hatırlatılır. Öğretmen bunların kesin hak kararı değil, araştırma başlığı olduğunu vurgular.</w:t>
-            </w:r>
-          </w:p>
-        </w:tc>
-      </w:tr>
-      <w:tr>
-        <w:trPr>
-          <w:cantSplit/>
-        </w:trPr>
-        <w:tc>
-          <w:tcPr>
-            <w:tcW w:type="dxa" w:w="3213"/>
-            <w:vAlign w:val="center"/>
-            <w:shd w:fill="FFFFFF"/>
-            <w:tcBorders>
-              <w:top w:val="single" w:sz="4" w:color="D1D5DB"/>
-              <w:left w:val="single" w:sz="4" w:color="D1D5DB"/>
-              <w:bottom w:val="single" w:sz="4" w:color="D1D5DB"/>
-              <w:right w:val="single" w:sz="4" w:color="D1D5DB"/>
-            </w:tcBorders>
-          </w:tcPr>
-          <w:p>
-            <w:pPr>
-              <w:spacing w:after="0"/>
-            </w:pPr>
-            <w:r>
-              <w:rPr>
-                <w:rFonts w:ascii="Aptos" w:hAnsi="Aptos" w:eastAsia="Aptos"/>
-                <w:b w:val="0"/>
-                <w:color w:val="1F2937"/>
-                <w:sz w:val="16"/>
-              </w:rPr>
-              <w:t>Ana etkinlik — “Hak türü araştırma istasyonu”</w:t>
-            </w:r>
-          </w:p>
-        </w:tc>
-        <w:tc>
-          <w:tcPr>
-            <w:tcW w:type="dxa" w:w="3213"/>
-            <w:vAlign w:val="center"/>
-            <w:shd w:fill="FFFFFF"/>
-            <w:tcBorders>
-              <w:top w:val="single" w:sz="4" w:color="D1D5DB"/>
-              <w:left w:val="single" w:sz="4" w:color="D1D5DB"/>
-              <w:bottom w:val="single" w:sz="4" w:color="D1D5DB"/>
-              <w:right w:val="single" w:sz="4" w:color="D1D5DB"/>
-            </w:tcBorders>
-          </w:tcPr>
-          <w:p>
-            <w:pPr>
-              <w:spacing w:after="0"/>
-            </w:pPr>
-            <w:r>
-              <w:rPr>
-                <w:rFonts w:ascii="Aptos" w:hAnsi="Aptos" w:eastAsia="Aptos"/>
-                <w:b w:val="0"/>
-                <w:color w:val="1F2937"/>
-                <w:sz w:val="16"/>
-              </w:rPr>
-              <w:t>20 dk</w:t>
-            </w:r>
-          </w:p>
-        </w:tc>
-        <w:tc>
-          <w:tcPr>
-            <w:tcW w:type="dxa" w:w="3213"/>
-            <w:vAlign w:val="center"/>
-            <w:shd w:fill="FFFFFF"/>
-            <w:tcBorders>
-              <w:top w:val="single" w:sz="4" w:color="D1D5DB"/>
-              <w:left w:val="single" w:sz="4" w:color="D1D5DB"/>
-              <w:bottom w:val="single" w:sz="4" w:color="D1D5DB"/>
-              <w:right w:val="single" w:sz="4" w:color="D1D5DB"/>
-            </w:tcBorders>
-          </w:tcPr>
-          <w:p>
-            <w:pPr>
-              <w:spacing w:after="0"/>
-            </w:pPr>
-            <w:r>
-              <w:rPr>
-                <w:rFonts w:ascii="Aptos" w:hAnsi="Aptos" w:eastAsia="Aptos"/>
-                <w:b w:val="0"/>
-                <w:color w:val="1F2937"/>
-                <w:sz w:val="16"/>
-              </w:rPr>
-              <w:t>Dört istasyonda patent/faydalı model, marka, tasarım tescili ve telif hakkı için öğretmen seçimi kısa metinler ve TÜRKPATENT başlangıç sayfası incelenir. Öğrenciler her istasyonda “bu tür neyle ilişkilendirilebilir, resmî kaynak neresi, anlamadığım soru ne?” alanlarını doldurur. Öğretmen kişisel veri paylaşımı ve gerçek başvuru yapılmayacağı uyarısını verir.</w:t>
-            </w:r>
-          </w:p>
-        </w:tc>
-      </w:tr>
-      <w:tr>
-        <w:trPr>
-          <w:cantSplit/>
-        </w:trPr>
-        <w:tc>
-          <w:tcPr>
-            <w:tcW w:type="dxa" w:w="3213"/>
-            <w:vAlign w:val="center"/>
-            <w:shd w:fill="FFF8F3"/>
-            <w:tcBorders>
-              <w:top w:val="single" w:sz="4" w:color="D1D5DB"/>
-              <w:left w:val="single" w:sz="4" w:color="D1D5DB"/>
-              <w:bottom w:val="single" w:sz="4" w:color="D1D5DB"/>
-              <w:right w:val="single" w:sz="4" w:color="D1D5DB"/>
-            </w:tcBorders>
-          </w:tcPr>
-          <w:p>
-            <w:pPr>
-              <w:spacing w:after="0"/>
-            </w:pPr>
-            <w:r>
-              <w:rPr>
-                <w:rFonts w:ascii="Aptos" w:hAnsi="Aptos" w:eastAsia="Aptos"/>
-                <w:b w:val="0"/>
-                <w:color w:val="1F2937"/>
-                <w:sz w:val="16"/>
-              </w:rPr>
-              <w:t>Sentez</w:t>
-            </w:r>
-          </w:p>
-        </w:tc>
-        <w:tc>
-          <w:tcPr>
-            <w:tcW w:type="dxa" w:w="3213"/>
-            <w:vAlign w:val="center"/>
-            <w:shd w:fill="FFF8F3"/>
-            <w:tcBorders>
-              <w:top w:val="single" w:sz="4" w:color="D1D5DB"/>
-              <w:left w:val="single" w:sz="4" w:color="D1D5DB"/>
-              <w:bottom w:val="single" w:sz="4" w:color="D1D5DB"/>
-              <w:right w:val="single" w:sz="4" w:color="D1D5DB"/>
-            </w:tcBorders>
-          </w:tcPr>
-          <w:p>
-            <w:pPr>
-              <w:spacing w:after="0"/>
-            </w:pPr>
-            <w:r>
-              <w:rPr>
-                <w:rFonts w:ascii="Aptos" w:hAnsi="Aptos" w:eastAsia="Aptos"/>
-                <w:b w:val="0"/>
-                <w:color w:val="1F2937"/>
-                <w:sz w:val="16"/>
-              </w:rPr>
-              <w:t>5 dk</w:t>
-            </w:r>
-          </w:p>
-        </w:tc>
-        <w:tc>
-          <w:tcPr>
-            <w:tcW w:type="dxa" w:w="3213"/>
-            <w:vAlign w:val="center"/>
-            <w:shd w:fill="FFF8F3"/>
-            <w:tcBorders>
-              <w:top w:val="single" w:sz="4" w:color="D1D5DB"/>
-              <w:left w:val="single" w:sz="4" w:color="D1D5DB"/>
-              <w:bottom w:val="single" w:sz="4" w:color="D1D5DB"/>
-              <w:right w:val="single" w:sz="4" w:color="D1D5DB"/>
-            </w:tcBorders>
-          </w:tcPr>
-          <w:p>
-            <w:pPr>
-              <w:spacing w:after="0"/>
-            </w:pPr>
-            <w:r>
-              <w:rPr>
-                <w:rFonts w:ascii="Aptos" w:hAnsi="Aptos" w:eastAsia="Aptos"/>
-                <w:b w:val="0"/>
-                <w:color w:val="1F2937"/>
-                <w:sz w:val="16"/>
-              </w:rPr>
-              <w:t>Sınıf, “Bir ürünün birden çok yönü olabilir; uygun korumayı anlamak için resmî kaynak araştırılır.” cümlesini birlikte kurar.</w:t>
-            </w:r>
-          </w:p>
-        </w:tc>
-      </w:tr>
-      <w:tr>
-        <w:trPr>
-          <w:cantSplit/>
-        </w:trPr>
-        <w:tc>
-          <w:tcPr>
-            <w:tcW w:type="dxa" w:w="3213"/>
-            <w:vAlign w:val="center"/>
-            <w:shd w:fill="FFFFFF"/>
-            <w:tcBorders>
-              <w:top w:val="single" w:sz="4" w:color="D1D5DB"/>
-              <w:left w:val="single" w:sz="4" w:color="D1D5DB"/>
-              <w:bottom w:val="single" w:sz="4" w:color="D1D5DB"/>
-              <w:right w:val="single" w:sz="4" w:color="D1D5DB"/>
-            </w:tcBorders>
-          </w:tcPr>
-          <w:p>
-            <w:pPr>
-              <w:spacing w:after="0"/>
-            </w:pPr>
-            <w:r>
-              <w:rPr>
-                <w:rFonts w:ascii="Aptos" w:hAnsi="Aptos" w:eastAsia="Aptos"/>
-                <w:b w:val="0"/>
-                <w:color w:val="1F2937"/>
-                <w:sz w:val="16"/>
-              </w:rPr>
-              <w:t>Kapanış ve ödev</w:t>
-            </w:r>
-          </w:p>
-        </w:tc>
-        <w:tc>
-          <w:tcPr>
-            <w:tcW w:type="dxa" w:w="3213"/>
-            <w:vAlign w:val="center"/>
-            <w:shd w:fill="FFFFFF"/>
-            <w:tcBorders>
-              <w:top w:val="single" w:sz="4" w:color="D1D5DB"/>
-              <w:left w:val="single" w:sz="4" w:color="D1D5DB"/>
-              <w:bottom w:val="single" w:sz="4" w:color="D1D5DB"/>
-              <w:right w:val="single" w:sz="4" w:color="D1D5DB"/>
-            </w:tcBorders>
-          </w:tcPr>
-          <w:p>
-            <w:pPr>
-              <w:spacing w:after="0"/>
-            </w:pPr>
-            <w:r>
-              <w:rPr>
-                <w:rFonts w:ascii="Aptos" w:hAnsi="Aptos" w:eastAsia="Aptos"/>
-                <w:b w:val="0"/>
-                <w:color w:val="1F2937"/>
-                <w:sz w:val="16"/>
-              </w:rPr>
-              <w:t>5 dk</w:t>
-            </w:r>
-          </w:p>
-        </w:tc>
-        <w:tc>
-          <w:tcPr>
-            <w:tcW w:type="dxa" w:w="3213"/>
-            <w:vAlign w:val="center"/>
-            <w:shd w:fill="FFFFFF"/>
-            <w:tcBorders>
-              <w:top w:val="single" w:sz="4" w:color="D1D5DB"/>
-              <w:left w:val="single" w:sz="4" w:color="D1D5DB"/>
-              <w:bottom w:val="single" w:sz="4" w:color="D1D5DB"/>
-              <w:right w:val="single" w:sz="4" w:color="D1D5DB"/>
-            </w:tcBorders>
-          </w:tcPr>
-          <w:p>
-            <w:pPr>
-              <w:spacing w:after="0"/>
-            </w:pPr>
-            <w:r>
-              <w:rPr>
-                <w:rFonts w:ascii="Aptos" w:hAnsi="Aptos" w:eastAsia="Aptos"/>
-                <w:b w:val="0"/>
-                <w:color w:val="1F2937"/>
-                <w:sz w:val="16"/>
-              </w:rPr>
-              <w:t>**Ödev (15 dk):** Kendi ürün taslağın için araştırman gereken iki soruyu yaz. Örnek: “Teknik çözümüm için hangi bilgiler gerekir?” veya “Ürün adım başka adlarla karışıyor mu?”</w:t>
-            </w:r>
-          </w:p>
-        </w:tc>
-      </w:tr>
-    </w:tbl>
-    <w:p/>
-    <w:p>
-      <w:r>
-        <w:rPr>
-          <w:rFonts w:ascii="Aptos" w:hAnsi="Aptos" w:eastAsia="Aptos"/>
-          <w:b w:val="0"/>
-          <w:color w:val="1F2937"/>
-          <w:sz w:val="20"/>
-        </w:rPr>
-        <w:t xml:space="preserve">**Materyaller:** Akıllı tahta, TÜRKPATENT başlangıç sayfası veya çıktıları, istasyon kartları, bilgi toplama formu.  </w:t>
-      </w:r>
-    </w:p>
-    <w:p>
-      <w:r>
-        <w:rPr>
-          <w:rFonts w:ascii="Aptos" w:hAnsi="Aptos" w:eastAsia="Aptos"/>
-          <w:b w:val="0"/>
-          <w:color w:val="1F2937"/>
-          <w:sz w:val="20"/>
-        </w:rPr>
-        <w:t xml:space="preserve">**Ölçme-değerlendirme:** İstasyon bilgi formu, resmî kaynak seçimi, öğrencinin araştırma soruları.  </w:t>
-      </w:r>
-    </w:p>
-    <w:p>
-      <w:r>
-        <w:rPr>
-          <w:rFonts w:ascii="Aptos" w:hAnsi="Aptos" w:eastAsia="Aptos"/>
-          <w:b w:val="0"/>
-          <w:color w:val="1F2937"/>
-          <w:sz w:val="20"/>
-        </w:rPr>
-        <w:t>**Programlar arası bileşen yansımaları:**</w:t>
-      </w:r>
-    </w:p>
-    <w:p>
-      <w:pPr>
-        <w:pStyle w:val="ListBullet"/>
-      </w:pPr>
-      <w:r>
-        <w:rPr>
-          <w:rFonts w:ascii="Aptos" w:hAnsi="Aptos" w:eastAsia="Aptos"/>
-          <w:b w:val="0"/>
-          <w:color w:val="1F2937"/>
-          <w:sz w:val="20"/>
-        </w:rPr>
-        <w:t>*KB2.6 Bilgi Toplama* — Araştırma için kaynak ve araç seçer.</w:t>
-      </w:r>
-    </w:p>
-    <w:p>
-      <w:pPr>
-        <w:pStyle w:val="ListBullet"/>
-      </w:pPr>
-      <w:r>
-        <w:rPr>
-          <w:rFonts w:ascii="Aptos" w:hAnsi="Aptos" w:eastAsia="Aptos"/>
-          <w:b w:val="0"/>
-          <w:color w:val="1F2937"/>
-          <w:sz w:val="20"/>
-        </w:rPr>
-        <w:t>*OB2 Dijital Okuryazarlık* — Resmî kurum sayfası ile kaynağı belirsiz içerik arasındaki farkı açıklar.</w:t>
-      </w:r>
-    </w:p>
-    <w:p>
-      <w:pPr>
-        <w:pStyle w:val="ListBullet"/>
-      </w:pPr>
-      <w:r>
-        <w:rPr>
-          <w:rFonts w:ascii="Aptos" w:hAnsi="Aptos" w:eastAsia="Aptos"/>
-          <w:b w:val="0"/>
-          <w:color w:val="1F2937"/>
-          <w:sz w:val="20"/>
-        </w:rPr>
-        <w:t>*D1 Adalet* — Emeğe, izinlere ve kaynak göstermeye saygıyı tartışır.</w:t>
-      </w:r>
-    </w:p>
-    <w:p>
-      <w:pPr>
-        <w:pStyle w:val="ListBullet"/>
-      </w:pPr>
-      <w:r>
-        <w:rPr>
-          <w:rFonts w:ascii="Aptos" w:hAnsi="Aptos" w:eastAsia="Aptos"/>
-          <w:b w:val="0"/>
-          <w:color w:val="1F2937"/>
-          <w:sz w:val="20"/>
-        </w:rPr>
-        <w:t>*E2.2 Sorumluluk* — Kişisel bilgi paylaşmama ve iddiayı doğrulama ilkesini uygular.</w:t>
-      </w:r>
-    </w:p>
-    <w:p>
-      <w:pPr>
-        <w:keepNext/>
-      </w:pPr>
-      <w:r>
-        <w:rPr>
-          <w:rFonts w:ascii="Aptos" w:hAnsi="Aptos" w:eastAsia="Aptos"/>
-          <w:b/>
-          <w:color w:val="EA580C"/>
-          <w:sz w:val="24"/>
-        </w:rPr>
-        <w:t>7. ders saati — “Koruma dosyam: bilgiyi bul, doğrula, kaydet” (TT.8.1.3)</w:t>
-      </w:r>
-    </w:p>
-    <w:p>
-      <w:r>
-        <w:rPr>
-          <w:rFonts w:ascii="Aptos" w:hAnsi="Aptos" w:eastAsia="Aptos"/>
-          <w:b w:val="0"/>
-          <w:color w:val="1F2937"/>
-          <w:sz w:val="20"/>
-        </w:rPr>
-        <w:t>**Hedef:** Öğrenci kendi ürün fikri için uygun olabilecek koruma yaklaşımını resmî kaynak araştırmasına dayalı olarak gerekçelendirir ve bilgilerini düzenli kaydeder.</w:t>
-      </w:r>
-    </w:p>
-    <w:tbl>
-      <w:tblPr>
-        <w:tblW w:type="auto" w:w="0"/>
-        <w:tblLook w:firstColumn="1" w:firstRow="1" w:lastColumn="0" w:lastRow="0" w:noHBand="0" w:noVBand="1" w:val="04A0"/>
-      </w:tblPr>
-      <w:tblGrid>
-        <w:gridCol w:w="3213"/>
-        <w:gridCol w:w="3213"/>
-        <w:gridCol w:w="3213"/>
-      </w:tblGrid>
-      <w:tr>
-        <w:trPr>
-          <w:cantSplit/>
-          <w:tblHeader w:val="true"/>
-        </w:trPr>
-        <w:tc>
-          <w:tcPr>
-            <w:tcW w:type="dxa" w:w="3213"/>
-            <w:vAlign w:val="center"/>
-            <w:shd w:fill="C2410C"/>
-            <w:tcBorders>
-              <w:top w:val="single" w:sz="4" w:color="D1D5DB"/>
-              <w:left w:val="single" w:sz="4" w:color="D1D5DB"/>
-              <w:bottom w:val="single" w:sz="4" w:color="D1D5DB"/>
-              <w:right w:val="single" w:sz="4" w:color="D1D5DB"/>
-            </w:tcBorders>
-          </w:tcPr>
-          <w:p>
-            <w:pPr>
-              <w:spacing w:after="0"/>
-            </w:pPr>
-            <w:r>
-              <w:rPr>
-                <w:rFonts w:ascii="Aptos" w:hAnsi="Aptos" w:eastAsia="Aptos"/>
-                <w:b/>
-                <w:color w:val="FFFFFF"/>
-                <w:sz w:val="16"/>
-              </w:rPr>
-              <w:t>Bölüm</w:t>
-            </w:r>
-          </w:p>
-        </w:tc>
-        <w:tc>
-          <w:tcPr>
-            <w:tcW w:type="dxa" w:w="3213"/>
-            <w:vAlign w:val="center"/>
-            <w:shd w:fill="C2410C"/>
-            <w:tcBorders>
-              <w:top w:val="single" w:sz="4" w:color="D1D5DB"/>
-              <w:left w:val="single" w:sz="4" w:color="D1D5DB"/>
-              <w:bottom w:val="single" w:sz="4" w:color="D1D5DB"/>
-              <w:right w:val="single" w:sz="4" w:color="D1D5DB"/>
-            </w:tcBorders>
-          </w:tcPr>
-          <w:p>
-            <w:pPr>
-              <w:spacing w:after="0"/>
-            </w:pPr>
-            <w:r>
-              <w:rPr>
-                <w:rFonts w:ascii="Aptos" w:hAnsi="Aptos" w:eastAsia="Aptos"/>
-                <w:b/>
-                <w:color w:val="FFFFFF"/>
-                <w:sz w:val="16"/>
-              </w:rPr>
-              <w:t>Süre</w:t>
-            </w:r>
-          </w:p>
-        </w:tc>
-        <w:tc>
-          <w:tcPr>
-            <w:tcW w:type="dxa" w:w="3213"/>
-            <w:vAlign w:val="center"/>
-            <w:shd w:fill="C2410C"/>
-            <w:tcBorders>
-              <w:top w:val="single" w:sz="4" w:color="D1D5DB"/>
-              <w:left w:val="single" w:sz="4" w:color="D1D5DB"/>
-              <w:bottom w:val="single" w:sz="4" w:color="D1D5DB"/>
-              <w:right w:val="single" w:sz="4" w:color="D1D5DB"/>
-            </w:tcBorders>
-          </w:tcPr>
-          <w:p>
-            <w:pPr>
-              <w:spacing w:after="0"/>
-            </w:pPr>
-            <w:r>
-              <w:rPr>
-                <w:rFonts w:ascii="Aptos" w:hAnsi="Aptos" w:eastAsia="Aptos"/>
-                <w:b/>
-                <w:color w:val="FFFFFF"/>
-                <w:sz w:val="16"/>
-              </w:rPr>
-              <w:t>Uygulama</w:t>
-            </w:r>
-          </w:p>
-        </w:tc>
-      </w:tr>
-      <w:tr>
-        <w:trPr>
-          <w:cantSplit/>
-        </w:trPr>
-        <w:tc>
-          <w:tcPr>
-            <w:tcW w:type="dxa" w:w="3213"/>
-            <w:vAlign w:val="center"/>
-            <w:shd w:fill="FFFFFF"/>
-            <w:tcBorders>
-              <w:top w:val="single" w:sz="4" w:color="D1D5DB"/>
-              <w:left w:val="single" w:sz="4" w:color="D1D5DB"/>
-              <w:bottom w:val="single" w:sz="4" w:color="D1D5DB"/>
-              <w:right w:val="single" w:sz="4" w:color="D1D5DB"/>
-            </w:tcBorders>
-          </w:tcPr>
-          <w:p>
-            <w:pPr>
-              <w:spacing w:after="0"/>
-            </w:pPr>
-            <w:r>
-              <w:rPr>
-                <w:rFonts w:ascii="Aptos" w:hAnsi="Aptos" w:eastAsia="Aptos"/>
-                <w:b w:val="0"/>
-                <w:color w:val="1F2937"/>
-                <w:sz w:val="16"/>
-              </w:rPr>
-              <w:t>Köprü kurma</w:t>
-            </w:r>
-          </w:p>
-        </w:tc>
-        <w:tc>
-          <w:tcPr>
-            <w:tcW w:type="dxa" w:w="3213"/>
-            <w:vAlign w:val="center"/>
-            <w:shd w:fill="FFFFFF"/>
-            <w:tcBorders>
-              <w:top w:val="single" w:sz="4" w:color="D1D5DB"/>
-              <w:left w:val="single" w:sz="4" w:color="D1D5DB"/>
-              <w:bottom w:val="single" w:sz="4" w:color="D1D5DB"/>
-              <w:right w:val="single" w:sz="4" w:color="D1D5DB"/>
-            </w:tcBorders>
-          </w:tcPr>
-          <w:p>
-            <w:pPr>
-              <w:spacing w:after="0"/>
-            </w:pPr>
-            <w:r>
-              <w:rPr>
-                <w:rFonts w:ascii="Aptos" w:hAnsi="Aptos" w:eastAsia="Aptos"/>
-                <w:b w:val="0"/>
-                <w:color w:val="1F2937"/>
-                <w:sz w:val="16"/>
-              </w:rPr>
-              <w:t>5 dk</w:t>
-            </w:r>
-          </w:p>
-        </w:tc>
-        <w:tc>
-          <w:tcPr>
-            <w:tcW w:type="dxa" w:w="3213"/>
-            <w:vAlign w:val="center"/>
-            <w:shd w:fill="FFFFFF"/>
-            <w:tcBorders>
-              <w:top w:val="single" w:sz="4" w:color="D1D5DB"/>
-              <w:left w:val="single" w:sz="4" w:color="D1D5DB"/>
-              <w:bottom w:val="single" w:sz="4" w:color="D1D5DB"/>
-              <w:right w:val="single" w:sz="4" w:color="D1D5DB"/>
-            </w:tcBorders>
-          </w:tcPr>
-          <w:p>
-            <w:pPr>
-              <w:spacing w:after="0"/>
-            </w:pPr>
-            <w:r>
-              <w:rPr>
-                <w:rFonts w:ascii="Aptos" w:hAnsi="Aptos" w:eastAsia="Aptos"/>
-                <w:b w:val="0"/>
-                <w:color w:val="1F2937"/>
-                <w:sz w:val="16"/>
-              </w:rPr>
-              <w:t>Öğrenciler ödevde yazdığı iki araştırma sorusundan birini paylaşır. Öğretmen bir sorunun nasıl daraltılacağını modelleyerek gösterir.</w:t>
-            </w:r>
-          </w:p>
-        </w:tc>
-      </w:tr>
-      <w:tr>
-        <w:trPr>
-          <w:cantSplit/>
-        </w:trPr>
-        <w:tc>
-          <w:tcPr>
-            <w:tcW w:type="dxa" w:w="3213"/>
-            <w:vAlign w:val="center"/>
-            <w:shd w:fill="FFF8F3"/>
-            <w:tcBorders>
-              <w:top w:val="single" w:sz="4" w:color="D1D5DB"/>
-              <w:left w:val="single" w:sz="4" w:color="D1D5DB"/>
-              <w:bottom w:val="single" w:sz="4" w:color="D1D5DB"/>
-              <w:right w:val="single" w:sz="4" w:color="D1D5DB"/>
-            </w:tcBorders>
-          </w:tcPr>
-          <w:p>
-            <w:pPr>
-              <w:spacing w:after="0"/>
-            </w:pPr>
-            <w:r>
-              <w:rPr>
-                <w:rFonts w:ascii="Aptos" w:hAnsi="Aptos" w:eastAsia="Aptos"/>
-                <w:b w:val="0"/>
-                <w:color w:val="1F2937"/>
-                <w:sz w:val="16"/>
-              </w:rPr>
-              <w:t>Hatırlatma</w:t>
-            </w:r>
-          </w:p>
-        </w:tc>
-        <w:tc>
-          <w:tcPr>
-            <w:tcW w:type="dxa" w:w="3213"/>
-            <w:vAlign w:val="center"/>
-            <w:shd w:fill="FFF8F3"/>
-            <w:tcBorders>
-              <w:top w:val="single" w:sz="4" w:color="D1D5DB"/>
-              <w:left w:val="single" w:sz="4" w:color="D1D5DB"/>
-              <w:bottom w:val="single" w:sz="4" w:color="D1D5DB"/>
-              <w:right w:val="single" w:sz="4" w:color="D1D5DB"/>
-            </w:tcBorders>
-          </w:tcPr>
-          <w:p>
-            <w:pPr>
-              <w:spacing w:after="0"/>
-            </w:pPr>
-            <w:r>
-              <w:rPr>
-                <w:rFonts w:ascii="Aptos" w:hAnsi="Aptos" w:eastAsia="Aptos"/>
-                <w:b w:val="0"/>
-                <w:color w:val="1F2937"/>
-                <w:sz w:val="16"/>
-              </w:rPr>
-              <w:t>5 dk</w:t>
-            </w:r>
-          </w:p>
-        </w:tc>
-        <w:tc>
-          <w:tcPr>
-            <w:tcW w:type="dxa" w:w="3213"/>
-            <w:vAlign w:val="center"/>
-            <w:shd w:fill="FFF8F3"/>
-            <w:tcBorders>
-              <w:top w:val="single" w:sz="4" w:color="D1D5DB"/>
-              <w:left w:val="single" w:sz="4" w:color="D1D5DB"/>
-              <w:bottom w:val="single" w:sz="4" w:color="D1D5DB"/>
-              <w:right w:val="single" w:sz="4" w:color="D1D5DB"/>
-            </w:tcBorders>
-          </w:tcPr>
-          <w:p>
-            <w:pPr>
-              <w:spacing w:after="0"/>
-            </w:pPr>
-            <w:r>
-              <w:rPr>
-                <w:rFonts w:ascii="Aptos" w:hAnsi="Aptos" w:eastAsia="Aptos"/>
-                <w:b w:val="0"/>
-                <w:color w:val="1F2937"/>
-                <w:sz w:val="16"/>
-              </w:rPr>
-              <w:t>Dört kaynak doğrulama ölçütü tekrar edilir: kim, neyi destekliyor, ne zaman, nasıl doğruladım.</w:t>
-            </w:r>
-          </w:p>
-        </w:tc>
-      </w:tr>
-      <w:tr>
-        <w:trPr>
-          <w:cantSplit/>
-        </w:trPr>
-        <w:tc>
-          <w:tcPr>
-            <w:tcW w:type="dxa" w:w="3213"/>
-            <w:vAlign w:val="center"/>
-            <w:shd w:fill="FFFFFF"/>
-            <w:tcBorders>
-              <w:top w:val="single" w:sz="4" w:color="D1D5DB"/>
-              <w:left w:val="single" w:sz="4" w:color="D1D5DB"/>
-              <w:bottom w:val="single" w:sz="4" w:color="D1D5DB"/>
-              <w:right w:val="single" w:sz="4" w:color="D1D5DB"/>
-            </w:tcBorders>
-          </w:tcPr>
-          <w:p>
-            <w:pPr>
-              <w:spacing w:after="0"/>
-            </w:pPr>
-            <w:r>
-              <w:rPr>
-                <w:rFonts w:ascii="Aptos" w:hAnsi="Aptos" w:eastAsia="Aptos"/>
-                <w:b w:val="0"/>
-                <w:color w:val="1F2937"/>
-                <w:sz w:val="16"/>
-              </w:rPr>
-              <w:t>Ana etkinlik — “Koruma dosyası”</w:t>
-            </w:r>
-          </w:p>
-        </w:tc>
-        <w:tc>
-          <w:tcPr>
-            <w:tcW w:type="dxa" w:w="3213"/>
-            <w:vAlign w:val="center"/>
-            <w:shd w:fill="FFFFFF"/>
-            <w:tcBorders>
-              <w:top w:val="single" w:sz="4" w:color="D1D5DB"/>
-              <w:left w:val="single" w:sz="4" w:color="D1D5DB"/>
-              <w:bottom w:val="single" w:sz="4" w:color="D1D5DB"/>
-              <w:right w:val="single" w:sz="4" w:color="D1D5DB"/>
-            </w:tcBorders>
-          </w:tcPr>
-          <w:p>
-            <w:pPr>
-              <w:spacing w:after="0"/>
-            </w:pPr>
-            <w:r>
-              <w:rPr>
-                <w:rFonts w:ascii="Aptos" w:hAnsi="Aptos" w:eastAsia="Aptos"/>
-                <w:b w:val="0"/>
-                <w:color w:val="1F2937"/>
-                <w:sz w:val="16"/>
-              </w:rPr>
-              <w:t>20 dk</w:t>
-            </w:r>
-          </w:p>
-        </w:tc>
-        <w:tc>
-          <w:tcPr>
-            <w:tcW w:type="dxa" w:w="3213"/>
-            <w:vAlign w:val="center"/>
-            <w:shd w:fill="FFFFFF"/>
-            <w:tcBorders>
-              <w:top w:val="single" w:sz="4" w:color="D1D5DB"/>
-              <w:left w:val="single" w:sz="4" w:color="D1D5DB"/>
-              <w:bottom w:val="single" w:sz="4" w:color="D1D5DB"/>
-              <w:right w:val="single" w:sz="4" w:color="D1D5DB"/>
-            </w:tcBorders>
-          </w:tcPr>
-          <w:p>
-            <w:pPr>
-              <w:spacing w:after="0"/>
-            </w:pPr>
-            <w:r>
-              <w:rPr>
-                <w:rFonts w:ascii="Aptos" w:hAnsi="Aptos" w:eastAsia="Aptos"/>
-                <w:b w:val="0"/>
-                <w:color w:val="1F2937"/>
-                <w:sz w:val="16"/>
-              </w:rPr>
-              <w:t>Öğrenci bireysel dosyasına ürün adı, açıklama, hangi ihtiyaca çözüm olduğu, inovatif yönü, hedef kullanıcı, incelediği kaynaklar ve “araştırılması uygun görülen koruma yaklaşımı” bölümlerini yazar. Yaklaşım için en az bir resmî kaynak ve bir doğrulama notu gerekir. Öğretmen, öğrencinin patent/marka/tasarım/telif kavramlarını kesin tescil kararı gibi sunmamasını sağlar.</w:t>
-            </w:r>
-          </w:p>
-        </w:tc>
-      </w:tr>
-      <w:tr>
-        <w:trPr>
-          <w:cantSplit/>
-        </w:trPr>
-        <w:tc>
-          <w:tcPr>
-            <w:tcW w:type="dxa" w:w="3213"/>
-            <w:vAlign w:val="center"/>
-            <w:shd w:fill="FFF8F3"/>
-            <w:tcBorders>
-              <w:top w:val="single" w:sz="4" w:color="D1D5DB"/>
-              <w:left w:val="single" w:sz="4" w:color="D1D5DB"/>
-              <w:bottom w:val="single" w:sz="4" w:color="D1D5DB"/>
-              <w:right w:val="single" w:sz="4" w:color="D1D5DB"/>
-            </w:tcBorders>
-          </w:tcPr>
-          <w:p>
-            <w:pPr>
-              <w:spacing w:after="0"/>
-            </w:pPr>
-            <w:r>
-              <w:rPr>
-                <w:rFonts w:ascii="Aptos" w:hAnsi="Aptos" w:eastAsia="Aptos"/>
-                <w:b w:val="0"/>
-                <w:color w:val="1F2937"/>
-                <w:sz w:val="16"/>
-              </w:rPr>
-              <w:t>Sentez</w:t>
-            </w:r>
-          </w:p>
-        </w:tc>
-        <w:tc>
-          <w:tcPr>
-            <w:tcW w:type="dxa" w:w="3213"/>
-            <w:vAlign w:val="center"/>
-            <w:shd w:fill="FFF8F3"/>
-            <w:tcBorders>
-              <w:top w:val="single" w:sz="4" w:color="D1D5DB"/>
-              <w:left w:val="single" w:sz="4" w:color="D1D5DB"/>
-              <w:bottom w:val="single" w:sz="4" w:color="D1D5DB"/>
-              <w:right w:val="single" w:sz="4" w:color="D1D5DB"/>
-            </w:tcBorders>
-          </w:tcPr>
-          <w:p>
-            <w:pPr>
-              <w:spacing w:after="0"/>
-            </w:pPr>
-            <w:r>
-              <w:rPr>
-                <w:rFonts w:ascii="Aptos" w:hAnsi="Aptos" w:eastAsia="Aptos"/>
-                <w:b w:val="0"/>
-                <w:color w:val="1F2937"/>
-                <w:sz w:val="16"/>
-              </w:rPr>
-              <w:t>5 dk</w:t>
-            </w:r>
-          </w:p>
-        </w:tc>
-        <w:tc>
-          <w:tcPr>
-            <w:tcW w:type="dxa" w:w="3213"/>
-            <w:vAlign w:val="center"/>
-            <w:shd w:fill="FFF8F3"/>
-            <w:tcBorders>
-              <w:top w:val="single" w:sz="4" w:color="D1D5DB"/>
-              <w:left w:val="single" w:sz="4" w:color="D1D5DB"/>
-              <w:bottom w:val="single" w:sz="4" w:color="D1D5DB"/>
-              <w:right w:val="single" w:sz="4" w:color="D1D5DB"/>
-            </w:tcBorders>
-          </w:tcPr>
-          <w:p>
-            <w:pPr>
-              <w:spacing w:after="0"/>
-            </w:pPr>
-            <w:r>
-              <w:rPr>
-                <w:rFonts w:ascii="Aptos" w:hAnsi="Aptos" w:eastAsia="Aptos"/>
-                <w:b w:val="0"/>
-                <w:color w:val="1F2937"/>
-                <w:sz w:val="16"/>
-              </w:rPr>
-              <w:t>Eşler birbirinin dosyasını kaynak görünürlüğü ve gerekçe bakımından kontrol eder: “Kaynağını görebildim mi?”, “Önerinin ürünün hangi yönüne dayandığını anladım mı?”</w:t>
-            </w:r>
-          </w:p>
-        </w:tc>
-      </w:tr>
-      <w:tr>
-        <w:trPr>
-          <w:cantSplit/>
-        </w:trPr>
-        <w:tc>
-          <w:tcPr>
-            <w:tcW w:type="dxa" w:w="3213"/>
-            <w:vAlign w:val="center"/>
-            <w:shd w:fill="FFFFFF"/>
-            <w:tcBorders>
-              <w:top w:val="single" w:sz="4" w:color="D1D5DB"/>
-              <w:left w:val="single" w:sz="4" w:color="D1D5DB"/>
-              <w:bottom w:val="single" w:sz="4" w:color="D1D5DB"/>
-              <w:right w:val="single" w:sz="4" w:color="D1D5DB"/>
-            </w:tcBorders>
-          </w:tcPr>
-          <w:p>
-            <w:pPr>
-              <w:spacing w:after="0"/>
-            </w:pPr>
-            <w:r>
-              <w:rPr>
-                <w:rFonts w:ascii="Aptos" w:hAnsi="Aptos" w:eastAsia="Aptos"/>
-                <w:b w:val="0"/>
-                <w:color w:val="1F2937"/>
-                <w:sz w:val="16"/>
-              </w:rPr>
-              <w:t>Kapanış ve ara geçişi</w:t>
-            </w:r>
-          </w:p>
-        </w:tc>
-        <w:tc>
-          <w:tcPr>
-            <w:tcW w:type="dxa" w:w="3213"/>
-            <w:vAlign w:val="center"/>
-            <w:shd w:fill="FFFFFF"/>
-            <w:tcBorders>
-              <w:top w:val="single" w:sz="4" w:color="D1D5DB"/>
-              <w:left w:val="single" w:sz="4" w:color="D1D5DB"/>
-              <w:bottom w:val="single" w:sz="4" w:color="D1D5DB"/>
-              <w:right w:val="single" w:sz="4" w:color="D1D5DB"/>
-            </w:tcBorders>
-          </w:tcPr>
-          <w:p>
-            <w:pPr>
-              <w:spacing w:after="0"/>
-            </w:pPr>
-            <w:r>
-              <w:rPr>
-                <w:rFonts w:ascii="Aptos" w:hAnsi="Aptos" w:eastAsia="Aptos"/>
-                <w:b w:val="0"/>
-                <w:color w:val="1F2937"/>
-                <w:sz w:val="16"/>
-              </w:rPr>
-              <w:t>5 dk</w:t>
-            </w:r>
-          </w:p>
-        </w:tc>
-        <w:tc>
-          <w:tcPr>
-            <w:tcW w:type="dxa" w:w="3213"/>
-            <w:vAlign w:val="center"/>
-            <w:shd w:fill="FFFFFF"/>
-            <w:tcBorders>
-              <w:top w:val="single" w:sz="4" w:color="D1D5DB"/>
-              <w:left w:val="single" w:sz="4" w:color="D1D5DB"/>
-              <w:bottom w:val="single" w:sz="4" w:color="D1D5DB"/>
-              <w:right w:val="single" w:sz="4" w:color="D1D5DB"/>
-            </w:tcBorders>
-          </w:tcPr>
-          <w:p>
-            <w:pPr>
-              <w:spacing w:after="0"/>
-            </w:pPr>
-            <w:r>
-              <w:rPr>
-                <w:rFonts w:ascii="Aptos" w:hAnsi="Aptos" w:eastAsia="Aptos"/>
-                <w:b w:val="0"/>
-                <w:color w:val="1F2937"/>
-                <w:sz w:val="16"/>
-              </w:rPr>
-              <w:t>Öğrenciler sunum için ürünün ihtiyacını, çözümünü, eskizini ve koruma yaklaşımını anlatan dört kısa kartı çalışma dosyasına yerleştirir. Kaynak bilgilerini ayrı bir notta taşır. Bu bir ev ödevi değildir; 10 dakikalık aradan sonra aynı haftadaki ünite kapanışı ve galeri yürüyüşünde kullanılır.</w:t>
-            </w:r>
-          </w:p>
-        </w:tc>
-      </w:tr>
-    </w:tbl>
-    <w:p/>
-    <w:p>
-      <w:r>
-        <w:rPr>
-          <w:rFonts w:ascii="Aptos" w:hAnsi="Aptos" w:eastAsia="Aptos"/>
-          <w:b w:val="0"/>
-          <w:color w:val="1F2937"/>
-          <w:sz w:val="20"/>
-        </w:rPr>
-        <w:t xml:space="preserve">**Materyaller:** Koruma dosyası şablonu, TÜRKPATENT bağlantısı/çıktısı, kaynak kayıt kartı, öğrenci eskizi.  </w:t>
-      </w:r>
-    </w:p>
-    <w:p>
-      <w:r>
-        <w:rPr>
-          <w:rFonts w:ascii="Aptos" w:hAnsi="Aptos" w:eastAsia="Aptos"/>
-          <w:b w:val="0"/>
-          <w:color w:val="1F2937"/>
-          <w:sz w:val="20"/>
-        </w:rPr>
-        <w:t xml:space="preserve">**Ölçme-değerlendirme:** Koruma dosyası taslağı, akran kaynak kontrolü, öğretmen bireysel dönütü.  </w:t>
-      </w:r>
-    </w:p>
-    <w:p>
-      <w:r>
-        <w:rPr>
-          <w:rFonts w:ascii="Aptos" w:hAnsi="Aptos" w:eastAsia="Aptos"/>
-          <w:b w:val="0"/>
-          <w:color w:val="1F2937"/>
-          <w:sz w:val="20"/>
-        </w:rPr>
-        <w:t>**Programlar arası bileşen yansımaları:**</w:t>
-      </w:r>
-    </w:p>
-    <w:p>
-      <w:pPr>
-        <w:pStyle w:val="ListBullet"/>
-      </w:pPr>
-      <w:r>
-        <w:rPr>
-          <w:rFonts w:ascii="Aptos" w:hAnsi="Aptos" w:eastAsia="Aptos"/>
-          <w:b w:val="0"/>
-          <w:color w:val="1F2937"/>
-          <w:sz w:val="20"/>
-        </w:rPr>
-        <w:t>*KB2.6 Bilgi Toplama* — Araştırma sorusuna uygun resmî kaynak belirler ve kaydeder.</w:t>
-      </w:r>
-    </w:p>
-    <w:p>
-      <w:pPr>
-        <w:pStyle w:val="ListBullet"/>
-      </w:pPr>
-      <w:r>
-        <w:rPr>
-          <w:rFonts w:ascii="Aptos" w:hAnsi="Aptos" w:eastAsia="Aptos"/>
-          <w:b w:val="0"/>
-          <w:color w:val="1F2937"/>
-          <w:sz w:val="20"/>
-        </w:rPr>
-        <w:t>*E3.7 Sistematiklik* — Dosyasını ürün, kaynak, doğrulama ve gerekçe sırasıyla düzenler.</w:t>
-      </w:r>
-    </w:p>
-    <w:p>
-      <w:pPr>
-        <w:pStyle w:val="ListBullet"/>
-      </w:pPr>
-      <w:r>
-        <w:rPr>
-          <w:rFonts w:ascii="Aptos" w:hAnsi="Aptos" w:eastAsia="Aptos"/>
-          <w:b w:val="0"/>
-          <w:color w:val="1F2937"/>
-          <w:sz w:val="20"/>
-        </w:rPr>
-        <w:t>*SDB3.3 Sorumlu Karar Verme* — Koruma önerisini kanıt ve ürün özelliğiyle ilişkilendirir.</w:t>
-      </w:r>
-    </w:p>
-    <w:p>
-      <w:pPr>
-        <w:pStyle w:val="ListBullet"/>
-      </w:pPr>
-      <w:r>
-        <w:rPr>
-          <w:rFonts w:ascii="Aptos" w:hAnsi="Aptos" w:eastAsia="Aptos"/>
-          <w:b w:val="0"/>
-          <w:color w:val="1F2937"/>
-          <w:sz w:val="20"/>
-        </w:rPr>
-        <w:t>*D19 Vatanseverlik* — Ürünün toplumsal faydası ve yerel üretime olası katkısı üzerine düşünür.</w:t>
-      </w:r>
-    </w:p>
-    <w:p>
-      <w:pPr>
-        <w:keepNext/>
-      </w:pPr>
-      <w:r>
-        <w:rPr>
-          <w:rFonts w:ascii="Aptos" w:hAnsi="Aptos" w:eastAsia="Aptos"/>
-          <w:b/>
-          <w:color w:val="EA580C"/>
-          <w:sz w:val="24"/>
-        </w:rPr>
-        <w:t>8. ders saati — “Fikrimi gerekçeyle sunuyorum” (TT.8.1.2, TT.8.1.3)</w:t>
-      </w:r>
-    </w:p>
-    <w:p>
-      <w:r>
-        <w:rPr>
-          <w:rFonts w:ascii="Aptos" w:hAnsi="Aptos" w:eastAsia="Aptos"/>
-          <w:b w:val="0"/>
-          <w:color w:val="1F2937"/>
-          <w:sz w:val="20"/>
-        </w:rPr>
-        <w:t>**Hedef:** Öğrenci ürün taslağını, sağladığı faydayı ve koruma yaklaşımını kanıtla destekleyerek sunar; akran dönütü ve öz değerlendirme ile sürecini gözden geçirir.</w:t>
-      </w:r>
-    </w:p>
-    <w:tbl>
-      <w:tblPr>
-        <w:tblW w:type="auto" w:w="0"/>
-        <w:tblLook w:firstColumn="1" w:firstRow="1" w:lastColumn="0" w:lastRow="0" w:noHBand="0" w:noVBand="1" w:val="04A0"/>
-      </w:tblPr>
-      <w:tblGrid>
-        <w:gridCol w:w="3213"/>
-        <w:gridCol w:w="3213"/>
-        <w:gridCol w:w="3213"/>
-      </w:tblGrid>
-      <w:tr>
-        <w:trPr>
-          <w:cantSplit/>
-          <w:tblHeader w:val="true"/>
-        </w:trPr>
-        <w:tc>
-          <w:tcPr>
-            <w:tcW w:type="dxa" w:w="3213"/>
-            <w:vAlign w:val="center"/>
-            <w:shd w:fill="C2410C"/>
-            <w:tcBorders>
-              <w:top w:val="single" w:sz="4" w:color="D1D5DB"/>
-              <w:left w:val="single" w:sz="4" w:color="D1D5DB"/>
-              <w:bottom w:val="single" w:sz="4" w:color="D1D5DB"/>
-              <w:right w:val="single" w:sz="4" w:color="D1D5DB"/>
-            </w:tcBorders>
-          </w:tcPr>
-          <w:p>
-            <w:pPr>
-              <w:spacing w:after="0"/>
-            </w:pPr>
-            <w:r>
-              <w:rPr>
-                <w:rFonts w:ascii="Aptos" w:hAnsi="Aptos" w:eastAsia="Aptos"/>
-                <w:b/>
-                <w:color w:val="FFFFFF"/>
-                <w:sz w:val="16"/>
-              </w:rPr>
-              <w:t>Bölüm</w:t>
-            </w:r>
-          </w:p>
-        </w:tc>
-        <w:tc>
-          <w:tcPr>
-            <w:tcW w:type="dxa" w:w="3213"/>
-            <w:vAlign w:val="center"/>
-            <w:shd w:fill="C2410C"/>
-            <w:tcBorders>
-              <w:top w:val="single" w:sz="4" w:color="D1D5DB"/>
-              <w:left w:val="single" w:sz="4" w:color="D1D5DB"/>
-              <w:bottom w:val="single" w:sz="4" w:color="D1D5DB"/>
-              <w:right w:val="single" w:sz="4" w:color="D1D5DB"/>
-            </w:tcBorders>
-          </w:tcPr>
-          <w:p>
-            <w:pPr>
-              <w:spacing w:after="0"/>
-            </w:pPr>
-            <w:r>
-              <w:rPr>
-                <w:rFonts w:ascii="Aptos" w:hAnsi="Aptos" w:eastAsia="Aptos"/>
-                <w:b/>
-                <w:color w:val="FFFFFF"/>
-                <w:sz w:val="16"/>
-              </w:rPr>
-              <w:t>Süre</w:t>
-            </w:r>
-          </w:p>
-        </w:tc>
-        <w:tc>
-          <w:tcPr>
-            <w:tcW w:type="dxa" w:w="3213"/>
-            <w:vAlign w:val="center"/>
-            <w:shd w:fill="C2410C"/>
-            <w:tcBorders>
-              <w:top w:val="single" w:sz="4" w:color="D1D5DB"/>
-              <w:left w:val="single" w:sz="4" w:color="D1D5DB"/>
-              <w:bottom w:val="single" w:sz="4" w:color="D1D5DB"/>
-              <w:right w:val="single" w:sz="4" w:color="D1D5DB"/>
-            </w:tcBorders>
-          </w:tcPr>
-          <w:p>
-            <w:pPr>
-              <w:spacing w:after="0"/>
-            </w:pPr>
-            <w:r>
-              <w:rPr>
-                <w:rFonts w:ascii="Aptos" w:hAnsi="Aptos" w:eastAsia="Aptos"/>
-                <w:b/>
-                <w:color w:val="FFFFFF"/>
-                <w:sz w:val="16"/>
-              </w:rPr>
-              <w:t>Uygulama</w:t>
-            </w:r>
-          </w:p>
-        </w:tc>
-      </w:tr>
-      <w:tr>
-        <w:trPr>
-          <w:cantSplit/>
-        </w:trPr>
-        <w:tc>
-          <w:tcPr>
-            <w:tcW w:type="dxa" w:w="3213"/>
-            <w:vAlign w:val="center"/>
-            <w:shd w:fill="FFFFFF"/>
-            <w:tcBorders>
-              <w:top w:val="single" w:sz="4" w:color="D1D5DB"/>
-              <w:left w:val="single" w:sz="4" w:color="D1D5DB"/>
-              <w:bottom w:val="single" w:sz="4" w:color="D1D5DB"/>
-              <w:right w:val="single" w:sz="4" w:color="D1D5DB"/>
-            </w:tcBorders>
-          </w:tcPr>
-          <w:p>
-            <w:pPr>
-              <w:spacing w:after="0"/>
-            </w:pPr>
-            <w:r>
-              <w:rPr>
-                <w:rFonts w:ascii="Aptos" w:hAnsi="Aptos" w:eastAsia="Aptos"/>
-                <w:b w:val="0"/>
-                <w:color w:val="1F2937"/>
-                <w:sz w:val="16"/>
-              </w:rPr>
-              <w:t>Köprü kurma</w:t>
-            </w:r>
-          </w:p>
-        </w:tc>
-        <w:tc>
-          <w:tcPr>
-            <w:tcW w:type="dxa" w:w="3213"/>
-            <w:vAlign w:val="center"/>
-            <w:shd w:fill="FFFFFF"/>
-            <w:tcBorders>
-              <w:top w:val="single" w:sz="4" w:color="D1D5DB"/>
-              <w:left w:val="single" w:sz="4" w:color="D1D5DB"/>
-              <w:bottom w:val="single" w:sz="4" w:color="D1D5DB"/>
-              <w:right w:val="single" w:sz="4" w:color="D1D5DB"/>
-            </w:tcBorders>
-          </w:tcPr>
-          <w:p>
-            <w:pPr>
-              <w:spacing w:after="0"/>
-            </w:pPr>
-            <w:r>
-              <w:rPr>
-                <w:rFonts w:ascii="Aptos" w:hAnsi="Aptos" w:eastAsia="Aptos"/>
-                <w:b w:val="0"/>
-                <w:color w:val="1F2937"/>
-                <w:sz w:val="16"/>
-              </w:rPr>
-              <w:t>5 dk</w:t>
-            </w:r>
-          </w:p>
-        </w:tc>
-        <w:tc>
-          <w:tcPr>
-            <w:tcW w:type="dxa" w:w="3213"/>
-            <w:vAlign w:val="center"/>
-            <w:shd w:fill="FFFFFF"/>
-            <w:tcBorders>
-              <w:top w:val="single" w:sz="4" w:color="D1D5DB"/>
-              <w:left w:val="single" w:sz="4" w:color="D1D5DB"/>
-              <w:bottom w:val="single" w:sz="4" w:color="D1D5DB"/>
-              <w:right w:val="single" w:sz="4" w:color="D1D5DB"/>
-            </w:tcBorders>
-          </w:tcPr>
-          <w:p>
-            <w:pPr>
-              <w:spacing w:after="0"/>
-            </w:pPr>
-            <w:r>
-              <w:rPr>
-                <w:rFonts w:ascii="Aptos" w:hAnsi="Aptos" w:eastAsia="Aptos"/>
-                <w:b w:val="0"/>
-                <w:color w:val="1F2937"/>
-                <w:sz w:val="16"/>
-              </w:rPr>
-              <w:t>10 dakikalık aradan sonra öğrenciler dört sunum kartını açar. Öğretmen güvenli sunum ortamı hatırlatması yapar: Fikir değil kanıt ve açıklama üzerine dönüt verilir; alay, izinsiz kopyalama ve kişisel eleştiri yoktur.</w:t>
-            </w:r>
-          </w:p>
-        </w:tc>
-      </w:tr>
-      <w:tr>
-        <w:trPr>
-          <w:cantSplit/>
-        </w:trPr>
-        <w:tc>
-          <w:tcPr>
-            <w:tcW w:type="dxa" w:w="3213"/>
-            <w:vAlign w:val="center"/>
-            <w:shd w:fill="FFF8F3"/>
-            <w:tcBorders>
-              <w:top w:val="single" w:sz="4" w:color="D1D5DB"/>
-              <w:left w:val="single" w:sz="4" w:color="D1D5DB"/>
-              <w:bottom w:val="single" w:sz="4" w:color="D1D5DB"/>
-              <w:right w:val="single" w:sz="4" w:color="D1D5DB"/>
-            </w:tcBorders>
-          </w:tcPr>
-          <w:p>
-            <w:pPr>
-              <w:spacing w:after="0"/>
-            </w:pPr>
-            <w:r>
-              <w:rPr>
-                <w:rFonts w:ascii="Aptos" w:hAnsi="Aptos" w:eastAsia="Aptos"/>
-                <w:b w:val="0"/>
-                <w:color w:val="1F2937"/>
-                <w:sz w:val="16"/>
-              </w:rPr>
-              <w:t>Hatırlatma</w:t>
-            </w:r>
-          </w:p>
-        </w:tc>
-        <w:tc>
-          <w:tcPr>
-            <w:tcW w:type="dxa" w:w="3213"/>
-            <w:vAlign w:val="center"/>
-            <w:shd w:fill="FFF8F3"/>
-            <w:tcBorders>
-              <w:top w:val="single" w:sz="4" w:color="D1D5DB"/>
-              <w:left w:val="single" w:sz="4" w:color="D1D5DB"/>
-              <w:bottom w:val="single" w:sz="4" w:color="D1D5DB"/>
-              <w:right w:val="single" w:sz="4" w:color="D1D5DB"/>
-            </w:tcBorders>
-          </w:tcPr>
-          <w:p>
-            <w:pPr>
-              <w:spacing w:after="0"/>
-            </w:pPr>
-            <w:r>
-              <w:rPr>
-                <w:rFonts w:ascii="Aptos" w:hAnsi="Aptos" w:eastAsia="Aptos"/>
-                <w:b w:val="0"/>
-                <w:color w:val="1F2937"/>
-                <w:sz w:val="16"/>
-              </w:rPr>
-              <w:t>5 dk</w:t>
-            </w:r>
-          </w:p>
-        </w:tc>
-        <w:tc>
-          <w:tcPr>
-            <w:tcW w:type="dxa" w:w="3213"/>
-            <w:vAlign w:val="center"/>
-            <w:shd w:fill="FFF8F3"/>
-            <w:tcBorders>
-              <w:top w:val="single" w:sz="4" w:color="D1D5DB"/>
-              <w:left w:val="single" w:sz="4" w:color="D1D5DB"/>
-              <w:bottom w:val="single" w:sz="4" w:color="D1D5DB"/>
-              <w:right w:val="single" w:sz="4" w:color="D1D5DB"/>
-            </w:tcBorders>
-          </w:tcPr>
-          <w:p>
-            <w:pPr>
-              <w:spacing w:after="0"/>
-            </w:pPr>
-            <w:r>
-              <w:rPr>
-                <w:rFonts w:ascii="Aptos" w:hAnsi="Aptos" w:eastAsia="Aptos"/>
-                <w:b w:val="0"/>
-                <w:color w:val="1F2937"/>
-                <w:sz w:val="16"/>
-              </w:rPr>
-              <w:t>Başarılı sunumun dört unsuru görülür: ihtiyaç, çözüm/işleyiş, fark/fayda, araştırmaya dayalı koruma yaklaşımı. Öğrenciler kendi kartlarını bu sırayla düzenler.</w:t>
-            </w:r>
-          </w:p>
-        </w:tc>
-      </w:tr>
-      <w:tr>
-        <w:trPr>
-          <w:cantSplit/>
-        </w:trPr>
-        <w:tc>
-          <w:tcPr>
-            <w:tcW w:type="dxa" w:w="3213"/>
-            <w:vAlign w:val="center"/>
-            <w:shd w:fill="FFFFFF"/>
-            <w:tcBorders>
-              <w:top w:val="single" w:sz="4" w:color="D1D5DB"/>
-              <w:left w:val="single" w:sz="4" w:color="D1D5DB"/>
-              <w:bottom w:val="single" w:sz="4" w:color="D1D5DB"/>
-              <w:right w:val="single" w:sz="4" w:color="D1D5DB"/>
-            </w:tcBorders>
-          </w:tcPr>
-          <w:p>
-            <w:pPr>
-              <w:spacing w:after="0"/>
-            </w:pPr>
-            <w:r>
-              <w:rPr>
-                <w:rFonts w:ascii="Aptos" w:hAnsi="Aptos" w:eastAsia="Aptos"/>
-                <w:b w:val="0"/>
-                <w:color w:val="1F2937"/>
-                <w:sz w:val="16"/>
-              </w:rPr>
-              <w:t>Ana etkinlik — “İnovasyon galerisi”</w:t>
-            </w:r>
-          </w:p>
-        </w:tc>
-        <w:tc>
-          <w:tcPr>
-            <w:tcW w:type="dxa" w:w="3213"/>
-            <w:vAlign w:val="center"/>
-            <w:shd w:fill="FFFFFF"/>
-            <w:tcBorders>
-              <w:top w:val="single" w:sz="4" w:color="D1D5DB"/>
-              <w:left w:val="single" w:sz="4" w:color="D1D5DB"/>
-              <w:bottom w:val="single" w:sz="4" w:color="D1D5DB"/>
-              <w:right w:val="single" w:sz="4" w:color="D1D5DB"/>
-            </w:tcBorders>
-          </w:tcPr>
-          <w:p>
-            <w:pPr>
-              <w:spacing w:after="0"/>
-            </w:pPr>
-            <w:r>
-              <w:rPr>
-                <w:rFonts w:ascii="Aptos" w:hAnsi="Aptos" w:eastAsia="Aptos"/>
-                <w:b w:val="0"/>
-                <w:color w:val="1F2937"/>
-                <w:sz w:val="16"/>
-              </w:rPr>
-              <w:t>20 dk</w:t>
-            </w:r>
-          </w:p>
-        </w:tc>
-        <w:tc>
-          <w:tcPr>
-            <w:tcW w:type="dxa" w:w="3213"/>
-            <w:vAlign w:val="center"/>
-            <w:shd w:fill="FFFFFF"/>
-            <w:tcBorders>
-              <w:top w:val="single" w:sz="4" w:color="D1D5DB"/>
-              <w:left w:val="single" w:sz="4" w:color="D1D5DB"/>
-              <w:bottom w:val="single" w:sz="4" w:color="D1D5DB"/>
-              <w:right w:val="single" w:sz="4" w:color="D1D5DB"/>
-            </w:tcBorders>
-          </w:tcPr>
-          <w:p>
-            <w:pPr>
-              <w:spacing w:after="0"/>
-            </w:pPr>
-            <w:r>
-              <w:rPr>
-                <w:rFonts w:ascii="Aptos" w:hAnsi="Aptos" w:eastAsia="Aptos"/>
-                <w:b w:val="0"/>
-                <w:color w:val="1F2937"/>
-                <w:sz w:val="16"/>
-              </w:rPr>
-              <w:t>Öğrenciler taslak ve koruma dosyasını masasına yerleştirir. Sınıf iki tur galeri yürüyüşü yapar; her turda öğrenciler iki çalışmayı inceler ve “Güçlü kanıt / geliştirme sorusu” biçiminde dönüt bırakır. İmkân varsa gönüllüler 60 saniyelik sunum yapar.</w:t>
-            </w:r>
-          </w:p>
-        </w:tc>
-      </w:tr>
-      <w:tr>
-        <w:trPr>
-          <w:cantSplit/>
-        </w:trPr>
-        <w:tc>
-          <w:tcPr>
-            <w:tcW w:type="dxa" w:w="3213"/>
-            <w:vAlign w:val="center"/>
-            <w:shd w:fill="FFF8F3"/>
-            <w:tcBorders>
-              <w:top w:val="single" w:sz="4" w:color="D1D5DB"/>
-              <w:left w:val="single" w:sz="4" w:color="D1D5DB"/>
-              <w:bottom w:val="single" w:sz="4" w:color="D1D5DB"/>
-              <w:right w:val="single" w:sz="4" w:color="D1D5DB"/>
-            </w:tcBorders>
-          </w:tcPr>
-          <w:p>
-            <w:pPr>
-              <w:spacing w:after="0"/>
-            </w:pPr>
-            <w:r>
-              <w:rPr>
-                <w:rFonts w:ascii="Aptos" w:hAnsi="Aptos" w:eastAsia="Aptos"/>
-                <w:b w:val="0"/>
-                <w:color w:val="1F2937"/>
-                <w:sz w:val="16"/>
-              </w:rPr>
-              <w:t>Sentez</w:t>
-            </w:r>
-          </w:p>
-        </w:tc>
-        <w:tc>
-          <w:tcPr>
-            <w:tcW w:type="dxa" w:w="3213"/>
-            <w:vAlign w:val="center"/>
-            <w:shd w:fill="FFF8F3"/>
-            <w:tcBorders>
-              <w:top w:val="single" w:sz="4" w:color="D1D5DB"/>
-              <w:left w:val="single" w:sz="4" w:color="D1D5DB"/>
-              <w:bottom w:val="single" w:sz="4" w:color="D1D5DB"/>
-              <w:right w:val="single" w:sz="4" w:color="D1D5DB"/>
-            </w:tcBorders>
-          </w:tcPr>
-          <w:p>
-            <w:pPr>
-              <w:spacing w:after="0"/>
-            </w:pPr>
-            <w:r>
-              <w:rPr>
-                <w:rFonts w:ascii="Aptos" w:hAnsi="Aptos" w:eastAsia="Aptos"/>
-                <w:b w:val="0"/>
-                <w:color w:val="1F2937"/>
-                <w:sz w:val="16"/>
-              </w:rPr>
-              <w:t>5 dk</w:t>
-            </w:r>
-          </w:p>
-        </w:tc>
-        <w:tc>
-          <w:tcPr>
-            <w:tcW w:type="dxa" w:w="3213"/>
-            <w:vAlign w:val="center"/>
-            <w:shd w:fill="FFF8F3"/>
-            <w:tcBorders>
-              <w:top w:val="single" w:sz="4" w:color="D1D5DB"/>
-              <w:left w:val="single" w:sz="4" w:color="D1D5DB"/>
-              <w:bottom w:val="single" w:sz="4" w:color="D1D5DB"/>
-              <w:right w:val="single" w:sz="4" w:color="D1D5DB"/>
-            </w:tcBorders>
-          </w:tcPr>
-          <w:p>
-            <w:pPr>
-              <w:spacing w:after="0"/>
-            </w:pPr>
-            <w:r>
-              <w:rPr>
-                <w:rFonts w:ascii="Aptos" w:hAnsi="Aptos" w:eastAsia="Aptos"/>
-                <w:b w:val="0"/>
-                <w:color w:val="1F2937"/>
-                <w:sz w:val="16"/>
-              </w:rPr>
-              <w:t>Öğrenciler gelen dönütlerden birini seçer ve “Taslağımı şu nedenle geliştireceğim…” cümlesini tamamlar. Öğretmen, ürünün faydası için kısa öz değerlendirme yaptırır.</w:t>
-            </w:r>
-          </w:p>
-        </w:tc>
-      </w:tr>
-      <w:tr>
-        <w:trPr>
-          <w:cantSplit/>
-        </w:trPr>
-        <w:tc>
-          <w:tcPr>
-            <w:tcW w:type="dxa" w:w="3213"/>
-            <w:vAlign w:val="center"/>
-            <w:shd w:fill="FFFFFF"/>
-            <w:tcBorders>
-              <w:top w:val="single" w:sz="4" w:color="D1D5DB"/>
-              <w:left w:val="single" w:sz="4" w:color="D1D5DB"/>
-              <w:bottom w:val="single" w:sz="4" w:color="D1D5DB"/>
-              <w:right w:val="single" w:sz="4" w:color="D1D5DB"/>
-            </w:tcBorders>
-          </w:tcPr>
-          <w:p>
-            <w:pPr>
-              <w:spacing w:after="0"/>
-            </w:pPr>
-            <w:r>
-              <w:rPr>
-                <w:rFonts w:ascii="Aptos" w:hAnsi="Aptos" w:eastAsia="Aptos"/>
-                <w:b w:val="0"/>
-                <w:color w:val="1F2937"/>
-                <w:sz w:val="16"/>
-              </w:rPr>
-              <w:t>Kapanış</w:t>
-            </w:r>
-          </w:p>
-        </w:tc>
-        <w:tc>
-          <w:tcPr>
-            <w:tcW w:type="dxa" w:w="3213"/>
-            <w:vAlign w:val="center"/>
-            <w:shd w:fill="FFFFFF"/>
-            <w:tcBorders>
-              <w:top w:val="single" w:sz="4" w:color="D1D5DB"/>
-              <w:left w:val="single" w:sz="4" w:color="D1D5DB"/>
-              <w:bottom w:val="single" w:sz="4" w:color="D1D5DB"/>
-              <w:right w:val="single" w:sz="4" w:color="D1D5DB"/>
-            </w:tcBorders>
-          </w:tcPr>
-          <w:p>
-            <w:pPr>
-              <w:spacing w:after="0"/>
-            </w:pPr>
-            <w:r>
-              <w:rPr>
-                <w:rFonts w:ascii="Aptos" w:hAnsi="Aptos" w:eastAsia="Aptos"/>
-                <w:b w:val="0"/>
-                <w:color w:val="1F2937"/>
-                <w:sz w:val="16"/>
-              </w:rPr>
-              <w:t>5 dk</w:t>
-            </w:r>
-          </w:p>
-        </w:tc>
-        <w:tc>
-          <w:tcPr>
-            <w:tcW w:type="dxa" w:w="3213"/>
-            <w:vAlign w:val="center"/>
-            <w:shd w:fill="FFFFFF"/>
-            <w:tcBorders>
-              <w:top w:val="single" w:sz="4" w:color="D1D5DB"/>
-              <w:left w:val="single" w:sz="4" w:color="D1D5DB"/>
-              <w:bottom w:val="single" w:sz="4" w:color="D1D5DB"/>
-              <w:right w:val="single" w:sz="4" w:color="D1D5DB"/>
-            </w:tcBorders>
-          </w:tcPr>
-          <w:p>
-            <w:pPr>
-              <w:spacing w:after="0"/>
-            </w:pPr>
-            <w:r>
-              <w:rPr>
-                <w:rFonts w:ascii="Aptos" w:hAnsi="Aptos" w:eastAsia="Aptos"/>
-                <w:b w:val="0"/>
-                <w:color w:val="1F2937"/>
-                <w:sz w:val="16"/>
-              </w:rPr>
-              <w:t>Ünite özeti yapılır. Öğrenci süreç dosyasını teslim listesine göre düzenler. Son çıkış bileti: “Araştırırken en çok dikkat edeceğim etik ilke…”</w:t>
-            </w:r>
-          </w:p>
-        </w:tc>
-      </w:tr>
-    </w:tbl>
-    <w:p/>
-    <w:p>
-      <w:r>
-        <w:rPr>
-          <w:rFonts w:ascii="Aptos" w:hAnsi="Aptos" w:eastAsia="Aptos"/>
-          <w:b w:val="0"/>
-          <w:color w:val="1F2937"/>
-          <w:sz w:val="20"/>
-        </w:rPr>
-        <w:t xml:space="preserve">**Materyaller:** Öğrenci taslakları, koruma dosyaları, akran dönüt kartı, öz değerlendirme kartı, sergileme bantları.  </w:t>
-      </w:r>
-    </w:p>
-    <w:p>
-      <w:r>
-        <w:rPr>
-          <w:rFonts w:ascii="Aptos" w:hAnsi="Aptos" w:eastAsia="Aptos"/>
-          <w:b w:val="0"/>
-          <w:color w:val="1F2937"/>
-          <w:sz w:val="20"/>
-        </w:rPr>
-        <w:t xml:space="preserve">**Ölçme-değerlendirme:** Galeri dönütleri, ürün taslağı, koruma dosyası, kısa sunum, öz değerlendirme.  </w:t>
-      </w:r>
-    </w:p>
-    <w:p>
-      <w:r>
-        <w:rPr>
-          <w:rFonts w:ascii="Aptos" w:hAnsi="Aptos" w:eastAsia="Aptos"/>
-          <w:b w:val="0"/>
-          <w:color w:val="1F2937"/>
-          <w:sz w:val="20"/>
-        </w:rPr>
-        <w:t>**Programlar arası bileşen yansımaları:**</w:t>
-      </w:r>
-    </w:p>
-    <w:p>
-      <w:pPr>
-        <w:pStyle w:val="ListBullet"/>
-      </w:pPr>
-      <w:r>
-        <w:rPr>
-          <w:rFonts w:ascii="Aptos" w:hAnsi="Aptos" w:eastAsia="Aptos"/>
-          <w:b w:val="0"/>
-          <w:color w:val="1F2937"/>
-          <w:sz w:val="20"/>
-        </w:rPr>
-        <w:t>*TSRMAB1.1 Taslak Oluşturma* — Taslağı ürünün işleyişini ve yenilik yönünü açıklamak için kullanır.</w:t>
-      </w:r>
-    </w:p>
-    <w:p>
-      <w:pPr>
-        <w:pStyle w:val="ListBullet"/>
-      </w:pPr>
-      <w:r>
-        <w:rPr>
-          <w:rFonts w:ascii="Aptos" w:hAnsi="Aptos" w:eastAsia="Aptos"/>
-          <w:b w:val="0"/>
-          <w:color w:val="1F2937"/>
-          <w:sz w:val="20"/>
-        </w:rPr>
-        <w:t>*TSRMAB3 Çoklu Ortam Sunum* — İmkân varsa görsel destekli kısa sunum yapar.</w:t>
-      </w:r>
-    </w:p>
-    <w:p>
-      <w:pPr>
-        <w:pStyle w:val="ListBullet"/>
-      </w:pPr>
-      <w:r>
-        <w:rPr>
-          <w:rFonts w:ascii="Aptos" w:hAnsi="Aptos" w:eastAsia="Aptos"/>
-          <w:b w:val="0"/>
-          <w:color w:val="1F2937"/>
-          <w:sz w:val="20"/>
-        </w:rPr>
-        <w:t>*SDB2.1 İletişim, SDB2.3 Sosyal Farkındalık* — Yapıcı akran dönütü verir ve alır.</w:t>
-      </w:r>
-    </w:p>
-    <w:p>
-      <w:pPr>
-        <w:pStyle w:val="ListBullet"/>
-      </w:pPr>
-      <w:r>
-        <w:rPr>
-          <w:rFonts w:ascii="Aptos" w:hAnsi="Aptos" w:eastAsia="Aptos"/>
-          <w:b w:val="0"/>
-          <w:color w:val="1F2937"/>
-          <w:sz w:val="20"/>
-        </w:rPr>
-        <w:t>*E3.5 Açık Fikirlilik* — Dönüte göre geliştirme hedefi belirler.</w:t>
-      </w:r>
-    </w:p>
-    <w:p>
-      <w:pPr>
-        <w:pStyle w:val="ListBullet"/>
-      </w:pPr>
-      <w:r>
-        <w:rPr>
-          <w:rFonts w:ascii="Aptos" w:hAnsi="Aptos" w:eastAsia="Aptos"/>
-          <w:b w:val="0"/>
-          <w:color w:val="1F2937"/>
-          <w:sz w:val="20"/>
-        </w:rPr>
-        <w:t>*D4 Dostluk* — Akranının emeğine saygılı, somut ve nazik geri bildirim sunar.</w:t>
-      </w:r>
-    </w:p>
-    <w:p>
-      <w:r>
-        <w:rPr>
-          <w:rFonts w:ascii="Aptos" w:hAnsi="Aptos" w:eastAsia="Aptos"/>
-          <w:b w:val="0"/>
-          <w:color w:val="1F2937"/>
-          <w:sz w:val="20"/>
-        </w:rPr>
-        <w:t>---</w:t>
-      </w:r>
-    </w:p>
-    <w:p>
-      <w:pPr>
-        <w:keepNext/>
-      </w:pPr>
-      <w:r>
-        <w:rPr>
-          <w:rFonts w:ascii="Aptos" w:hAnsi="Aptos" w:eastAsia="Aptos"/>
-          <w:b/>
-          <w:color w:val="EA580C"/>
-          <w:sz w:val="24"/>
-        </w:rPr>
-        <w:t>5. Farklılaştırma stratejileri</w:t>
-      </w:r>
-    </w:p>
-    <w:p>
-      <w:pPr>
-        <w:keepNext/>
-      </w:pPr>
-      <w:r>
-        <w:rPr>
-          <w:rFonts w:ascii="Aptos" w:hAnsi="Aptos" w:eastAsia="Aptos"/>
-          <w:b/>
-          <w:color w:val="EA580C"/>
-          <w:sz w:val="24"/>
-        </w:rPr>
-        <w:t>5.1. Zenginleştirme</w:t>
-      </w:r>
-    </w:p>
-    <w:p>
-      <w:pPr>
-        <w:pStyle w:val="ListBullet"/>
-      </w:pPr>
-      <w:r>
-        <w:rPr>
-          <w:rFonts w:ascii="Aptos" w:hAnsi="Aptos" w:eastAsia="Aptos"/>
-          <w:b w:val="0"/>
-          <w:color w:val="1F2937"/>
-          <w:sz w:val="20"/>
-        </w:rPr>
-        <w:t>**Hak ve etik incelemesi:** Öğrenci, özgün fikirlerin kullanım hakkı veya etikle ilgili güvenilir bir güncel olayı araştırır; olayın taraflarını ve olası sonuçlarını kaynak göstererek açıklar.</w:t>
-      </w:r>
-    </w:p>
-    <w:p>
-      <w:pPr>
-        <w:pStyle w:val="ListBullet"/>
-      </w:pPr>
-      <w:r>
-        <w:rPr>
-          <w:rFonts w:ascii="Aptos" w:hAnsi="Aptos" w:eastAsia="Aptos"/>
-          <w:b w:val="0"/>
-          <w:color w:val="1F2937"/>
-          <w:sz w:val="20"/>
-        </w:rPr>
-        <w:t>**Türkiye’de AR-GE haritası:** Eğitim, sağlık, sosyal hizmet, savunma veya havacılık alanlarından bir AR-GE örneğini araştırır; hangi ihtiyaca karşılık verdiğini sunar.</w:t>
-      </w:r>
-    </w:p>
-    <w:p>
-      <w:pPr>
-        <w:pStyle w:val="ListBullet"/>
-      </w:pPr>
-      <w:r>
-        <w:rPr>
-          <w:rFonts w:ascii="Aptos" w:hAnsi="Aptos" w:eastAsia="Aptos"/>
-          <w:b w:val="0"/>
-          <w:color w:val="1F2937"/>
-          <w:sz w:val="20"/>
-        </w:rPr>
-        <w:t>**Sürdürülebilir tasarım denetimi:** Kendi taslağını malzeme, enerji, bakım, onarım ve kullanım sonrası atık ölçütleriyle geliştirir.</w:t>
-      </w:r>
-    </w:p>
-    <w:p>
-      <w:pPr>
-        <w:pStyle w:val="ListBullet"/>
-      </w:pPr>
-      <w:r>
-        <w:rPr>
-          <w:rFonts w:ascii="Aptos" w:hAnsi="Aptos" w:eastAsia="Aptos"/>
-          <w:b w:val="0"/>
-          <w:color w:val="1F2937"/>
-          <w:sz w:val="20"/>
-        </w:rPr>
-        <w:t>**İşleyiş modeli:** Uygun ve güvenli koşullarda taslağın işleyişini gösteren maket, dijital model ya da akış şeması oluşturur. Sensör/mikrodenetleyici kullanımı zorunlu değildir; yalnızca imkân ve güvenlik uygunsa seçilir.</w:t>
-      </w:r>
-    </w:p>
-    <w:p>
-      <w:pPr>
-        <w:keepNext/>
-      </w:pPr>
-      <w:r>
-        <w:rPr>
-          <w:rFonts w:ascii="Aptos" w:hAnsi="Aptos" w:eastAsia="Aptos"/>
-          <w:b/>
-          <w:color w:val="EA580C"/>
-          <w:sz w:val="24"/>
-        </w:rPr>
-        <w:t>5.2. Destekleme</w:t>
-      </w:r>
-    </w:p>
-    <w:p>
-      <w:pPr>
-        <w:pStyle w:val="ListBullet"/>
-      </w:pPr>
-      <w:r>
-        <w:rPr>
-          <w:rFonts w:ascii="Aptos" w:hAnsi="Aptos" w:eastAsia="Aptos"/>
-          <w:b w:val="0"/>
-          <w:color w:val="1F2937"/>
-          <w:sz w:val="20"/>
-        </w:rPr>
-        <w:t>Görsel destekli kavram kartları ve “inovasyon / AR-GE / fikrî mülkiyet” için kısa tanım–örnek eşleştirmeleri kullanılır.</w:t>
-      </w:r>
-    </w:p>
-    <w:p>
-      <w:pPr>
-        <w:pStyle w:val="ListBullet"/>
-      </w:pPr>
-      <w:r>
-        <w:rPr>
-          <w:rFonts w:ascii="Aptos" w:hAnsi="Aptos" w:eastAsia="Aptos"/>
-          <w:b w:val="0"/>
-          <w:color w:val="1F2937"/>
-          <w:sz w:val="20"/>
-        </w:rPr>
-        <w:t>Problem belirleme için “Kim için? Hangi durumda? Ne zorlaşıyor?” üçlü cümle çerçevesi verilir.</w:t>
-      </w:r>
-    </w:p>
-    <w:p>
-      <w:pPr>
-        <w:pStyle w:val="ListBullet"/>
-      </w:pPr>
-      <w:r>
-        <w:rPr>
-          <w:rFonts w:ascii="Aptos" w:hAnsi="Aptos" w:eastAsia="Aptos"/>
-          <w:b w:val="0"/>
-          <w:color w:val="1F2937"/>
-          <w:sz w:val="20"/>
-        </w:rPr>
-        <w:t>Araştırma başlangıcında öğretmenin önceden seçtiği iki güvenilir kaynakla çalışılır; öğrenci kaynak künyesini doldurmak için örnekli form kullanır.</w:t>
-      </w:r>
-    </w:p>
-    <w:p>
-      <w:pPr>
-        <w:pStyle w:val="ListBullet"/>
-      </w:pPr>
-      <w:r>
-        <w:rPr>
-          <w:rFonts w:ascii="Aptos" w:hAnsi="Aptos" w:eastAsia="Aptos"/>
-          <w:b w:val="0"/>
-          <w:color w:val="1F2937"/>
-          <w:sz w:val="20"/>
-        </w:rPr>
-        <w:t>Eskiz için dört pencereli çerçeve, yön okları ve ürün etiketi hazır verilir. Değerlendirme çizim estetiğinden çok işleyişin açıklığına dayanır.</w:t>
-      </w:r>
-    </w:p>
-    <w:p>
-      <w:pPr>
-        <w:pStyle w:val="ListBullet"/>
-      </w:pPr>
-      <w:r>
-        <w:rPr>
-          <w:rFonts w:ascii="Aptos" w:hAnsi="Aptos" w:eastAsia="Aptos"/>
-          <w:b w:val="0"/>
-          <w:color w:val="1F2937"/>
-          <w:sz w:val="20"/>
-        </w:rPr>
-        <w:t>Akran mentörlüğü, öğrenciyi etiketlemeden ve fikrin mülkiyetini aktarmadan uygulanır. Ek destek bütün sınıfa açık kaynak havuzunun parçası olarak sunulur.</w:t>
-      </w:r>
-    </w:p>
-    <w:p>
-      <w:r>
-        <w:rPr>
-          <w:rFonts w:ascii="Aptos" w:hAnsi="Aptos" w:eastAsia="Aptos"/>
-          <w:b w:val="0"/>
-          <w:color w:val="1F2937"/>
-          <w:sz w:val="20"/>
-        </w:rPr>
-        <w:t>---</w:t>
-      </w:r>
-    </w:p>
-    <w:p>
-      <w:pPr>
-        <w:keepNext/>
-      </w:pPr>
-      <w:r>
-        <w:rPr>
-          <w:rFonts w:ascii="Aptos" w:hAnsi="Aptos" w:eastAsia="Aptos"/>
-          <w:b/>
-          <w:color w:val="EA580C"/>
-          <w:sz w:val="24"/>
-        </w:rPr>
-        <w:t>6. Disiplinler arası bağlantılar</w:t>
-      </w:r>
-    </w:p>
-    <w:tbl>
-      <w:tblPr>
-        <w:tblW w:type="auto" w:w="0"/>
-        <w:tblLook w:firstColumn="1" w:firstRow="1" w:lastColumn="0" w:lastRow="0" w:noHBand="0" w:noVBand="1" w:val="04A0"/>
-      </w:tblPr>
-      <w:tblGrid>
-        <w:gridCol w:w="4819"/>
-        <w:gridCol w:w="4819"/>
-      </w:tblGrid>
-      <w:tr>
-        <w:trPr>
-          <w:cantSplit/>
-          <w:tblHeader w:val="true"/>
-        </w:trPr>
-        <w:tc>
-          <w:tcPr>
-            <w:tcW w:type="dxa" w:w="4819"/>
-            <w:vAlign w:val="center"/>
-            <w:shd w:fill="C2410C"/>
-            <w:tcBorders>
-              <w:top w:val="single" w:sz="4" w:color="D1D5DB"/>
-              <w:left w:val="single" w:sz="4" w:color="D1D5DB"/>
-              <w:bottom w:val="single" w:sz="4" w:color="D1D5DB"/>
-              <w:right w:val="single" w:sz="4" w:color="D1D5DB"/>
-            </w:tcBorders>
-          </w:tcPr>
-          <w:p>
-            <w:pPr>
-              <w:spacing w:after="0"/>
-            </w:pPr>
-            <w:r>
-              <w:rPr>
-                <w:rFonts w:ascii="Aptos" w:hAnsi="Aptos" w:eastAsia="Aptos"/>
-                <w:b/>
-                <w:color w:val="FFFFFF"/>
-                <w:sz w:val="16"/>
-              </w:rPr>
-              <w:t>Ders/alan</w:t>
-            </w:r>
-          </w:p>
-        </w:tc>
-        <w:tc>
-          <w:tcPr>
-            <w:tcW w:type="dxa" w:w="4819"/>
-            <w:vAlign w:val="center"/>
-            <w:shd w:fill="C2410C"/>
-            <w:tcBorders>
-              <w:top w:val="single" w:sz="4" w:color="D1D5DB"/>
-              <w:left w:val="single" w:sz="4" w:color="D1D5DB"/>
-              <w:bottom w:val="single" w:sz="4" w:color="D1D5DB"/>
-              <w:right w:val="single" w:sz="4" w:color="D1D5DB"/>
-            </w:tcBorders>
-          </w:tcPr>
-          <w:p>
-            <w:pPr>
-              <w:spacing w:after="0"/>
-            </w:pPr>
-            <w:r>
-              <w:rPr>
-                <w:rFonts w:ascii="Aptos" w:hAnsi="Aptos" w:eastAsia="Aptos"/>
-                <w:b/>
-                <w:color w:val="FFFFFF"/>
-                <w:sz w:val="16"/>
-              </w:rPr>
-              <w:t>Bağlantı konusu</w:t>
-            </w:r>
-          </w:p>
-        </w:tc>
-      </w:tr>
-      <w:tr>
-        <w:trPr>
-          <w:cantSplit/>
-        </w:trPr>
-        <w:tc>
-          <w:tcPr>
-            <w:tcW w:type="dxa" w:w="4819"/>
-            <w:vAlign w:val="center"/>
-            <w:shd w:fill="FFFFFF"/>
-            <w:tcBorders>
-              <w:top w:val="single" w:sz="4" w:color="D1D5DB"/>
-              <w:left w:val="single" w:sz="4" w:color="D1D5DB"/>
-              <w:bottom w:val="single" w:sz="4" w:color="D1D5DB"/>
-              <w:right w:val="single" w:sz="4" w:color="D1D5DB"/>
-            </w:tcBorders>
-          </w:tcPr>
-          <w:p>
-            <w:pPr>
-              <w:spacing w:after="0"/>
-            </w:pPr>
-            <w:r>
-              <w:rPr>
-                <w:rFonts w:ascii="Aptos" w:hAnsi="Aptos" w:eastAsia="Aptos"/>
-                <w:b w:val="0"/>
-                <w:color w:val="1F2937"/>
-                <w:sz w:val="16"/>
-              </w:rPr>
-              <w:t>Fen Bilimleri</w:t>
-            </w:r>
-          </w:p>
-        </w:tc>
-        <w:tc>
-          <w:tcPr>
-            <w:tcW w:type="dxa" w:w="4819"/>
-            <w:vAlign w:val="center"/>
-            <w:shd w:fill="FFFFFF"/>
-            <w:tcBorders>
-              <w:top w:val="single" w:sz="4" w:color="D1D5DB"/>
-              <w:left w:val="single" w:sz="4" w:color="D1D5DB"/>
-              <w:bottom w:val="single" w:sz="4" w:color="D1D5DB"/>
-              <w:right w:val="single" w:sz="4" w:color="D1D5DB"/>
-            </w:tcBorders>
-          </w:tcPr>
-          <w:p>
-            <w:pPr>
-              <w:spacing w:after="0"/>
-            </w:pPr>
-            <w:r>
-              <w:rPr>
-                <w:rFonts w:ascii="Aptos" w:hAnsi="Aptos" w:eastAsia="Aptos"/>
-                <w:b w:val="0"/>
-                <w:color w:val="1F2937"/>
-                <w:sz w:val="16"/>
-              </w:rPr>
-              <w:t>Ürünün çalışma mantığı, enerji tasarrufu, malzeme seçimi ve güvenlik.</w:t>
-            </w:r>
-          </w:p>
-        </w:tc>
-      </w:tr>
-      <w:tr>
-        <w:trPr>
-          <w:cantSplit/>
-        </w:trPr>
-        <w:tc>
-          <w:tcPr>
-            <w:tcW w:type="dxa" w:w="4819"/>
-            <w:vAlign w:val="center"/>
-            <w:shd w:fill="FFF8F3"/>
-            <w:tcBorders>
-              <w:top w:val="single" w:sz="4" w:color="D1D5DB"/>
-              <w:left w:val="single" w:sz="4" w:color="D1D5DB"/>
-              <w:bottom w:val="single" w:sz="4" w:color="D1D5DB"/>
-              <w:right w:val="single" w:sz="4" w:color="D1D5DB"/>
-            </w:tcBorders>
-          </w:tcPr>
-          <w:p>
-            <w:pPr>
-              <w:spacing w:after="0"/>
-            </w:pPr>
-            <w:r>
-              <w:rPr>
-                <w:rFonts w:ascii="Aptos" w:hAnsi="Aptos" w:eastAsia="Aptos"/>
-                <w:b w:val="0"/>
-                <w:color w:val="1F2937"/>
-                <w:sz w:val="16"/>
-              </w:rPr>
-              <w:t>Görsel Sanatlar</w:t>
-            </w:r>
-          </w:p>
-        </w:tc>
-        <w:tc>
-          <w:tcPr>
-            <w:tcW w:type="dxa" w:w="4819"/>
-            <w:vAlign w:val="center"/>
-            <w:shd w:fill="FFF8F3"/>
-            <w:tcBorders>
-              <w:top w:val="single" w:sz="4" w:color="D1D5DB"/>
-              <w:left w:val="single" w:sz="4" w:color="D1D5DB"/>
-              <w:bottom w:val="single" w:sz="4" w:color="D1D5DB"/>
-              <w:right w:val="single" w:sz="4" w:color="D1D5DB"/>
-            </w:tcBorders>
-          </w:tcPr>
-          <w:p>
-            <w:pPr>
-              <w:spacing w:after="0"/>
-            </w:pPr>
-            <w:r>
-              <w:rPr>
-                <w:rFonts w:ascii="Aptos" w:hAnsi="Aptos" w:eastAsia="Aptos"/>
-                <w:b w:val="0"/>
-                <w:color w:val="1F2937"/>
-                <w:sz w:val="16"/>
-              </w:rPr>
-              <w:t>Eskizde çizgi, yön, etiket, biçim ve görsel anlatım.</w:t>
-            </w:r>
-          </w:p>
-        </w:tc>
-      </w:tr>
-      <w:tr>
-        <w:trPr>
-          <w:cantSplit/>
-        </w:trPr>
-        <w:tc>
-          <w:tcPr>
-            <w:tcW w:type="dxa" w:w="4819"/>
-            <w:vAlign w:val="center"/>
-            <w:shd w:fill="FFFFFF"/>
-            <w:tcBorders>
-              <w:top w:val="single" w:sz="4" w:color="D1D5DB"/>
-              <w:left w:val="single" w:sz="4" w:color="D1D5DB"/>
-              <w:bottom w:val="single" w:sz="4" w:color="D1D5DB"/>
-              <w:right w:val="single" w:sz="4" w:color="D1D5DB"/>
-            </w:tcBorders>
-          </w:tcPr>
-          <w:p>
-            <w:pPr>
-              <w:spacing w:after="0"/>
-            </w:pPr>
-            <w:r>
-              <w:rPr>
-                <w:rFonts w:ascii="Aptos" w:hAnsi="Aptos" w:eastAsia="Aptos"/>
-                <w:b w:val="0"/>
-                <w:color w:val="1F2937"/>
-                <w:sz w:val="16"/>
-              </w:rPr>
-              <w:t>Bilişim Teknolojileri ve Yazılım</w:t>
-            </w:r>
-          </w:p>
-        </w:tc>
-        <w:tc>
-          <w:tcPr>
-            <w:tcW w:type="dxa" w:w="4819"/>
-            <w:vAlign w:val="center"/>
-            <w:shd w:fill="FFFFFF"/>
-            <w:tcBorders>
-              <w:top w:val="single" w:sz="4" w:color="D1D5DB"/>
-              <w:left w:val="single" w:sz="4" w:color="D1D5DB"/>
-              <w:bottom w:val="single" w:sz="4" w:color="D1D5DB"/>
-              <w:right w:val="single" w:sz="4" w:color="D1D5DB"/>
-            </w:tcBorders>
-          </w:tcPr>
-          <w:p>
-            <w:pPr>
-              <w:spacing w:after="0"/>
-            </w:pPr>
-            <w:r>
-              <w:rPr>
-                <w:rFonts w:ascii="Aptos" w:hAnsi="Aptos" w:eastAsia="Aptos"/>
-                <w:b w:val="0"/>
-                <w:color w:val="1F2937"/>
-                <w:sz w:val="16"/>
-              </w:rPr>
-              <w:t>Güvenilir dijital kaynak seçimi, kaynak kaydı, dijital sunum ve kişisel veri güvenliği.</w:t>
-            </w:r>
-          </w:p>
-        </w:tc>
-      </w:tr>
-      <w:tr>
-        <w:trPr>
-          <w:cantSplit/>
-        </w:trPr>
-        <w:tc>
-          <w:tcPr>
-            <w:tcW w:type="dxa" w:w="4819"/>
-            <w:vAlign w:val="center"/>
-            <w:shd w:fill="FFF8F3"/>
-            <w:tcBorders>
-              <w:top w:val="single" w:sz="4" w:color="D1D5DB"/>
-              <w:left w:val="single" w:sz="4" w:color="D1D5DB"/>
-              <w:bottom w:val="single" w:sz="4" w:color="D1D5DB"/>
-              <w:right w:val="single" w:sz="4" w:color="D1D5DB"/>
-            </w:tcBorders>
-          </w:tcPr>
-          <w:p>
-            <w:pPr>
-              <w:spacing w:after="0"/>
-            </w:pPr>
-            <w:r>
-              <w:rPr>
-                <w:rFonts w:ascii="Aptos" w:hAnsi="Aptos" w:eastAsia="Aptos"/>
-                <w:b w:val="0"/>
-                <w:color w:val="1F2937"/>
-                <w:sz w:val="16"/>
-              </w:rPr>
-              <w:t>Türkçe</w:t>
-            </w:r>
-          </w:p>
-        </w:tc>
-        <w:tc>
-          <w:tcPr>
-            <w:tcW w:type="dxa" w:w="4819"/>
-            <w:vAlign w:val="center"/>
-            <w:shd w:fill="FFF8F3"/>
-            <w:tcBorders>
-              <w:top w:val="single" w:sz="4" w:color="D1D5DB"/>
-              <w:left w:val="single" w:sz="4" w:color="D1D5DB"/>
-              <w:bottom w:val="single" w:sz="4" w:color="D1D5DB"/>
-              <w:right w:val="single" w:sz="4" w:color="D1D5DB"/>
-            </w:tcBorders>
-          </w:tcPr>
-          <w:p>
-            <w:pPr>
-              <w:spacing w:after="0"/>
-            </w:pPr>
-            <w:r>
-              <w:rPr>
-                <w:rFonts w:ascii="Aptos" w:hAnsi="Aptos" w:eastAsia="Aptos"/>
-                <w:b w:val="0"/>
-                <w:color w:val="1F2937"/>
-                <w:sz w:val="16"/>
-              </w:rPr>
-              <w:t>Problem cümlesi kurma, kaynak özetleme, gerekçeli konuşma ve yapıcı dönüt.</w:t>
-            </w:r>
-          </w:p>
-        </w:tc>
-      </w:tr>
-      <w:tr>
-        <w:trPr>
-          <w:cantSplit/>
-        </w:trPr>
-        <w:tc>
-          <w:tcPr>
-            <w:tcW w:type="dxa" w:w="4819"/>
-            <w:vAlign w:val="center"/>
-            <w:shd w:fill="FFFFFF"/>
-            <w:tcBorders>
-              <w:top w:val="single" w:sz="4" w:color="D1D5DB"/>
-              <w:left w:val="single" w:sz="4" w:color="D1D5DB"/>
-              <w:bottom w:val="single" w:sz="4" w:color="D1D5DB"/>
-              <w:right w:val="single" w:sz="4" w:color="D1D5DB"/>
-            </w:tcBorders>
-          </w:tcPr>
-          <w:p>
-            <w:pPr>
-              <w:spacing w:after="0"/>
-            </w:pPr>
-            <w:r>
-              <w:rPr>
-                <w:rFonts w:ascii="Aptos" w:hAnsi="Aptos" w:eastAsia="Aptos"/>
-                <w:b w:val="0"/>
-                <w:color w:val="1F2937"/>
-                <w:sz w:val="16"/>
-              </w:rPr>
-              <w:t>Matematik</w:t>
-            </w:r>
-          </w:p>
-        </w:tc>
-        <w:tc>
-          <w:tcPr>
-            <w:tcW w:type="dxa" w:w="4819"/>
-            <w:vAlign w:val="center"/>
-            <w:shd w:fill="FFFFFF"/>
-            <w:tcBorders>
-              <w:top w:val="single" w:sz="4" w:color="D1D5DB"/>
-              <w:left w:val="single" w:sz="4" w:color="D1D5DB"/>
-              <w:bottom w:val="single" w:sz="4" w:color="D1D5DB"/>
-              <w:right w:val="single" w:sz="4" w:color="D1D5DB"/>
-            </w:tcBorders>
-          </w:tcPr>
-          <w:p>
-            <w:pPr>
-              <w:spacing w:after="0"/>
-            </w:pPr>
-            <w:r>
-              <w:rPr>
-                <w:rFonts w:ascii="Aptos" w:hAnsi="Aptos" w:eastAsia="Aptos"/>
-                <w:b w:val="0"/>
-                <w:color w:val="1F2937"/>
-                <w:sz w:val="16"/>
-              </w:rPr>
-              <w:t>Basit ölçülendirme, karşılaştırma tablosu, zaman–maliyet veya kullanım verisini yorumlama.</w:t>
-            </w:r>
-          </w:p>
-        </w:tc>
-      </w:tr>
-      <w:tr>
-        <w:trPr>
-          <w:cantSplit/>
-        </w:trPr>
-        <w:tc>
-          <w:tcPr>
-            <w:tcW w:type="dxa" w:w="4819"/>
-            <w:vAlign w:val="center"/>
-            <w:shd w:fill="FFF8F3"/>
-            <w:tcBorders>
-              <w:top w:val="single" w:sz="4" w:color="D1D5DB"/>
-              <w:left w:val="single" w:sz="4" w:color="D1D5DB"/>
-              <w:bottom w:val="single" w:sz="4" w:color="D1D5DB"/>
-              <w:right w:val="single" w:sz="4" w:color="D1D5DB"/>
-            </w:tcBorders>
-          </w:tcPr>
-          <w:p>
-            <w:pPr>
-              <w:spacing w:after="0"/>
-            </w:pPr>
-            <w:r>
-              <w:rPr>
-                <w:rFonts w:ascii="Aptos" w:hAnsi="Aptos" w:eastAsia="Aptos"/>
-                <w:b w:val="0"/>
-                <w:color w:val="1F2937"/>
-                <w:sz w:val="16"/>
-              </w:rPr>
-              <w:t>Sosyal Bilgiler</w:t>
-            </w:r>
-          </w:p>
-        </w:tc>
-        <w:tc>
-          <w:tcPr>
-            <w:tcW w:type="dxa" w:w="4819"/>
-            <w:vAlign w:val="center"/>
-            <w:shd w:fill="FFF8F3"/>
-            <w:tcBorders>
-              <w:top w:val="single" w:sz="4" w:color="D1D5DB"/>
-              <w:left w:val="single" w:sz="4" w:color="D1D5DB"/>
-              <w:bottom w:val="single" w:sz="4" w:color="D1D5DB"/>
-              <w:right w:val="single" w:sz="4" w:color="D1D5DB"/>
-            </w:tcBorders>
-          </w:tcPr>
-          <w:p>
-            <w:pPr>
-              <w:spacing w:after="0"/>
-            </w:pPr>
-            <w:r>
-              <w:rPr>
-                <w:rFonts w:ascii="Aptos" w:hAnsi="Aptos" w:eastAsia="Aptos"/>
-                <w:b w:val="0"/>
-                <w:color w:val="1F2937"/>
-                <w:sz w:val="16"/>
-              </w:rPr>
-              <w:t>Emeğe saygı, hak ve sorumluluk, toplumsal fayda ve yerli üretimin katkısı.</w:t>
-            </w:r>
-          </w:p>
-        </w:tc>
-      </w:tr>
-    </w:tbl>
-    <w:p/>
-    <w:p>
-      <w:r>
-        <w:rPr>
-          <w:rFonts w:ascii="Aptos" w:hAnsi="Aptos" w:eastAsia="Aptos"/>
-          <w:b w:val="0"/>
-          <w:color w:val="1F2937"/>
-          <w:sz w:val="20"/>
-        </w:rPr>
-        <w:t>---</w:t>
-      </w:r>
-    </w:p>
-    <w:p>
-      <w:pPr>
-        <w:keepNext/>
-      </w:pPr>
-      <w:r>
-        <w:rPr>
-          <w:rFonts w:ascii="Aptos" w:hAnsi="Aptos" w:eastAsia="Aptos"/>
-          <w:b/>
-          <w:color w:val="EA580C"/>
-          <w:sz w:val="24"/>
-        </w:rPr>
-        <w:t>7. Araç-gereç listesi</w:t>
-      </w:r>
-    </w:p>
-    <w:p>
-      <w:pPr>
-        <w:keepNext/>
-      </w:pPr>
-      <w:r>
-        <w:rPr>
-          <w:rFonts w:ascii="Aptos" w:hAnsi="Aptos" w:eastAsia="Aptos"/>
-          <w:b/>
-          <w:color w:val="EA580C"/>
-          <w:sz w:val="24"/>
-        </w:rPr>
-        <w:t>Temel materyaller</w:t>
-      </w:r>
-    </w:p>
-    <w:p>
-      <w:pPr>
-        <w:pStyle w:val="ListBullet"/>
-      </w:pPr>
-      <w:r>
-        <w:rPr>
-          <w:rFonts w:ascii="Aptos" w:hAnsi="Aptos" w:eastAsia="Aptos"/>
-          <w:b w:val="0"/>
-          <w:color w:val="1F2937"/>
-          <w:sz w:val="20"/>
-        </w:rPr>
-        <w:t>Akıllı tahta ve gerektiğinde çevrim dışı içerik çıktıları</w:t>
-      </w:r>
-    </w:p>
-    <w:p>
-      <w:pPr>
-        <w:pStyle w:val="ListBullet"/>
-      </w:pPr>
-      <w:r>
-        <w:rPr>
-          <w:rFonts w:ascii="Aptos" w:hAnsi="Aptos" w:eastAsia="Aptos"/>
-          <w:b w:val="0"/>
-          <w:color w:val="1F2937"/>
-          <w:sz w:val="20"/>
-        </w:rPr>
-        <w:t>Gaz lambası, klasik ampul, LED ampul görselleri veya güvenli örnek nesneleri</w:t>
-      </w:r>
-    </w:p>
-    <w:p>
-      <w:pPr>
-        <w:pStyle w:val="ListBullet"/>
-      </w:pPr>
-      <w:r>
-        <w:rPr>
-          <w:rFonts w:ascii="Aptos" w:hAnsi="Aptos" w:eastAsia="Aptos"/>
-          <w:b w:val="0"/>
-          <w:color w:val="1F2937"/>
-          <w:sz w:val="20"/>
-        </w:rPr>
-        <w:t>A4 kâğıdı, eskiz kâğıdı, kurşun kalem, silgi, cetvel, renkli kalem, post-it</w:t>
-      </w:r>
-    </w:p>
-    <w:p>
-      <w:pPr>
-        <w:pStyle w:val="ListBullet"/>
-      </w:pPr>
-      <w:r>
-        <w:rPr>
-          <w:rFonts w:ascii="Aptos" w:hAnsi="Aptos" w:eastAsia="Aptos"/>
-          <w:b w:val="0"/>
-          <w:color w:val="1F2937"/>
-          <w:sz w:val="20"/>
-        </w:rPr>
-        <w:t>İhtiyaç avı, çözüm merceği, kaynak kaydı, dört pencereli eskiz ve koruma dosyası şablonları</w:t>
-      </w:r>
-    </w:p>
-    <w:p>
-      <w:pPr>
-        <w:pStyle w:val="ListBullet"/>
-      </w:pPr>
-      <w:r>
-        <w:rPr>
-          <w:rFonts w:ascii="Aptos" w:hAnsi="Aptos" w:eastAsia="Aptos"/>
-          <w:b w:val="0"/>
-          <w:color w:val="1F2937"/>
-          <w:sz w:val="20"/>
-        </w:rPr>
-        <w:t>Sergileme için bant/hamur yapıştırıcı ve akran dönüt kartları</w:t>
-      </w:r>
-    </w:p>
-    <w:p>
-      <w:pPr>
-        <w:pStyle w:val="ListBullet"/>
-      </w:pPr>
-      <w:r>
-        <w:rPr>
-          <w:rFonts w:ascii="Aptos" w:hAnsi="Aptos" w:eastAsia="Aptos"/>
-          <w:b w:val="0"/>
-          <w:color w:val="1F2937"/>
-          <w:sz w:val="20"/>
-        </w:rPr>
-        <w:t>Güvenli, geri dönüştürülebilir model malzemeleri; kullanılacaksa öğretmen denetiminde araçlar</w:t>
-      </w:r>
-    </w:p>
-    <w:p>
-      <w:pPr>
-        <w:keepNext/>
-      </w:pPr>
-      <w:r>
-        <w:rPr>
-          <w:rFonts w:ascii="Aptos" w:hAnsi="Aptos" w:eastAsia="Aptos"/>
-          <w:b/>
-          <w:color w:val="EA580C"/>
-          <w:sz w:val="24"/>
-        </w:rPr>
-        <w:t>Dijital ve resmî kaynaklar</w:t>
-      </w:r>
-    </w:p>
-    <w:p>
-      <w:pPr>
-        <w:pStyle w:val="ListBullet"/>
-      </w:pPr>
-      <w:r>
-        <w:rPr>
-          <w:rFonts w:ascii="Aptos" w:hAnsi="Aptos" w:eastAsia="Aptos"/>
-          <w:b w:val="0"/>
-          <w:color w:val="1F2937"/>
-          <w:sz w:val="20"/>
-        </w:rPr>
-        <w:t>[MEB — 8. Sınıf 1. Ünite](https://tymm.meb.gov.tr/teknoloji-tasarim-dersi/unite/1446)</w:t>
-      </w:r>
-    </w:p>
-    <w:p>
-      <w:pPr>
-        <w:pStyle w:val="ListBullet"/>
-      </w:pPr>
-      <w:r>
-        <w:rPr>
-          <w:rFonts w:ascii="Aptos" w:hAnsi="Aptos" w:eastAsia="Aptos"/>
-          <w:b w:val="0"/>
-          <w:color w:val="1F2937"/>
-          <w:sz w:val="20"/>
-        </w:rPr>
-        <w:t>[TÜRKPATENT](https://www.turkpatent.gov.tr/)</w:t>
-      </w:r>
-    </w:p>
-    <w:p>
-      <w:pPr>
-        <w:pStyle w:val="ListBullet"/>
-      </w:pPr>
-      <w:r>
-        <w:rPr>
-          <w:rFonts w:ascii="Aptos" w:hAnsi="Aptos" w:eastAsia="Aptos"/>
-          <w:b w:val="0"/>
-          <w:color w:val="1F2937"/>
-          <w:sz w:val="20"/>
-        </w:rPr>
-        <w:t>[TÜRKPATENT Sınai Mülkiyet Danışma Birimi eğitim dokümanları](https://www.turkpatent.gov.tr/daisma-birimi-egitim-dokumanlari)</w:t>
-      </w:r>
-    </w:p>
-    <w:p>
-      <w:r>
-        <w:rPr>
-          <w:rFonts w:ascii="Aptos" w:hAnsi="Aptos" w:eastAsia="Aptos"/>
-          <w:b w:val="0"/>
-          <w:color w:val="1F2937"/>
-          <w:sz w:val="20"/>
-        </w:rPr>
-        <w:t>Uzun video, portal kaynak kimliği veya etkileşimli içerik henüz kesinleştirilmemiştir. Ders planı onayından sonra bunlar `U1_Sunum_Entegrasyon_Haritasi.md` dosyasında gerçek katalog kimliğiyle kaydedilir; taslakta hayalî bağlantı kullanılmaz.</w:t>
-      </w:r>
-    </w:p>
-    <w:p>
-      <w:r>
-        <w:rPr>
-          <w:rFonts w:ascii="Aptos" w:hAnsi="Aptos" w:eastAsia="Aptos"/>
-          <w:b w:val="0"/>
-          <w:color w:val="1F2937"/>
-          <w:sz w:val="20"/>
-        </w:rPr>
-        <w:t>---</w:t>
-      </w:r>
-    </w:p>
-    <w:p>
-      <w:pPr>
-        <w:keepNext/>
-      </w:pPr>
-      <w:r>
-        <w:rPr>
-          <w:rFonts w:ascii="Aptos" w:hAnsi="Aptos" w:eastAsia="Aptos"/>
-          <w:b/>
-          <w:color w:val="EA580C"/>
-          <w:sz w:val="24"/>
-        </w:rPr>
-        <w:t>8. Ölçme-değerlendirme özeti</w:t>
-      </w:r>
-    </w:p>
-    <w:p>
-      <w:pPr>
-        <w:keepNext/>
-      </w:pPr>
-      <w:r>
-        <w:rPr>
-          <w:rFonts w:ascii="Aptos" w:hAnsi="Aptos" w:eastAsia="Aptos"/>
-          <w:b/>
-          <w:color w:val="EA580C"/>
-          <w:sz w:val="24"/>
-        </w:rPr>
-        <w:t>8.1. Kanıt ve araç eşleştirmesi</w:t>
-      </w:r>
-    </w:p>
-    <w:tbl>
-      <w:tblPr>
-        <w:tblW w:type="auto" w:w="0"/>
-        <w:tblLook w:firstColumn="1" w:firstRow="1" w:lastColumn="0" w:lastRow="0" w:noHBand="0" w:noVBand="1" w:val="04A0"/>
-      </w:tblPr>
-      <w:tblGrid>
-        <w:gridCol w:w="3213"/>
-        <w:gridCol w:w="3213"/>
-        <w:gridCol w:w="3213"/>
-      </w:tblGrid>
-      <w:tr>
-        <w:trPr>
-          <w:cantSplit/>
-          <w:tblHeader w:val="true"/>
-        </w:trPr>
-        <w:tc>
-          <w:tcPr>
-            <w:tcW w:type="dxa" w:w="3213"/>
-            <w:vAlign w:val="center"/>
-            <w:shd w:fill="C2410C"/>
-            <w:tcBorders>
-              <w:top w:val="single" w:sz="4" w:color="D1D5DB"/>
-              <w:left w:val="single" w:sz="4" w:color="D1D5DB"/>
-              <w:bottom w:val="single" w:sz="4" w:color="D1D5DB"/>
-              <w:right w:val="single" w:sz="4" w:color="D1D5DB"/>
-            </w:tcBorders>
-          </w:tcPr>
-          <w:p>
-            <w:pPr>
-              <w:spacing w:after="0"/>
-            </w:pPr>
-            <w:r>
-              <w:rPr>
-                <w:rFonts w:ascii="Aptos" w:hAnsi="Aptos" w:eastAsia="Aptos"/>
-                <w:b/>
-                <w:color w:val="FFFFFF"/>
-                <w:sz w:val="16"/>
-              </w:rPr>
-              <w:t>Öğrenme çıktısı</w:t>
-            </w:r>
-          </w:p>
-        </w:tc>
-        <w:tc>
-          <w:tcPr>
-            <w:tcW w:type="dxa" w:w="3213"/>
-            <w:vAlign w:val="center"/>
-            <w:shd w:fill="C2410C"/>
-            <w:tcBorders>
-              <w:top w:val="single" w:sz="4" w:color="D1D5DB"/>
-              <w:left w:val="single" w:sz="4" w:color="D1D5DB"/>
-              <w:bottom w:val="single" w:sz="4" w:color="D1D5DB"/>
-              <w:right w:val="single" w:sz="4" w:color="D1D5DB"/>
-            </w:tcBorders>
-          </w:tcPr>
-          <w:p>
-            <w:pPr>
-              <w:spacing w:after="0"/>
-            </w:pPr>
-            <w:r>
-              <w:rPr>
-                <w:rFonts w:ascii="Aptos" w:hAnsi="Aptos" w:eastAsia="Aptos"/>
-                <w:b/>
-                <w:color w:val="FFFFFF"/>
-                <w:sz w:val="16"/>
-              </w:rPr>
-              <w:t>Toplanacak kanıt</w:t>
-            </w:r>
-          </w:p>
-        </w:tc>
-        <w:tc>
-          <w:tcPr>
-            <w:tcW w:type="dxa" w:w="3213"/>
-            <w:vAlign w:val="center"/>
-            <w:shd w:fill="C2410C"/>
-            <w:tcBorders>
-              <w:top w:val="single" w:sz="4" w:color="D1D5DB"/>
-              <w:left w:val="single" w:sz="4" w:color="D1D5DB"/>
-              <w:bottom w:val="single" w:sz="4" w:color="D1D5DB"/>
-              <w:right w:val="single" w:sz="4" w:color="D1D5DB"/>
-            </w:tcBorders>
-          </w:tcPr>
-          <w:p>
-            <w:pPr>
-              <w:spacing w:after="0"/>
-            </w:pPr>
-            <w:r>
-              <w:rPr>
-                <w:rFonts w:ascii="Aptos" w:hAnsi="Aptos" w:eastAsia="Aptos"/>
-                <w:b/>
-                <w:color w:val="FFFFFF"/>
-                <w:sz w:val="16"/>
-              </w:rPr>
-              <w:t>Araç/uygulama</w:t>
-            </w:r>
-          </w:p>
-        </w:tc>
-      </w:tr>
-      <w:tr>
-        <w:trPr>
-          <w:cantSplit/>
-        </w:trPr>
-        <w:tc>
-          <w:tcPr>
-            <w:tcW w:type="dxa" w:w="3213"/>
-            <w:vAlign w:val="center"/>
-            <w:shd w:fill="FFFFFF"/>
-            <w:tcBorders>
-              <w:top w:val="single" w:sz="4" w:color="D1D5DB"/>
-              <w:left w:val="single" w:sz="4" w:color="D1D5DB"/>
-              <w:bottom w:val="single" w:sz="4" w:color="D1D5DB"/>
-              <w:right w:val="single" w:sz="4" w:color="D1D5DB"/>
-            </w:tcBorders>
-          </w:tcPr>
-          <w:p>
-            <w:pPr>
-              <w:spacing w:after="0"/>
-            </w:pPr>
-            <w:r>
-              <w:rPr>
-                <w:rFonts w:ascii="Aptos" w:hAnsi="Aptos" w:eastAsia="Aptos"/>
-                <w:b w:val="0"/>
-                <w:color w:val="1F2937"/>
-                <w:sz w:val="16"/>
-              </w:rPr>
-              <w:t>TT.8.1.1</w:t>
-            </w:r>
-          </w:p>
-        </w:tc>
-        <w:tc>
-          <w:tcPr>
-            <w:tcW w:type="dxa" w:w="3213"/>
-            <w:vAlign w:val="center"/>
-            <w:shd w:fill="FFFFFF"/>
-            <w:tcBorders>
-              <w:top w:val="single" w:sz="4" w:color="D1D5DB"/>
-              <w:left w:val="single" w:sz="4" w:color="D1D5DB"/>
-              <w:bottom w:val="single" w:sz="4" w:color="D1D5DB"/>
-              <w:right w:val="single" w:sz="4" w:color="D1D5DB"/>
-            </w:tcBorders>
-          </w:tcPr>
-          <w:p>
-            <w:pPr>
-              <w:spacing w:after="0"/>
-            </w:pPr>
-            <w:r>
-              <w:rPr>
-                <w:rFonts w:ascii="Aptos" w:hAnsi="Aptos" w:eastAsia="Aptos"/>
-                <w:b w:val="0"/>
-                <w:color w:val="1F2937"/>
-                <w:sz w:val="16"/>
-              </w:rPr>
-              <w:t>Kavram kartı, ürün değişimi tablosu, kaynak kayıt formu, inovasyon hikâyesi çıkarımı</w:t>
-            </w:r>
-          </w:p>
-        </w:tc>
-        <w:tc>
-          <w:tcPr>
-            <w:tcW w:type="dxa" w:w="3213"/>
-            <w:vAlign w:val="center"/>
-            <w:shd w:fill="FFFFFF"/>
-            <w:tcBorders>
-              <w:top w:val="single" w:sz="4" w:color="D1D5DB"/>
-              <w:left w:val="single" w:sz="4" w:color="D1D5DB"/>
-              <w:bottom w:val="single" w:sz="4" w:color="D1D5DB"/>
-              <w:right w:val="single" w:sz="4" w:color="D1D5DB"/>
-            </w:tcBorders>
-          </w:tcPr>
-          <w:p>
-            <w:pPr>
-              <w:spacing w:after="0"/>
-            </w:pPr>
-            <w:r>
-              <w:rPr>
-                <w:rFonts w:ascii="Aptos" w:hAnsi="Aptos" w:eastAsia="Aptos"/>
-                <w:b w:val="0"/>
-                <w:color w:val="1F2937"/>
-                <w:sz w:val="16"/>
-              </w:rPr>
-              <w:t>Ön değerlendirme, grup çalışması, öğretmen gözlemi</w:t>
-            </w:r>
-          </w:p>
-        </w:tc>
-      </w:tr>
-      <w:tr>
-        <w:trPr>
-          <w:cantSplit/>
-        </w:trPr>
-        <w:tc>
-          <w:tcPr>
-            <w:tcW w:type="dxa" w:w="3213"/>
-            <w:vAlign w:val="center"/>
-            <w:shd w:fill="FFF8F3"/>
-            <w:tcBorders>
-              <w:top w:val="single" w:sz="4" w:color="D1D5DB"/>
-              <w:left w:val="single" w:sz="4" w:color="D1D5DB"/>
-              <w:bottom w:val="single" w:sz="4" w:color="D1D5DB"/>
-              <w:right w:val="single" w:sz="4" w:color="D1D5DB"/>
-            </w:tcBorders>
-          </w:tcPr>
-          <w:p>
-            <w:pPr>
-              <w:spacing w:after="0"/>
-            </w:pPr>
-            <w:r>
-              <w:rPr>
-                <w:rFonts w:ascii="Aptos" w:hAnsi="Aptos" w:eastAsia="Aptos"/>
-                <w:b w:val="0"/>
-                <w:color w:val="1F2937"/>
-                <w:sz w:val="16"/>
-              </w:rPr>
-              <w:t>TT.8.1.2</w:t>
-            </w:r>
-          </w:p>
-        </w:tc>
-        <w:tc>
-          <w:tcPr>
-            <w:tcW w:type="dxa" w:w="3213"/>
-            <w:vAlign w:val="center"/>
-            <w:shd w:fill="FFF8F3"/>
-            <w:tcBorders>
-              <w:top w:val="single" w:sz="4" w:color="D1D5DB"/>
-              <w:left w:val="single" w:sz="4" w:color="D1D5DB"/>
-              <w:bottom w:val="single" w:sz="4" w:color="D1D5DB"/>
-              <w:right w:val="single" w:sz="4" w:color="D1D5DB"/>
-            </w:tcBorders>
-          </w:tcPr>
-          <w:p>
-            <w:pPr>
-              <w:spacing w:after="0"/>
-            </w:pPr>
-            <w:r>
-              <w:rPr>
-                <w:rFonts w:ascii="Aptos" w:hAnsi="Aptos" w:eastAsia="Aptos"/>
-                <w:b w:val="0"/>
-                <w:color w:val="1F2937"/>
-                <w:sz w:val="16"/>
-              </w:rPr>
-              <w:t>Problem cümlesi, mevcut çözüm incelemesi, çözüm fikirleri, etiketli eskiz</w:t>
-            </w:r>
-          </w:p>
-        </w:tc>
-        <w:tc>
-          <w:tcPr>
-            <w:tcW w:type="dxa" w:w="3213"/>
-            <w:vAlign w:val="center"/>
-            <w:shd w:fill="FFF8F3"/>
-            <w:tcBorders>
-              <w:top w:val="single" w:sz="4" w:color="D1D5DB"/>
-              <w:left w:val="single" w:sz="4" w:color="D1D5DB"/>
-              <w:bottom w:val="single" w:sz="4" w:color="D1D5DB"/>
-              <w:right w:val="single" w:sz="4" w:color="D1D5DB"/>
-            </w:tcBorders>
-          </w:tcPr>
-          <w:p>
-            <w:pPr>
-              <w:spacing w:after="0"/>
-            </w:pPr>
-            <w:r>
-              <w:rPr>
-                <w:rFonts w:ascii="Aptos" w:hAnsi="Aptos" w:eastAsia="Aptos"/>
-                <w:b w:val="0"/>
-                <w:color w:val="1F2937"/>
-                <w:sz w:val="16"/>
-              </w:rPr>
-              <w:t>Çalışma kâğıdı, akran sorusu, ürün rubriği</w:t>
-            </w:r>
-          </w:p>
-        </w:tc>
-      </w:tr>
-      <w:tr>
-        <w:trPr>
-          <w:cantSplit/>
-        </w:trPr>
-        <w:tc>
-          <w:tcPr>
-            <w:tcW w:type="dxa" w:w="3213"/>
-            <w:vAlign w:val="center"/>
-            <w:shd w:fill="FFFFFF"/>
-            <w:tcBorders>
-              <w:top w:val="single" w:sz="4" w:color="D1D5DB"/>
-              <w:left w:val="single" w:sz="4" w:color="D1D5DB"/>
-              <w:bottom w:val="single" w:sz="4" w:color="D1D5DB"/>
-              <w:right w:val="single" w:sz="4" w:color="D1D5DB"/>
-            </w:tcBorders>
-          </w:tcPr>
-          <w:p>
-            <w:pPr>
-              <w:spacing w:after="0"/>
-            </w:pPr>
-            <w:r>
-              <w:rPr>
-                <w:rFonts w:ascii="Aptos" w:hAnsi="Aptos" w:eastAsia="Aptos"/>
-                <w:b w:val="0"/>
-                <w:color w:val="1F2937"/>
-                <w:sz w:val="16"/>
-              </w:rPr>
-              <w:t>TT.8.1.3</w:t>
-            </w:r>
-          </w:p>
-        </w:tc>
-        <w:tc>
-          <w:tcPr>
-            <w:tcW w:type="dxa" w:w="3213"/>
-            <w:vAlign w:val="center"/>
-            <w:shd w:fill="FFFFFF"/>
-            <w:tcBorders>
-              <w:top w:val="single" w:sz="4" w:color="D1D5DB"/>
-              <w:left w:val="single" w:sz="4" w:color="D1D5DB"/>
-              <w:bottom w:val="single" w:sz="4" w:color="D1D5DB"/>
-              <w:right w:val="single" w:sz="4" w:color="D1D5DB"/>
-            </w:tcBorders>
-          </w:tcPr>
-          <w:p>
-            <w:pPr>
-              <w:spacing w:after="0"/>
-            </w:pPr>
-            <w:r>
-              <w:rPr>
-                <w:rFonts w:ascii="Aptos" w:hAnsi="Aptos" w:eastAsia="Aptos"/>
-                <w:b w:val="0"/>
-                <w:color w:val="1F2937"/>
-                <w:sz w:val="16"/>
-              </w:rPr>
-              <w:t>Araştırma soruları, resmî kaynak kaydı, doğrulama notu, koruma dosyası</w:t>
-            </w:r>
-          </w:p>
-        </w:tc>
-        <w:tc>
-          <w:tcPr>
-            <w:tcW w:type="dxa" w:w="3213"/>
-            <w:vAlign w:val="center"/>
-            <w:shd w:fill="FFFFFF"/>
-            <w:tcBorders>
-              <w:top w:val="single" w:sz="4" w:color="D1D5DB"/>
-              <w:left w:val="single" w:sz="4" w:color="D1D5DB"/>
-              <w:bottom w:val="single" w:sz="4" w:color="D1D5DB"/>
-              <w:right w:val="single" w:sz="4" w:color="D1D5DB"/>
-            </w:tcBorders>
-          </w:tcPr>
-          <w:p>
-            <w:pPr>
-              <w:spacing w:after="0"/>
-            </w:pPr>
-            <w:r>
-              <w:rPr>
-                <w:rFonts w:ascii="Aptos" w:hAnsi="Aptos" w:eastAsia="Aptos"/>
-                <w:b w:val="0"/>
-                <w:color w:val="1F2937"/>
-                <w:sz w:val="16"/>
-              </w:rPr>
-              <w:t>Bilgi toplama formu, akran kontrolü, süreç gözlemi</w:t>
+              <w:t>20 dakika; öğretmen uygun görürse uygulanır.</w:t>
             </w:r>
           </w:p>
         </w:tc>
@@ -7594,434 +1773,9 @@
           <w:color w:val="EA580C"/>
           <w:sz w:val="24"/>
         </w:rPr>
-        <w:t>8.2. Ağırlık tablosu</w:t>
+        <w:t>Farklılaştırma</w:t>
       </w:r>
     </w:p>
-    <w:tbl>
-      <w:tblPr>
-        <w:tblW w:type="auto" w:w="0"/>
-        <w:tblLook w:firstColumn="1" w:firstRow="1" w:lastColumn="0" w:lastRow="0" w:noHBand="0" w:noVBand="1" w:val="04A0"/>
-      </w:tblPr>
-      <w:tblGrid>
-        <w:gridCol w:w="4819"/>
-        <w:gridCol w:w="4819"/>
-      </w:tblGrid>
-      <w:tr>
-        <w:trPr>
-          <w:cantSplit/>
-          <w:tblHeader w:val="true"/>
-        </w:trPr>
-        <w:tc>
-          <w:tcPr>
-            <w:tcW w:type="dxa" w:w="4819"/>
-            <w:vAlign w:val="center"/>
-            <w:shd w:fill="C2410C"/>
-            <w:tcBorders>
-              <w:top w:val="single" w:sz="4" w:color="D1D5DB"/>
-              <w:left w:val="single" w:sz="4" w:color="D1D5DB"/>
-              <w:bottom w:val="single" w:sz="4" w:color="D1D5DB"/>
-              <w:right w:val="single" w:sz="4" w:color="D1D5DB"/>
-            </w:tcBorders>
-          </w:tcPr>
-          <w:p>
-            <w:pPr>
-              <w:spacing w:after="0"/>
-            </w:pPr>
-            <w:r>
-              <w:rPr>
-                <w:rFonts w:ascii="Aptos" w:hAnsi="Aptos" w:eastAsia="Aptos"/>
-                <w:b/>
-                <w:color w:val="FFFFFF"/>
-                <w:sz w:val="16"/>
-              </w:rPr>
-              <w:t>Değerlendirme aracı</w:t>
-            </w:r>
-          </w:p>
-        </w:tc>
-        <w:tc>
-          <w:tcPr>
-            <w:tcW w:type="dxa" w:w="4819"/>
-            <w:vAlign w:val="center"/>
-            <w:shd w:fill="C2410C"/>
-            <w:tcBorders>
-              <w:top w:val="single" w:sz="4" w:color="D1D5DB"/>
-              <w:left w:val="single" w:sz="4" w:color="D1D5DB"/>
-              <w:bottom w:val="single" w:sz="4" w:color="D1D5DB"/>
-              <w:right w:val="single" w:sz="4" w:color="D1D5DB"/>
-            </w:tcBorders>
-          </w:tcPr>
-          <w:p>
-            <w:pPr>
-              <w:spacing w:after="0"/>
-            </w:pPr>
-            <w:r>
-              <w:rPr>
-                <w:rFonts w:ascii="Aptos" w:hAnsi="Aptos" w:eastAsia="Aptos"/>
-                <w:b/>
-                <w:color w:val="FFFFFF"/>
-                <w:sz w:val="16"/>
-              </w:rPr>
-              <w:t>Ağırlık</w:t>
-            </w:r>
-          </w:p>
-        </w:tc>
-      </w:tr>
-      <w:tr>
-        <w:trPr>
-          <w:cantSplit/>
-        </w:trPr>
-        <w:tc>
-          <w:tcPr>
-            <w:tcW w:type="dxa" w:w="4819"/>
-            <w:vAlign w:val="center"/>
-            <w:shd w:fill="FFFFFF"/>
-            <w:tcBorders>
-              <w:top w:val="single" w:sz="4" w:color="D1D5DB"/>
-              <w:left w:val="single" w:sz="4" w:color="D1D5DB"/>
-              <w:bottom w:val="single" w:sz="4" w:color="D1D5DB"/>
-              <w:right w:val="single" w:sz="4" w:color="D1D5DB"/>
-            </w:tcBorders>
-          </w:tcPr>
-          <w:p>
-            <w:pPr>
-              <w:spacing w:after="0"/>
-            </w:pPr>
-            <w:r>
-              <w:rPr>
-                <w:rFonts w:ascii="Aptos" w:hAnsi="Aptos" w:eastAsia="Aptos"/>
-                <w:b w:val="0"/>
-                <w:color w:val="1F2937"/>
-                <w:sz w:val="16"/>
-              </w:rPr>
-              <w:t>Süreç gözlem</w:t>
-            </w:r>
-          </w:p>
-        </w:tc>
-        <w:tc>
-          <w:tcPr>
-            <w:tcW w:type="dxa" w:w="4819"/>
-            <w:vAlign w:val="center"/>
-            <w:shd w:fill="FFFFFF"/>
-            <w:tcBorders>
-              <w:top w:val="single" w:sz="4" w:color="D1D5DB"/>
-              <w:left w:val="single" w:sz="4" w:color="D1D5DB"/>
-              <w:bottom w:val="single" w:sz="4" w:color="D1D5DB"/>
-              <w:right w:val="single" w:sz="4" w:color="D1D5DB"/>
-            </w:tcBorders>
-          </w:tcPr>
-          <w:p>
-            <w:pPr>
-              <w:spacing w:after="0"/>
-            </w:pPr>
-            <w:r>
-              <w:rPr>
-                <w:rFonts w:ascii="Aptos" w:hAnsi="Aptos" w:eastAsia="Aptos"/>
-                <w:b w:val="0"/>
-                <w:color w:val="1F2937"/>
-                <w:sz w:val="16"/>
-              </w:rPr>
-              <w:t>%20</w:t>
-            </w:r>
-          </w:p>
-        </w:tc>
-      </w:tr>
-      <w:tr>
-        <w:trPr>
-          <w:cantSplit/>
-        </w:trPr>
-        <w:tc>
-          <w:tcPr>
-            <w:tcW w:type="dxa" w:w="4819"/>
-            <w:vAlign w:val="center"/>
-            <w:shd w:fill="FFF8F3"/>
-            <w:tcBorders>
-              <w:top w:val="single" w:sz="4" w:color="D1D5DB"/>
-              <w:left w:val="single" w:sz="4" w:color="D1D5DB"/>
-              <w:bottom w:val="single" w:sz="4" w:color="D1D5DB"/>
-              <w:right w:val="single" w:sz="4" w:color="D1D5DB"/>
-            </w:tcBorders>
-          </w:tcPr>
-          <w:p>
-            <w:pPr>
-              <w:spacing w:after="0"/>
-            </w:pPr>
-            <w:r>
-              <w:rPr>
-                <w:rFonts w:ascii="Aptos" w:hAnsi="Aptos" w:eastAsia="Aptos"/>
-                <w:b w:val="0"/>
-                <w:color w:val="1F2937"/>
-                <w:sz w:val="16"/>
-              </w:rPr>
-              <w:t>Ürün rubrikleri</w:t>
-            </w:r>
-          </w:p>
-        </w:tc>
-        <w:tc>
-          <w:tcPr>
-            <w:tcW w:type="dxa" w:w="4819"/>
-            <w:vAlign w:val="center"/>
-            <w:shd w:fill="FFF8F3"/>
-            <w:tcBorders>
-              <w:top w:val="single" w:sz="4" w:color="D1D5DB"/>
-              <w:left w:val="single" w:sz="4" w:color="D1D5DB"/>
-              <w:bottom w:val="single" w:sz="4" w:color="D1D5DB"/>
-              <w:right w:val="single" w:sz="4" w:color="D1D5DB"/>
-            </w:tcBorders>
-          </w:tcPr>
-          <w:p>
-            <w:pPr>
-              <w:spacing w:after="0"/>
-            </w:pPr>
-            <w:r>
-              <w:rPr>
-                <w:rFonts w:ascii="Aptos" w:hAnsi="Aptos" w:eastAsia="Aptos"/>
-                <w:b w:val="0"/>
-                <w:color w:val="1F2937"/>
-                <w:sz w:val="16"/>
-              </w:rPr>
-              <w:t>%25</w:t>
-            </w:r>
-          </w:p>
-        </w:tc>
-      </w:tr>
-      <w:tr>
-        <w:trPr>
-          <w:cantSplit/>
-        </w:trPr>
-        <w:tc>
-          <w:tcPr>
-            <w:tcW w:type="dxa" w:w="4819"/>
-            <w:vAlign w:val="center"/>
-            <w:shd w:fill="FFFFFF"/>
-            <w:tcBorders>
-              <w:top w:val="single" w:sz="4" w:color="D1D5DB"/>
-              <w:left w:val="single" w:sz="4" w:color="D1D5DB"/>
-              <w:bottom w:val="single" w:sz="4" w:color="D1D5DB"/>
-              <w:right w:val="single" w:sz="4" w:color="D1D5DB"/>
-            </w:tcBorders>
-          </w:tcPr>
-          <w:p>
-            <w:pPr>
-              <w:spacing w:after="0"/>
-            </w:pPr>
-            <w:r>
-              <w:rPr>
-                <w:rFonts w:ascii="Aptos" w:hAnsi="Aptos" w:eastAsia="Aptos"/>
-                <w:b w:val="0"/>
-                <w:color w:val="1F2937"/>
-                <w:sz w:val="16"/>
-              </w:rPr>
-              <w:t>Akran değerlendirme</w:t>
-            </w:r>
-          </w:p>
-        </w:tc>
-        <w:tc>
-          <w:tcPr>
-            <w:tcW w:type="dxa" w:w="4819"/>
-            <w:vAlign w:val="center"/>
-            <w:shd w:fill="FFFFFF"/>
-            <w:tcBorders>
-              <w:top w:val="single" w:sz="4" w:color="D1D5DB"/>
-              <w:left w:val="single" w:sz="4" w:color="D1D5DB"/>
-              <w:bottom w:val="single" w:sz="4" w:color="D1D5DB"/>
-              <w:right w:val="single" w:sz="4" w:color="D1D5DB"/>
-            </w:tcBorders>
-          </w:tcPr>
-          <w:p>
-            <w:pPr>
-              <w:spacing w:after="0"/>
-            </w:pPr>
-            <w:r>
-              <w:rPr>
-                <w:rFonts w:ascii="Aptos" w:hAnsi="Aptos" w:eastAsia="Aptos"/>
-                <w:b w:val="0"/>
-                <w:color w:val="1F2937"/>
-                <w:sz w:val="16"/>
-              </w:rPr>
-              <w:t>%10</w:t>
-            </w:r>
-          </w:p>
-        </w:tc>
-      </w:tr>
-      <w:tr>
-        <w:trPr>
-          <w:cantSplit/>
-        </w:trPr>
-        <w:tc>
-          <w:tcPr>
-            <w:tcW w:type="dxa" w:w="4819"/>
-            <w:vAlign w:val="center"/>
-            <w:shd w:fill="FFF8F3"/>
-            <w:tcBorders>
-              <w:top w:val="single" w:sz="4" w:color="D1D5DB"/>
-              <w:left w:val="single" w:sz="4" w:color="D1D5DB"/>
-              <w:bottom w:val="single" w:sz="4" w:color="D1D5DB"/>
-              <w:right w:val="single" w:sz="4" w:color="D1D5DB"/>
-            </w:tcBorders>
-          </w:tcPr>
-          <w:p>
-            <w:pPr>
-              <w:spacing w:after="0"/>
-            </w:pPr>
-            <w:r>
-              <w:rPr>
-                <w:rFonts w:ascii="Aptos" w:hAnsi="Aptos" w:eastAsia="Aptos"/>
-                <w:b w:val="0"/>
-                <w:color w:val="1F2937"/>
-                <w:sz w:val="16"/>
-              </w:rPr>
-              <w:t>Öz değerlendirme</w:t>
-            </w:r>
-          </w:p>
-        </w:tc>
-        <w:tc>
-          <w:tcPr>
-            <w:tcW w:type="dxa" w:w="4819"/>
-            <w:vAlign w:val="center"/>
-            <w:shd w:fill="FFF8F3"/>
-            <w:tcBorders>
-              <w:top w:val="single" w:sz="4" w:color="D1D5DB"/>
-              <w:left w:val="single" w:sz="4" w:color="D1D5DB"/>
-              <w:bottom w:val="single" w:sz="4" w:color="D1D5DB"/>
-              <w:right w:val="single" w:sz="4" w:color="D1D5DB"/>
-            </w:tcBorders>
-          </w:tcPr>
-          <w:p>
-            <w:pPr>
-              <w:spacing w:after="0"/>
-            </w:pPr>
-            <w:r>
-              <w:rPr>
-                <w:rFonts w:ascii="Aptos" w:hAnsi="Aptos" w:eastAsia="Aptos"/>
-                <w:b w:val="0"/>
-                <w:color w:val="1F2937"/>
-                <w:sz w:val="16"/>
-              </w:rPr>
-              <w:t>%10</w:t>
-            </w:r>
-          </w:p>
-        </w:tc>
-      </w:tr>
-      <w:tr>
-        <w:trPr>
-          <w:cantSplit/>
-        </w:trPr>
-        <w:tc>
-          <w:tcPr>
-            <w:tcW w:type="dxa" w:w="4819"/>
-            <w:vAlign w:val="center"/>
-            <w:shd w:fill="FFFFFF"/>
-            <w:tcBorders>
-              <w:top w:val="single" w:sz="4" w:color="D1D5DB"/>
-              <w:left w:val="single" w:sz="4" w:color="D1D5DB"/>
-              <w:bottom w:val="single" w:sz="4" w:color="D1D5DB"/>
-              <w:right w:val="single" w:sz="4" w:color="D1D5DB"/>
-            </w:tcBorders>
-          </w:tcPr>
-          <w:p>
-            <w:pPr>
-              <w:spacing w:after="0"/>
-            </w:pPr>
-            <w:r>
-              <w:rPr>
-                <w:rFonts w:ascii="Aptos" w:hAnsi="Aptos" w:eastAsia="Aptos"/>
-                <w:b w:val="0"/>
-                <w:color w:val="1F2937"/>
-                <w:sz w:val="16"/>
-              </w:rPr>
-              <w:t>Ünite sonu sınavı</w:t>
-            </w:r>
-          </w:p>
-        </w:tc>
-        <w:tc>
-          <w:tcPr>
-            <w:tcW w:type="dxa" w:w="4819"/>
-            <w:vAlign w:val="center"/>
-            <w:shd w:fill="FFFFFF"/>
-            <w:tcBorders>
-              <w:top w:val="single" w:sz="4" w:color="D1D5DB"/>
-              <w:left w:val="single" w:sz="4" w:color="D1D5DB"/>
-              <w:bottom w:val="single" w:sz="4" w:color="D1D5DB"/>
-              <w:right w:val="single" w:sz="4" w:color="D1D5DB"/>
-            </w:tcBorders>
-          </w:tcPr>
-          <w:p>
-            <w:pPr>
-              <w:spacing w:after="0"/>
-            </w:pPr>
-            <w:r>
-              <w:rPr>
-                <w:rFonts w:ascii="Aptos" w:hAnsi="Aptos" w:eastAsia="Aptos"/>
-                <w:b w:val="0"/>
-                <w:color w:val="1F2937"/>
-                <w:sz w:val="16"/>
-              </w:rPr>
-              <w:t>%20</w:t>
-            </w:r>
-          </w:p>
-        </w:tc>
-      </w:tr>
-      <w:tr>
-        <w:trPr>
-          <w:cantSplit/>
-        </w:trPr>
-        <w:tc>
-          <w:tcPr>
-            <w:tcW w:type="dxa" w:w="4819"/>
-            <w:vAlign w:val="center"/>
-            <w:shd w:fill="FFF8F3"/>
-            <w:tcBorders>
-              <w:top w:val="single" w:sz="4" w:color="D1D5DB"/>
-              <w:left w:val="single" w:sz="4" w:color="D1D5DB"/>
-              <w:bottom w:val="single" w:sz="4" w:color="D1D5DB"/>
-              <w:right w:val="single" w:sz="4" w:color="D1D5DB"/>
-            </w:tcBorders>
-          </w:tcPr>
-          <w:p>
-            <w:pPr>
-              <w:spacing w:after="0"/>
-            </w:pPr>
-            <w:r>
-              <w:rPr>
-                <w:rFonts w:ascii="Aptos" w:hAnsi="Aptos" w:eastAsia="Aptos"/>
-                <w:b w:val="0"/>
-                <w:color w:val="1F2937"/>
-                <w:sz w:val="16"/>
-              </w:rPr>
-              <w:t>Sunum/proje</w:t>
-            </w:r>
-          </w:p>
-        </w:tc>
-        <w:tc>
-          <w:tcPr>
-            <w:tcW w:type="dxa" w:w="4819"/>
-            <w:vAlign w:val="center"/>
-            <w:shd w:fill="FFF8F3"/>
-            <w:tcBorders>
-              <w:top w:val="single" w:sz="4" w:color="D1D5DB"/>
-              <w:left w:val="single" w:sz="4" w:color="D1D5DB"/>
-              <w:bottom w:val="single" w:sz="4" w:color="D1D5DB"/>
-              <w:right w:val="single" w:sz="4" w:color="D1D5DB"/>
-            </w:tcBorders>
-          </w:tcPr>
-          <w:p>
-            <w:pPr>
-              <w:spacing w:after="0"/>
-            </w:pPr>
-            <w:r>
-              <w:rPr>
-                <w:rFonts w:ascii="Aptos" w:hAnsi="Aptos" w:eastAsia="Aptos"/>
-                <w:b w:val="0"/>
-                <w:color w:val="1F2937"/>
-                <w:sz w:val="16"/>
-              </w:rPr>
-              <w:t>%15</w:t>
-            </w:r>
-          </w:p>
-        </w:tc>
-      </w:tr>
-    </w:tbl>
-    <w:p/>
     <w:p>
       <w:r>
         <w:rPr>
@@ -8030,7 +1784,18 @@
           <w:color w:val="1F2937"/>
           <w:sz w:val="20"/>
         </w:rPr>
-        <w:t>Rubriklerde problem çözme, tasarımın özgün katkısı, uygulanabilirlik, kaynak doğrulama, etik yaklaşım ve sunum açıklığı değerlendirilir. Öğrencinin çizim yeteneği veya teknik araçlara erişimi tek başına başarı ölçütü değildir.</w:t>
+        <w:t>**Destekleme:** Hazır problem cümlesi kökleri, üç kavramlık mini kart ve akranla sözlü prova kullanılır.</w:t>
+      </w:r>
+    </w:p>
+    <w:p>
+      <w:r>
+        <w:rPr>
+          <w:rFonts w:ascii="Aptos" w:hAnsi="Aptos" w:eastAsia="Aptos"/>
+          <w:b w:val="0"/>
+          <w:color w:val="1F2937"/>
+          <w:sz w:val="20"/>
+        </w:rPr>
+        <w:t>**Zenginleştirme:** Öğrenci aynı fikrin çevresel etkisini ya da bir resmî kurum kaynağını ek kanıtla inceler.</w:t>
       </w:r>
     </w:p>
     <w:p>
@@ -8044,18 +1809,7 @@
           <w:color w:val="EA580C"/>
           <w:sz w:val="24"/>
         </w:rPr>
-        <w:t>8.3. Kazanım düzeyi karnesi</w:t>
-      </w:r>
-    </w:p>
-    <w:p>
-      <w:r>
-        <w:rPr>
-          <w:rFonts w:ascii="Aptos" w:hAnsi="Aptos" w:eastAsia="Aptos"/>
-          <w:b w:val="0"/>
-          <w:color w:val="1F2937"/>
-          <w:sz w:val="20"/>
-        </w:rPr>
-        <w:t>Her öğrenci için üç öğrenme çıktısı ayrı ayrı aşağıdaki düzeylerle raporlanır:</w:t>
+        <w:t>Öğretmen kontrolü</w:t>
       </w:r>
     </w:p>
     <w:p>
@@ -8069,7 +1823,7 @@
           <w:color w:val="1F2937"/>
           <w:sz w:val="20"/>
         </w:rPr>
-        <w:t>**Üstün:** Kanıtı güçlü, gerekçesi açık, çözümünü ve kaynak seçimini bağımsız geliştirebiliyor.</w:t>
+        <w:t>Öğrenci "ne yaptım?" kadar "hangi kanıtla düşündüm?" sorusuna da cevap veriyor mu?</w:t>
       </w:r>
     </w:p>
     <w:p>
@@ -8083,7 +1837,7 @@
           <w:color w:val="1F2937"/>
           <w:sz w:val="20"/>
         </w:rPr>
-        <w:t>**Yeterli:** Beklenen kavram, taslak ve kaynak doğrulama adımlarını uygun destekle gerçekleştirebiliyor.</w:t>
+        <w:t>Eskizde kullanıcı, işleyiş ve en az bir geliştirme yönü görünür mü?</w:t>
       </w:r>
     </w:p>
     <w:p>
@@ -8097,32 +1851,7 @@
           <w:color w:val="1F2937"/>
           <w:sz w:val="20"/>
         </w:rPr>
-        <w:t>**Gelişiyor:** Kanıt, gerekçe, taslak işleyişi veya kaynak kaydında kısmi destek gerekiyor.</w:t>
-      </w:r>
-    </w:p>
-    <w:p>
-      <w:pPr>
-        <w:pStyle w:val="ListBullet"/>
-      </w:pPr>
-      <w:r>
-        <w:rPr>
-          <w:rFonts w:ascii="Aptos" w:hAnsi="Aptos" w:eastAsia="Aptos"/>
-          <w:b w:val="0"/>
-          <w:color w:val="1F2937"/>
-          <w:sz w:val="20"/>
-        </w:rPr>
-        <w:t>**Destek gerekli:** Temel kavram, problem cümlesi, kaynak güvenilirliği veya süreç düzenleme için yapılandırılmış desteğe ihtiyaç duyuyor.</w:t>
-      </w:r>
-    </w:p>
-    <w:p>
-      <w:r>
-        <w:rPr>
-          <w:rFonts w:ascii="Aptos" w:hAnsi="Aptos" w:eastAsia="Aptos"/>
-          <w:b w:val="0"/>
-          <w:color w:val="1F2937"/>
-          <w:sz w:val="20"/>
-        </w:rPr>
-        <w:t>---</w:t>
+        <w:t>Dönüt, kişiyi değil ürünü ve kanıtı hedefliyor mu?</w:t>
       </w:r>
     </w:p>
     <w:p>
@@ -8136,7 +1865,7 @@
           <w:color w:val="EA580C"/>
           <w:sz w:val="24"/>
         </w:rPr>
-        <w:t>9. Öğretmen için yansıtma soruları</w:t>
+        <w:t>Ön değerlendirme cevap notu</w:t>
       </w:r>
     </w:p>
     <w:p>
@@ -8147,334 +1876,7 @@
           <w:color w:val="1F2937"/>
           <w:sz w:val="20"/>
         </w:rPr>
-        <w:t>Her ders sonunda kısa not alın:</w:t>
-      </w:r>
-    </w:p>
-    <w:p>
-      <w:pPr>
-        <w:pStyle w:val="ListBullet"/>
-      </w:pPr>
-      <w:r>
-        <w:rPr>
-          <w:rFonts w:ascii="Aptos" w:hAnsi="Aptos" w:eastAsia="Aptos"/>
-          <w:b w:val="0"/>
-          <w:color w:val="1F2937"/>
-          <w:sz w:val="20"/>
-        </w:rPr>
-        <w:t>Öğrenciler inovasyonu yalnızca “yeni teknoloji” olarak mı gördü, yoksa ihtiyaç ve fayda ile ilişkilendirebildi mi?</w:t>
-      </w:r>
-    </w:p>
-    <w:p>
-      <w:pPr>
-        <w:pStyle w:val="ListBullet"/>
-      </w:pPr>
-      <w:r>
-        <w:rPr>
-          <w:rFonts w:ascii="Aptos" w:hAnsi="Aptos" w:eastAsia="Aptos"/>
-          <w:b w:val="0"/>
-          <w:color w:val="1F2937"/>
-          <w:sz w:val="20"/>
-        </w:rPr>
-        <w:t>Kaynak doğrulama adımlarından hangisi en çok destek gerektirdi?</w:t>
-      </w:r>
-    </w:p>
-    <w:p>
-      <w:pPr>
-        <w:pStyle w:val="ListBullet"/>
-      </w:pPr>
-      <w:r>
-        <w:rPr>
-          <w:rFonts w:ascii="Aptos" w:hAnsi="Aptos" w:eastAsia="Aptos"/>
-          <w:b w:val="0"/>
-          <w:color w:val="1F2937"/>
-          <w:sz w:val="20"/>
-        </w:rPr>
-        <w:t>Öğrencilerin problem cümleleri kullanıcı ve ihtiyaç yönünden yeterince açık mıydı?</w:t>
-      </w:r>
-    </w:p>
-    <w:p>
-      <w:pPr>
-        <w:pStyle w:val="ListBullet"/>
-      </w:pPr>
-      <w:r>
-        <w:rPr>
-          <w:rFonts w:ascii="Aptos" w:hAnsi="Aptos" w:eastAsia="Aptos"/>
-          <w:b w:val="0"/>
-          <w:color w:val="1F2937"/>
-          <w:sz w:val="20"/>
-        </w:rPr>
-        <w:t>Akran dönütleri fikir sahibini geliştirecek kadar somut ve saygılı mıydı?</w:t>
-      </w:r>
-    </w:p>
-    <w:p>
-      <w:pPr>
-        <w:pStyle w:val="ListBullet"/>
-      </w:pPr>
-      <w:r>
-        <w:rPr>
-          <w:rFonts w:ascii="Aptos" w:hAnsi="Aptos" w:eastAsia="Aptos"/>
-          <w:b w:val="0"/>
-          <w:color w:val="1F2937"/>
-          <w:sz w:val="20"/>
-        </w:rPr>
-        <w:t>Sınıf–atölye rotasyonunda hangi materyal veya süre düzenlemesi bir sonraki uygulamada iyileştirilmeli?</w:t>
-      </w:r>
-    </w:p>
-    <w:p>
-      <w:pPr>
-        <w:shd w:fill="FFF7ED"/>
-      </w:pPr>
-      <w:r>
-        <w:rPr>
-          <w:rFonts w:ascii="Aptos" w:hAnsi="Aptos" w:eastAsia="Aptos"/>
-          <w:b w:val="0"/>
-          <w:color w:val="1F2937"/>
-          <w:sz w:val="20"/>
-        </w:rPr>
-        <w:t>Ayrıntılı öğretmen yansıtması ve ünite kapanış araçları `U1_MD_07_Ogretmen_Yansitma_ve_Kapanis.md` dosyasında hazırlanacaktır.</w:t>
-      </w:r>
-    </w:p>
-    <w:p>
-      <w:r>
-        <w:rPr>
-          <w:rFonts w:ascii="Aptos" w:hAnsi="Aptos" w:eastAsia="Aptos"/>
-          <w:b w:val="0"/>
-          <w:color w:val="1F2937"/>
-          <w:sz w:val="20"/>
-        </w:rPr>
-        <w:t>---</w:t>
-      </w:r>
-    </w:p>
-    <w:p>
-      <w:pPr>
-        <w:keepNext/>
-      </w:pPr>
-      <w:r>
-        <w:rPr>
-          <w:rFonts w:ascii="Aptos" w:hAnsi="Aptos" w:eastAsia="Aptos"/>
-          <w:b/>
-          <w:color w:val="EA580C"/>
-          <w:sz w:val="24"/>
-        </w:rPr>
-        <w:t>10. Ünite sonunda beklenen öğrenci profili</w:t>
-      </w:r>
-    </w:p>
-    <w:p>
-      <w:r>
-        <w:rPr>
-          <w:rFonts w:ascii="Aptos" w:hAnsi="Aptos" w:eastAsia="Aptos"/>
-          <w:b w:val="0"/>
-          <w:color w:val="1F2937"/>
-          <w:sz w:val="20"/>
-        </w:rPr>
-        <w:t>Bu üniteyi tamamlayan öğrenci:</w:t>
-      </w:r>
-    </w:p>
-    <w:p>
-      <w:pPr>
-        <w:pStyle w:val="ListBullet"/>
-      </w:pPr>
-      <w:r>
-        <w:rPr>
-          <w:rFonts w:ascii="Aptos" w:hAnsi="Aptos" w:eastAsia="Aptos"/>
-          <w:b w:val="0"/>
-          <w:color w:val="1F2937"/>
-          <w:sz w:val="20"/>
-        </w:rPr>
-        <w:t>İnovasyon ve AR-GE kavramlarını bir örnek, soru ve güvenilir kaynakla açıklayabilir.</w:t>
-      </w:r>
-    </w:p>
-    <w:p>
-      <w:pPr>
-        <w:pStyle w:val="ListBullet"/>
-      </w:pPr>
-      <w:r>
-        <w:rPr>
-          <w:rFonts w:ascii="Aptos" w:hAnsi="Aptos" w:eastAsia="Aptos"/>
-          <w:b w:val="0"/>
-          <w:color w:val="1F2937"/>
-          <w:sz w:val="20"/>
-        </w:rPr>
-        <w:t>Günlük hayattaki bir ihtiyacı kullanıcı ve bağlamıyla tanımlayabilir.</w:t>
-      </w:r>
-    </w:p>
-    <w:p>
-      <w:pPr>
-        <w:pStyle w:val="ListBullet"/>
-      </w:pPr>
-      <w:r>
-        <w:rPr>
-          <w:rFonts w:ascii="Aptos" w:hAnsi="Aptos" w:eastAsia="Aptos"/>
-          <w:b w:val="0"/>
-          <w:color w:val="1F2937"/>
-          <w:sz w:val="20"/>
-        </w:rPr>
-        <w:t>Mevcut çözümlerin avantaj ve sınırlılıklarını inceleyerek inovatif ürün fikri geliştirebilir.</w:t>
-      </w:r>
-    </w:p>
-    <w:p>
-      <w:pPr>
-        <w:pStyle w:val="ListBullet"/>
-      </w:pPr>
-      <w:r>
-        <w:rPr>
-          <w:rFonts w:ascii="Aptos" w:hAnsi="Aptos" w:eastAsia="Aptos"/>
-          <w:b w:val="0"/>
-          <w:color w:val="1F2937"/>
-          <w:sz w:val="20"/>
-        </w:rPr>
-        <w:t>Ürünün işleyişini, farkını ve faydasını etiketli eskizle gösterebilir.</w:t>
-      </w:r>
-    </w:p>
-    <w:p>
-      <w:pPr>
-        <w:pStyle w:val="ListBullet"/>
-      </w:pPr>
-      <w:r>
-        <w:rPr>
-          <w:rFonts w:ascii="Aptos" w:hAnsi="Aptos" w:eastAsia="Aptos"/>
-          <w:b w:val="0"/>
-          <w:color w:val="1F2937"/>
-          <w:sz w:val="20"/>
-        </w:rPr>
-        <w:t>Fikrî emeğe saygı, kaynak gösterme ve etik kullanım ilkelerini açıklayabilir.</w:t>
-      </w:r>
-    </w:p>
-    <w:p>
-      <w:pPr>
-        <w:pStyle w:val="ListBullet"/>
-      </w:pPr>
-      <w:r>
-        <w:rPr>
-          <w:rFonts w:ascii="Aptos" w:hAnsi="Aptos" w:eastAsia="Aptos"/>
-          <w:b w:val="0"/>
-          <w:color w:val="1F2937"/>
-          <w:sz w:val="20"/>
-        </w:rPr>
-        <w:t>Fikrî ve sınai mülkiyet hakkında resmî kaynaklardan bilgi toplar, doğrular ve kaynak kaydı tutar.</w:t>
-      </w:r>
-    </w:p>
-    <w:p>
-      <w:pPr>
-        <w:pStyle w:val="ListBullet"/>
-      </w:pPr>
-      <w:r>
-        <w:rPr>
-          <w:rFonts w:ascii="Aptos" w:hAnsi="Aptos" w:eastAsia="Aptos"/>
-          <w:b w:val="0"/>
-          <w:color w:val="1F2937"/>
-          <w:sz w:val="20"/>
-        </w:rPr>
-        <w:t>Ürün fikri için kesin hukukî karar vermeden, araştırmaya dayalı bir koruma yaklaşımını gerekçelendirebilir.</w:t>
-      </w:r>
-    </w:p>
-    <w:p>
-      <w:r>
-        <w:rPr>
-          <w:rFonts w:ascii="Aptos" w:hAnsi="Aptos" w:eastAsia="Aptos"/>
-          <w:b w:val="0"/>
-          <w:color w:val="1F2937"/>
-          <w:sz w:val="20"/>
-        </w:rPr>
-        <w:t>---</w:t>
-      </w:r>
-    </w:p>
-    <w:p>
-      <w:pPr>
-        <w:keepNext/>
-      </w:pPr>
-      <w:r>
-        <w:rPr>
-          <w:rFonts w:ascii="Aptos" w:hAnsi="Aptos" w:eastAsia="Aptos"/>
-          <w:b/>
-          <w:color w:val="EA580C"/>
-          <w:sz w:val="24"/>
-        </w:rPr>
-        <w:t>Plan doğrulama kaydı</w:t>
-      </w:r>
-    </w:p>
-    <w:p>
-      <w:pPr>
-        <w:pStyle w:val="ListBullet"/>
-      </w:pPr>
-      <w:r>
-        <w:rPr>
-          <w:rFonts w:ascii="Aptos" w:hAnsi="Aptos" w:eastAsia="Aptos"/>
-          <w:b w:val="0"/>
-          <w:color w:val="1F2937"/>
-          <w:sz w:val="20"/>
-        </w:rPr>
-        <w:t>Canlı MEB Unit 1 sayfasında 8 ders saati, üç öğrenme çıktısı ve süreç bileşenleri doğrulandı.</w:t>
-      </w:r>
-    </w:p>
-    <w:p>
-      <w:pPr>
-        <w:pStyle w:val="ListBullet"/>
-      </w:pPr>
-      <w:r>
-        <w:rPr>
-          <w:rFonts w:ascii="Aptos" w:hAnsi="Aptos" w:eastAsia="Aptos"/>
-          <w:b w:val="0"/>
-          <w:color w:val="1F2937"/>
-          <w:sz w:val="20"/>
-        </w:rPr>
-        <w:t>Sekiz ders saatinin her biri 40 dakikadır: 5 + 5 + 20 + 5 + 5.</w:t>
-      </w:r>
-    </w:p>
-    <w:p>
-      <w:pPr>
-        <w:pStyle w:val="ListBullet"/>
-      </w:pPr>
-      <w:r>
-        <w:rPr>
-          <w:rFonts w:ascii="Aptos" w:hAnsi="Aptos" w:eastAsia="Aptos"/>
-          <w:b w:val="0"/>
-          <w:color w:val="1F2937"/>
-          <w:sz w:val="20"/>
-        </w:rPr>
-        <w:t>Her derste en az bir kavramsal, sosyal-duygusal, değer veya okuryazarlık bileşeni etkinlik içindeki karşılığıyla yazıldı.</w:t>
-      </w:r>
-    </w:p>
-    <w:p>
-      <w:pPr>
-        <w:pStyle w:val="ListBullet"/>
-      </w:pPr>
-      <w:r>
-        <w:rPr>
-          <w:rFonts w:ascii="Aptos" w:hAnsi="Aptos" w:eastAsia="Aptos"/>
-          <w:b w:val="0"/>
-          <w:color w:val="1F2937"/>
-          <w:sz w:val="20"/>
-        </w:rPr>
-        <w:t>Resmî uygulama önerilerindeki araştırma, kartopu tartışması, eskiz, güvenilir kurum kaynağı ve koruma dosyası akışa işlendi.</w:t>
-      </w:r>
-    </w:p>
-    <w:p>
-      <w:pPr>
-        <w:pStyle w:val="ListBullet"/>
-      </w:pPr>
-      <w:r>
-        <w:rPr>
-          <w:rFonts w:ascii="Aptos" w:hAnsi="Aptos" w:eastAsia="Aptos"/>
-          <w:b w:val="0"/>
-          <w:color w:val="1F2937"/>
-          <w:sz w:val="20"/>
-        </w:rPr>
-        <w:t>Öğrenci ürün fikrinin bireysel; araştırma, tartışma ve dönütün iş birlikli yürütülmesi planlandı.</w:t>
-      </w:r>
-    </w:p>
-    <w:p>
-      <w:pPr>
-        <w:pStyle w:val="ListBullet"/>
-      </w:pPr>
-      <w:r>
-        <w:rPr>
-          <w:rFonts w:ascii="Aptos" w:hAnsi="Aptos" w:eastAsia="Aptos"/>
-          <w:b w:val="0"/>
-          <w:color w:val="1F2937"/>
-          <w:sz w:val="20"/>
-        </w:rPr>
-        <w:t>PDF, sunum kimliği veya portal bağlantısı üretilmedi; bunlar sonraki üretim dilimlerinin kapsamındadır.</w:t>
+        <w:t>Tanılama testinde doğru seçenekler sırasıyla: **1-B, 2-C, 3-B, 4-C, 5-A, 6-C, 7-B, 8-B.** Açık uçlu yanıtlarda tek doğru aranmaz; gerekçenin ihtiyaç, kanıt veya etikle bağ kurmasına bakılır.</w:t>
       </w:r>
     </w:p>
     <w:sectPr>
